--- a/docs/приложение 1 ТЗ.docx
+++ b/docs/приложение 1 ТЗ.docx
@@ -112,8 +112,30 @@
         <w:rPr>
           <w:rFonts w:ascii="Roboto" w:hAnsi="Roboto"/>
         </w:rPr>
-        <w:t>на разработку Telegram Mini App</w:t>
-      </w:r>
+        <w:t xml:space="preserve">на разработку </w:t>
+      </w:r>
+      <w:proofErr w:type="spellStart"/>
+      <w:r>
+        <w:rPr>
+          <w:rFonts w:ascii="Roboto" w:hAnsi="Roboto"/>
+        </w:rPr>
+        <w:t>Telegram</w:t>
+      </w:r>
+      <w:proofErr w:type="spellEnd"/>
+      <w:r>
+        <w:rPr>
+          <w:rFonts w:ascii="Roboto" w:hAnsi="Roboto"/>
+        </w:rPr>
+        <w:t xml:space="preserve"> Mini </w:t>
+      </w:r>
+      <w:proofErr w:type="spellStart"/>
+      <w:r>
+        <w:rPr>
+          <w:rFonts w:ascii="Roboto" w:hAnsi="Roboto"/>
+        </w:rPr>
+        <w:t>App</w:t>
+      </w:r>
+      <w:proofErr w:type="spellEnd"/>
     </w:p>
     <w:p>
       <w:pPr>
@@ -180,93 +202,155 @@
     </w:p>
     <w:p>
       <w:pPr>
-        <w:rPr>
-          <w:rFonts w:ascii="Roboto" w:hAnsi="Roboto"/>
-        </w:rPr>
-      </w:pPr>
-      <w:r>
-        <w:rPr>
-          <w:rFonts w:ascii="Roboto" w:hAnsi="Roboto"/>
-        </w:rPr>
-        <w:t xml:space="preserve"> 1.1. Наименование проекта</w:t>
-      </w:r>
-    </w:p>
-    <w:p>
-      <w:pPr>
-        <w:rPr>
-          <w:rFonts w:ascii="Roboto" w:hAnsi="Roboto"/>
-        </w:rPr>
-      </w:pPr>
-      <w:r>
-        <w:rPr>
-          <w:rFonts w:ascii="Roboto" w:hAnsi="Roboto"/>
-        </w:rPr>
-        <w:t>Telegram Mini App «Бирка» — веб-приложение для автоматизации фулфилмент-операций</w:t>
-      </w:r>
-    </w:p>
-    <w:p>
-      <w:pPr>
-        <w:rPr>
-          <w:rFonts w:ascii="Roboto" w:hAnsi="Roboto"/>
-        </w:rPr>
-      </w:pPr>
-      <w:r>
-        <w:rPr>
-          <w:rFonts w:ascii="Roboto" w:hAnsi="Roboto"/>
-        </w:rPr>
-        <w:t xml:space="preserve"> 1.2. Краткое описание</w:t>
-      </w:r>
-    </w:p>
-    <w:p>
-      <w:pPr>
-        <w:rPr>
-          <w:rFonts w:ascii="Roboto" w:hAnsi="Roboto"/>
-        </w:rPr>
-      </w:pPr>
-      <w:r>
-        <w:rPr>
-          <w:rFonts w:ascii="Roboto" w:hAnsi="Roboto"/>
-        </w:rPr>
-        <w:t>Telegram Mini App для фулфилмент-компании, позволяющее клиентам отслеживать статусы заказов, остатки товаров и просматривать фотографии браков, а сотрудникам склада — вести приёмку, упаковку и отгрузку товаров. Интегрированный AI-бот для ответов на вопросы клиентов.</w:t>
-      </w:r>
-    </w:p>
-    <w:p>
-      <w:pPr>
-        <w:rPr>
-          <w:rFonts w:ascii="Roboto" w:hAnsi="Roboto"/>
-        </w:rPr>
-      </w:pPr>
-      <w:r>
-        <w:rPr>
-          <w:rFonts w:ascii="Roboto" w:hAnsi="Roboto"/>
-        </w:rPr>
-        <w:t xml:space="preserve"> 1.3. Назначение разработки</w:t>
-      </w:r>
-    </w:p>
-    <w:p>
-      <w:pPr>
-        <w:rPr>
-          <w:rFonts w:ascii="Roboto" w:hAnsi="Roboto"/>
-        </w:rPr>
-      </w:pPr>
-      <w:r>
-        <w:rPr>
-          <w:rFonts w:ascii="Roboto" w:hAnsi="Roboto"/>
-        </w:rPr>
-        <w:t>Автоматизация бизнес-процессов фулфилмент-склада: учёт товаров, управление заказами, контроль качества, коммуникация с клиентами через Telegram.</w:t>
-      </w:r>
-    </w:p>
-    <w:p>
-      <w:pPr>
-        <w:rPr>
-          <w:rFonts w:ascii="Roboto" w:hAnsi="Roboto"/>
-        </w:rPr>
-      </w:pPr>
-      <w:r>
-        <w:rPr>
-          <w:rFonts w:ascii="Roboto" w:hAnsi="Roboto"/>
-        </w:rPr>
-        <w:t xml:space="preserve"> 1.4. Цели проекта</w:t>
+        <w:jc w:val="center"/>
+        <w:rPr>
+          <w:rFonts w:ascii="Roboto" w:hAnsi="Roboto"/>
+        </w:rPr>
+      </w:pPr>
+      <w:r>
+        <w:rPr>
+          <w:rFonts w:ascii="Roboto" w:hAnsi="Roboto"/>
+        </w:rPr>
+        <w:t>1.1. Наименование проекта</w:t>
+      </w:r>
+    </w:p>
+    <w:p>
+      <w:pPr>
+        <w:rPr>
+          <w:rFonts w:ascii="Roboto" w:hAnsi="Roboto"/>
+        </w:rPr>
+      </w:pPr>
+      <w:proofErr w:type="spellStart"/>
+      <w:r>
+        <w:rPr>
+          <w:rFonts w:ascii="Roboto" w:hAnsi="Roboto"/>
+        </w:rPr>
+        <w:t>Telegram</w:t>
+      </w:r>
+      <w:proofErr w:type="spellEnd"/>
+      <w:r>
+        <w:rPr>
+          <w:rFonts w:ascii="Roboto" w:hAnsi="Roboto"/>
+        </w:rPr>
+        <w:t xml:space="preserve"> Mini </w:t>
+      </w:r>
+      <w:proofErr w:type="spellStart"/>
+      <w:r>
+        <w:rPr>
+          <w:rFonts w:ascii="Roboto" w:hAnsi="Roboto"/>
+        </w:rPr>
+        <w:t>App</w:t>
+      </w:r>
+      <w:proofErr w:type="spellEnd"/>
+      <w:r>
+        <w:rPr>
+          <w:rFonts w:ascii="Roboto" w:hAnsi="Roboto"/>
+        </w:rPr>
+        <w:t xml:space="preserve"> «Бирка» — веб-приложение для автоматизации фулфилмент-операций</w:t>
+      </w:r>
+    </w:p>
+    <w:p>
+      <w:pPr>
+        <w:jc w:val="center"/>
+        <w:rPr>
+          <w:rFonts w:ascii="Roboto" w:hAnsi="Roboto"/>
+        </w:rPr>
+      </w:pPr>
+      <w:r>
+        <w:rPr>
+          <w:rFonts w:ascii="Roboto" w:hAnsi="Roboto"/>
+        </w:rPr>
+        <w:t>1.2. Краткое описание</w:t>
+      </w:r>
+    </w:p>
+    <w:p>
+      <w:pPr>
+        <w:rPr>
+          <w:rFonts w:ascii="Roboto" w:hAnsi="Roboto"/>
+        </w:rPr>
+      </w:pPr>
+      <w:proofErr w:type="spellStart"/>
+      <w:r>
+        <w:rPr>
+          <w:rFonts w:ascii="Roboto" w:hAnsi="Roboto"/>
+        </w:rPr>
+        <w:t>Telegram</w:t>
+      </w:r>
+      <w:proofErr w:type="spellEnd"/>
+      <w:r>
+        <w:rPr>
+          <w:rFonts w:ascii="Roboto" w:hAnsi="Roboto"/>
+        </w:rPr>
+        <w:t xml:space="preserve"> Mini </w:t>
+      </w:r>
+      <w:proofErr w:type="spellStart"/>
+      <w:r>
+        <w:rPr>
+          <w:rFonts w:ascii="Roboto" w:hAnsi="Roboto"/>
+        </w:rPr>
+        <w:t>App</w:t>
+      </w:r>
+      <w:proofErr w:type="spellEnd"/>
+      <w:r>
+        <w:rPr>
+          <w:rFonts w:ascii="Roboto" w:hAnsi="Roboto"/>
+        </w:rPr>
+        <w:t xml:space="preserve"> для фулфилмент-компании, позволяющее клиентам отслеживать статусы заказов, остатки товаров и просматривать фотографии браков, а сотрудникам склада — вести приёмку, упаковку и отгрузку товаров. Интегрированный AI-бот для ответов на вопросы клиентов.</w:t>
+      </w:r>
+    </w:p>
+    <w:p>
+      <w:pPr>
+        <w:jc w:val="center"/>
+        <w:rPr>
+          <w:rFonts w:ascii="Roboto" w:hAnsi="Roboto"/>
+        </w:rPr>
+      </w:pPr>
+      <w:r>
+        <w:rPr>
+          <w:rFonts w:ascii="Roboto" w:hAnsi="Roboto"/>
+        </w:rPr>
+        <w:t>1.3. Назначение разработки</w:t>
+      </w:r>
+    </w:p>
+    <w:p>
+      <w:pPr>
+        <w:rPr>
+          <w:rFonts w:ascii="Roboto" w:hAnsi="Roboto"/>
+        </w:rPr>
+      </w:pPr>
+      <w:r>
+        <w:rPr>
+          <w:rFonts w:ascii="Roboto" w:hAnsi="Roboto"/>
+        </w:rPr>
+        <w:t xml:space="preserve">Автоматизация бизнес-процессов фулфилмент-склада: учёт товаров, управление заказами, контроль качества, коммуникация с клиентами через </w:t>
+      </w:r>
+      <w:proofErr w:type="spellStart"/>
+      <w:r>
+        <w:rPr>
+          <w:rFonts w:ascii="Roboto" w:hAnsi="Roboto"/>
+        </w:rPr>
+        <w:t>Telegram</w:t>
+      </w:r>
+      <w:proofErr w:type="spellEnd"/>
+      <w:r>
+        <w:rPr>
+          <w:rFonts w:ascii="Roboto" w:hAnsi="Roboto"/>
+        </w:rPr>
+        <w:t>.</w:t>
+      </w:r>
+    </w:p>
+    <w:p>
+      <w:pPr>
+        <w:jc w:val="center"/>
+        <w:rPr>
+          <w:rFonts w:ascii="Roboto" w:hAnsi="Roboto"/>
+        </w:rPr>
+      </w:pPr>
+      <w:r>
+        <w:rPr>
+          <w:rFonts w:ascii="Roboto" w:hAnsi="Roboto"/>
+        </w:rPr>
+        <w:t>1.4. Цели проекта</w:t>
       </w:r>
     </w:p>
     <w:p>
@@ -337,15 +421,16 @@
     </w:p>
     <w:p>
       <w:pPr>
-        <w:rPr>
-          <w:rFonts w:ascii="Roboto" w:hAnsi="Roboto"/>
-        </w:rPr>
-      </w:pPr>
-      <w:r>
-        <w:rPr>
-          <w:rFonts w:ascii="Roboto" w:hAnsi="Roboto"/>
-        </w:rPr>
-        <w:t xml:space="preserve"> 2.1. Основные функции</w:t>
+        <w:jc w:val="center"/>
+        <w:rPr>
+          <w:rFonts w:ascii="Roboto" w:hAnsi="Roboto"/>
+        </w:rPr>
+      </w:pPr>
+      <w:r>
+        <w:rPr>
+          <w:rFonts w:ascii="Roboto" w:hAnsi="Roboto"/>
+        </w:rPr>
+        <w:t>2.1. Основные функции</w:t>
       </w:r>
     </w:p>
     <w:p>
@@ -363,8 +448,16 @@
         <w:rPr>
           <w:rFonts w:ascii="Roboto" w:hAnsi="Roboto"/>
         </w:rPr>
-        <w:t>Авторизация через Telegram</w:t>
-      </w:r>
+        <w:t xml:space="preserve">Авторизация через </w:t>
+      </w:r>
+      <w:proofErr w:type="spellStart"/>
+      <w:r>
+        <w:rPr>
+          <w:rFonts w:ascii="Roboto" w:hAnsi="Roboto"/>
+        </w:rPr>
+        <w:t>Telegram</w:t>
+      </w:r>
+      <w:proofErr w:type="spellEnd"/>
     </w:p>
     <w:p>
       <w:pPr>
@@ -507,15 +600,16 @@
     </w:p>
     <w:p>
       <w:pPr>
-        <w:rPr>
-          <w:rFonts w:ascii="Roboto" w:hAnsi="Roboto"/>
-        </w:rPr>
-      </w:pPr>
-      <w:r>
-        <w:rPr>
-          <w:rFonts w:ascii="Roboto" w:hAnsi="Roboto"/>
-        </w:rPr>
-        <w:t xml:space="preserve"> 2.2. Пользовательские роли</w:t>
+        <w:jc w:val="center"/>
+        <w:rPr>
+          <w:rFonts w:ascii="Roboto" w:hAnsi="Roboto"/>
+        </w:rPr>
+      </w:pPr>
+      <w:r>
+        <w:rPr>
+          <w:rFonts w:ascii="Roboto" w:hAnsi="Roboto"/>
+        </w:rPr>
+        <w:t>2.2. Пользовательские роли</w:t>
       </w:r>
     </w:p>
     <w:p>
@@ -634,7 +728,3199 @@
         <w:rPr>
           <w:rFonts w:ascii="Roboto" w:hAnsi="Roboto"/>
         </w:rPr>
-        <w:t>2.3. Сценарии использования</w:t>
+        <w:t>2.3. Подробное ТЗ</w:t>
+      </w:r>
+    </w:p>
+    <w:p>
+      <w:pPr>
+        <w:rPr>
+          <w:rFonts w:ascii="Roboto" w:hAnsi="Roboto"/>
+        </w:rPr>
+      </w:pPr>
+    </w:p>
+    <w:p>
+      <w:pPr>
+        <w:rPr>
+          <w:rFonts w:ascii="Roboto" w:hAnsi="Roboto"/>
+        </w:rPr>
+      </w:pPr>
+      <w:r>
+        <w:rPr>
+          <w:rFonts w:ascii="Roboto" w:hAnsi="Roboto"/>
+        </w:rPr>
+        <w:t>Версия для клиентов:</w:t>
+      </w:r>
+    </w:p>
+    <w:p>
+      <w:pPr>
+        <w:rPr>
+          <w:rFonts w:ascii="Roboto" w:hAnsi="Roboto"/>
+        </w:rPr>
+      </w:pPr>
+      <w:r>
+        <w:rPr>
+          <w:rFonts w:ascii="Roboto" w:hAnsi="Roboto"/>
+        </w:rPr>
+        <w:t xml:space="preserve"> </w:t>
+      </w:r>
+    </w:p>
+    <w:p>
+      <w:pPr>
+        <w:rPr>
+          <w:rFonts w:ascii="Roboto" w:hAnsi="Roboto"/>
+        </w:rPr>
+      </w:pPr>
+      <w:proofErr w:type="spellStart"/>
+      <w:r>
+        <w:rPr>
+          <w:rFonts w:ascii="Roboto" w:hAnsi="Roboto"/>
+        </w:rPr>
+        <w:t>start</w:t>
+      </w:r>
+      <w:proofErr w:type="spellEnd"/>
+      <w:r>
+        <w:rPr>
+          <w:rFonts w:ascii="Roboto" w:hAnsi="Roboto"/>
+        </w:rPr>
+        <w:t xml:space="preserve"> / меню:</w:t>
+      </w:r>
+    </w:p>
+    <w:p>
+      <w:pPr>
+        <w:rPr>
+          <w:rFonts w:ascii="Roboto" w:hAnsi="Roboto"/>
+        </w:rPr>
+      </w:pPr>
+      <w:r>
+        <w:rPr>
+          <w:rFonts w:ascii="Roboto" w:hAnsi="Roboto"/>
+        </w:rPr>
+        <w:t xml:space="preserve"> </w:t>
+      </w:r>
+    </w:p>
+    <w:p>
+      <w:pPr>
+        <w:rPr>
+          <w:rFonts w:ascii="Roboto" w:hAnsi="Roboto"/>
+        </w:rPr>
+      </w:pPr>
+      <w:r>
+        <w:rPr>
+          <w:rFonts w:ascii="Roboto" w:hAnsi="Roboto"/>
+        </w:rPr>
+        <w:t>Моя компания (кнопка)</w:t>
+      </w:r>
+    </w:p>
+    <w:p>
+      <w:pPr>
+        <w:rPr>
+          <w:rFonts w:ascii="Roboto" w:hAnsi="Roboto"/>
+        </w:rPr>
+      </w:pPr>
+      <w:r>
+        <w:rPr>
+          <w:rFonts w:ascii="Roboto" w:hAnsi="Roboto"/>
+        </w:rPr>
+        <w:t>Мои товары (кнопка)</w:t>
+      </w:r>
+    </w:p>
+    <w:p>
+      <w:pPr>
+        <w:rPr>
+          <w:rFonts w:ascii="Roboto" w:hAnsi="Roboto"/>
+        </w:rPr>
+      </w:pPr>
+      <w:r>
+        <w:rPr>
+          <w:rFonts w:ascii="Roboto" w:hAnsi="Roboto"/>
+        </w:rPr>
+        <w:t>Заявка на поставку в ФФ Бирка (кнопка)</w:t>
+      </w:r>
+    </w:p>
+    <w:p>
+      <w:pPr>
+        <w:rPr>
+          <w:rFonts w:ascii="Roboto" w:hAnsi="Roboto"/>
+        </w:rPr>
+      </w:pPr>
+      <w:r>
+        <w:rPr>
+          <w:rFonts w:ascii="Roboto" w:hAnsi="Roboto"/>
+        </w:rPr>
+        <w:t xml:space="preserve">Заявка на отгрузку </w:t>
+      </w:r>
+    </w:p>
+    <w:p>
+      <w:pPr>
+        <w:rPr>
+          <w:rFonts w:ascii="Roboto" w:hAnsi="Roboto"/>
+        </w:rPr>
+      </w:pPr>
+      <w:r>
+        <w:rPr>
+          <w:rFonts w:ascii="Roboto" w:hAnsi="Roboto"/>
+        </w:rPr>
+        <w:t xml:space="preserve"> </w:t>
+      </w:r>
+    </w:p>
+    <w:p>
+      <w:pPr>
+        <w:rPr>
+          <w:rFonts w:ascii="Roboto" w:hAnsi="Roboto"/>
+        </w:rPr>
+      </w:pPr>
+      <w:r>
+        <w:rPr>
+          <w:rFonts w:ascii="Roboto" w:hAnsi="Roboto"/>
+        </w:rPr>
+        <w:t>1.    Моя компания (кнопка)</w:t>
+      </w:r>
+    </w:p>
+    <w:p>
+      <w:pPr>
+        <w:rPr>
+          <w:rFonts w:ascii="Roboto" w:hAnsi="Roboto"/>
+        </w:rPr>
+      </w:pPr>
+      <w:r>
+        <w:rPr>
+          <w:rFonts w:ascii="Roboto" w:hAnsi="Roboto"/>
+        </w:rPr>
+        <w:t xml:space="preserve"> </w:t>
+      </w:r>
+    </w:p>
+    <w:p>
+      <w:pPr>
+        <w:rPr>
+          <w:rFonts w:ascii="Roboto" w:hAnsi="Roboto"/>
+        </w:rPr>
+      </w:pPr>
+      <w:r>
+        <w:rPr>
+          <w:rFonts w:ascii="Roboto" w:hAnsi="Roboto"/>
+        </w:rPr>
+        <w:t xml:space="preserve">отображается </w:t>
+      </w:r>
+      <w:proofErr w:type="gramStart"/>
+      <w:r>
+        <w:rPr>
+          <w:rFonts w:ascii="Roboto" w:hAnsi="Roboto"/>
+        </w:rPr>
+        <w:t>список компаний</w:t>
+      </w:r>
+      <w:proofErr w:type="gramEnd"/>
+      <w:r>
+        <w:rPr>
+          <w:rFonts w:ascii="Roboto" w:hAnsi="Roboto"/>
+        </w:rPr>
+        <w:t xml:space="preserve"> и кнопка редактировать или карандашик</w:t>
+      </w:r>
+    </w:p>
+    <w:p>
+      <w:pPr>
+        <w:rPr>
+          <w:rFonts w:ascii="Roboto" w:hAnsi="Roboto"/>
+        </w:rPr>
+      </w:pPr>
+      <w:r>
+        <w:rPr>
+          <w:rFonts w:ascii="Roboto" w:hAnsi="Roboto"/>
+        </w:rPr>
+        <w:t>+ Добавить компанию (кнопка)</w:t>
+      </w:r>
+    </w:p>
+    <w:p>
+      <w:pPr>
+        <w:rPr>
+          <w:rFonts w:ascii="Roboto" w:hAnsi="Roboto"/>
+        </w:rPr>
+      </w:pPr>
+      <w:r>
+        <w:rPr>
+          <w:rFonts w:ascii="Roboto" w:hAnsi="Roboto"/>
+        </w:rPr>
+        <w:t xml:space="preserve"> </w:t>
+      </w:r>
+    </w:p>
+    <w:p>
+      <w:pPr>
+        <w:rPr>
+          <w:rFonts w:ascii="Roboto" w:hAnsi="Roboto"/>
+        </w:rPr>
+      </w:pPr>
+      <w:r>
+        <w:rPr>
+          <w:rFonts w:ascii="Roboto" w:hAnsi="Roboto"/>
+        </w:rPr>
+        <w:t xml:space="preserve">При </w:t>
+      </w:r>
+      <w:proofErr w:type="gramStart"/>
+      <w:r>
+        <w:rPr>
+          <w:rFonts w:ascii="Roboto" w:hAnsi="Roboto"/>
+        </w:rPr>
+        <w:t>нажатии</w:t>
+      </w:r>
+      <w:proofErr w:type="gramEnd"/>
+      <w:r>
+        <w:rPr>
+          <w:rFonts w:ascii="Roboto" w:hAnsi="Roboto"/>
+        </w:rPr>
+        <w:t xml:space="preserve"> Добавить компанию</w:t>
+      </w:r>
+    </w:p>
+    <w:p>
+      <w:pPr>
+        <w:rPr>
+          <w:rFonts w:ascii="Roboto" w:hAnsi="Roboto"/>
+        </w:rPr>
+      </w:pPr>
+      <w:r>
+        <w:rPr>
+          <w:rFonts w:ascii="Roboto" w:hAnsi="Roboto"/>
+        </w:rPr>
+        <w:t xml:space="preserve"> </w:t>
+      </w:r>
+    </w:p>
+    <w:p>
+      <w:pPr>
+        <w:rPr>
+          <w:rFonts w:ascii="Roboto" w:hAnsi="Roboto"/>
+        </w:rPr>
+      </w:pPr>
+      <w:r>
+        <w:rPr>
+          <w:rFonts w:ascii="Roboto" w:hAnsi="Roboto"/>
+        </w:rPr>
+        <w:t>Введите ваш ИНН (текст и поле для ввода)</w:t>
+      </w:r>
+    </w:p>
+    <w:p>
+      <w:pPr>
+        <w:rPr>
+          <w:rFonts w:ascii="Roboto" w:hAnsi="Roboto"/>
+        </w:rPr>
+      </w:pPr>
+      <w:r>
+        <w:rPr>
+          <w:rFonts w:ascii="Roboto" w:hAnsi="Roboto"/>
+        </w:rPr>
+        <w:t xml:space="preserve">Идет </w:t>
+      </w:r>
+      <w:proofErr w:type="spellStart"/>
+      <w:r>
+        <w:rPr>
+          <w:rFonts w:ascii="Roboto" w:hAnsi="Roboto"/>
+        </w:rPr>
+        <w:t>подгрузка</w:t>
+      </w:r>
+      <w:proofErr w:type="spellEnd"/>
+      <w:r>
+        <w:rPr>
+          <w:rFonts w:ascii="Roboto" w:hAnsi="Roboto"/>
+        </w:rPr>
+        <w:t xml:space="preserve"> базы налоговой и автоматом выбирается компания или ИП</w:t>
+      </w:r>
+    </w:p>
+    <w:p>
+      <w:pPr>
+        <w:rPr>
+          <w:rFonts w:ascii="Roboto" w:hAnsi="Roboto"/>
+        </w:rPr>
+      </w:pPr>
+      <w:r>
+        <w:rPr>
+          <w:rFonts w:ascii="Roboto" w:hAnsi="Roboto"/>
+        </w:rPr>
+        <w:t xml:space="preserve"> </w:t>
+      </w:r>
+    </w:p>
+    <w:p>
+      <w:pPr>
+        <w:rPr>
+          <w:rFonts w:ascii="Roboto" w:hAnsi="Roboto"/>
+        </w:rPr>
+      </w:pPr>
+      <w:proofErr w:type="spellStart"/>
+      <w:r>
+        <w:rPr>
+          <w:rFonts w:ascii="Roboto" w:hAnsi="Roboto"/>
+        </w:rPr>
+        <w:t>Доп</w:t>
+      </w:r>
+      <w:proofErr w:type="spellEnd"/>
+      <w:r>
+        <w:rPr>
+          <w:rFonts w:ascii="Roboto" w:hAnsi="Roboto"/>
+        </w:rPr>
+        <w:t xml:space="preserve"> функционал необязательно в начале делать, если только это не сложно и не долго:</w:t>
+      </w:r>
+    </w:p>
+    <w:p>
+      <w:pPr>
+        <w:rPr>
+          <w:rFonts w:ascii="Roboto" w:hAnsi="Roboto"/>
+        </w:rPr>
+      </w:pPr>
+      <w:r>
+        <w:rPr>
+          <w:rFonts w:ascii="Roboto" w:hAnsi="Roboto"/>
+        </w:rPr>
+        <w:t>текст: «Подготовить сразу договор?»</w:t>
+      </w:r>
+    </w:p>
+    <w:p>
+      <w:pPr>
+        <w:rPr>
+          <w:rFonts w:ascii="Roboto" w:hAnsi="Roboto"/>
+        </w:rPr>
+      </w:pPr>
+      <w:proofErr w:type="gramStart"/>
+      <w:r>
+        <w:rPr>
+          <w:rFonts w:ascii="Roboto" w:hAnsi="Roboto"/>
+        </w:rPr>
+        <w:t>Ответ</w:t>
+      </w:r>
+      <w:proofErr w:type="gramEnd"/>
+      <w:r>
+        <w:rPr>
+          <w:rFonts w:ascii="Roboto" w:hAnsi="Roboto"/>
+        </w:rPr>
+        <w:t xml:space="preserve"> Да Нет</w:t>
+      </w:r>
+    </w:p>
+    <w:p>
+      <w:pPr>
+        <w:rPr>
+          <w:rFonts w:ascii="Roboto" w:hAnsi="Roboto"/>
+        </w:rPr>
+      </w:pPr>
+      <w:r>
+        <w:rPr>
+          <w:rFonts w:ascii="Roboto" w:hAnsi="Roboto"/>
+        </w:rPr>
+        <w:t xml:space="preserve"> </w:t>
+      </w:r>
+    </w:p>
+    <w:p>
+      <w:pPr>
+        <w:rPr>
+          <w:rFonts w:ascii="Roboto" w:hAnsi="Roboto"/>
+        </w:rPr>
+      </w:pPr>
+      <w:r>
+        <w:rPr>
+          <w:rFonts w:ascii="Roboto" w:hAnsi="Roboto"/>
+        </w:rPr>
+        <w:t>Нет – окончание ввода данных</w:t>
+      </w:r>
+    </w:p>
+    <w:p>
+      <w:pPr>
+        <w:rPr>
+          <w:rFonts w:ascii="Roboto" w:hAnsi="Roboto"/>
+        </w:rPr>
+      </w:pPr>
+      <w:r>
+        <w:rPr>
+          <w:rFonts w:ascii="Roboto" w:hAnsi="Roboto"/>
+        </w:rPr>
+        <w:t>Да –</w:t>
+      </w:r>
+    </w:p>
+    <w:p>
+      <w:pPr>
+        <w:rPr>
+          <w:rFonts w:ascii="Roboto" w:hAnsi="Roboto"/>
+        </w:rPr>
+      </w:pPr>
+      <w:r>
+        <w:rPr>
+          <w:rFonts w:ascii="Roboto" w:hAnsi="Roboto"/>
+        </w:rPr>
+        <w:t>Текст: «Введите БИК Банка» и поле для ввода</w:t>
+      </w:r>
+    </w:p>
+    <w:p>
+      <w:pPr>
+        <w:rPr>
+          <w:rFonts w:ascii="Roboto" w:hAnsi="Roboto"/>
+        </w:rPr>
+      </w:pPr>
+      <w:r>
+        <w:rPr>
+          <w:rFonts w:ascii="Roboto" w:hAnsi="Roboto"/>
+        </w:rPr>
+        <w:t>Текст: «Введите номер расчётного счета» и поле для ввода</w:t>
+      </w:r>
+    </w:p>
+    <w:p>
+      <w:pPr>
+        <w:rPr>
+          <w:rFonts w:ascii="Roboto" w:hAnsi="Roboto"/>
+        </w:rPr>
+      </w:pPr>
+      <w:r>
+        <w:rPr>
+          <w:rFonts w:ascii="Roboto" w:hAnsi="Roboto"/>
+        </w:rPr>
+        <w:lastRenderedPageBreak/>
+        <w:t xml:space="preserve"> </w:t>
+      </w:r>
+    </w:p>
+    <w:p>
+      <w:pPr>
+        <w:rPr>
+          <w:rFonts w:ascii="Roboto" w:hAnsi="Roboto"/>
+        </w:rPr>
+      </w:pPr>
+      <w:r>
+        <w:rPr>
+          <w:rFonts w:ascii="Roboto" w:hAnsi="Roboto"/>
+        </w:rPr>
+        <w:t xml:space="preserve">Далее в загруженный заранее шаблон договор в шапку подтягивается название ИП и ИНН, в подписи подтягивается подписант, в раздел реквизиты подтягивается данные Банка по введенному </w:t>
+      </w:r>
+      <w:proofErr w:type="spellStart"/>
+      <w:r>
+        <w:rPr>
+          <w:rFonts w:ascii="Roboto" w:hAnsi="Roboto"/>
+        </w:rPr>
+        <w:t>БИКу</w:t>
+      </w:r>
+      <w:proofErr w:type="spellEnd"/>
+      <w:r>
+        <w:rPr>
+          <w:rFonts w:ascii="Roboto" w:hAnsi="Roboto"/>
+        </w:rPr>
+        <w:t xml:space="preserve"> (юр адрес, ИНН, КПП, БИК, </w:t>
+      </w:r>
+      <w:proofErr w:type="spellStart"/>
+      <w:r>
+        <w:rPr>
+          <w:rFonts w:ascii="Roboto" w:hAnsi="Roboto"/>
+        </w:rPr>
+        <w:t>кор</w:t>
+      </w:r>
+      <w:proofErr w:type="spellEnd"/>
+      <w:r>
+        <w:rPr>
+          <w:rFonts w:ascii="Roboto" w:hAnsi="Roboto"/>
+        </w:rPr>
+        <w:t xml:space="preserve"> счет, </w:t>
+      </w:r>
+      <w:proofErr w:type="spellStart"/>
+      <w:r>
+        <w:rPr>
+          <w:rFonts w:ascii="Roboto" w:hAnsi="Roboto"/>
+        </w:rPr>
+        <w:t>расч</w:t>
+      </w:r>
+      <w:proofErr w:type="spellEnd"/>
+      <w:r>
+        <w:rPr>
+          <w:rFonts w:ascii="Roboto" w:hAnsi="Roboto"/>
+        </w:rPr>
+        <w:t xml:space="preserve"> счет)</w:t>
+      </w:r>
+    </w:p>
+    <w:p>
+      <w:pPr>
+        <w:rPr>
+          <w:rFonts w:ascii="Roboto" w:hAnsi="Roboto"/>
+        </w:rPr>
+      </w:pPr>
+      <w:r>
+        <w:rPr>
+          <w:rFonts w:ascii="Roboto" w:hAnsi="Roboto"/>
+        </w:rPr>
+        <w:t xml:space="preserve"> </w:t>
+      </w:r>
+    </w:p>
+    <w:p>
+      <w:pPr>
+        <w:rPr>
+          <w:rFonts w:ascii="Roboto" w:hAnsi="Roboto"/>
+        </w:rPr>
+      </w:pPr>
+      <w:r>
+        <w:rPr>
+          <w:rFonts w:ascii="Roboto" w:hAnsi="Roboto"/>
+        </w:rPr>
+        <w:t>2.    Мои товары (кнопка) – таблица лист Артикулы</w:t>
+      </w:r>
+    </w:p>
+    <w:p>
+      <w:pPr>
+        <w:rPr>
+          <w:rFonts w:ascii="Roboto" w:hAnsi="Roboto"/>
+        </w:rPr>
+      </w:pPr>
+      <w:r>
+        <w:rPr>
+          <w:rFonts w:ascii="Roboto" w:hAnsi="Roboto"/>
+        </w:rPr>
+        <w:t xml:space="preserve"> </w:t>
+      </w:r>
+    </w:p>
+    <w:p>
+      <w:pPr>
+        <w:rPr>
+          <w:rFonts w:ascii="Roboto" w:hAnsi="Roboto"/>
+        </w:rPr>
+      </w:pPr>
+      <w:r>
+        <w:rPr>
+          <w:rFonts w:ascii="Roboto" w:hAnsi="Roboto"/>
+        </w:rPr>
+        <w:t xml:space="preserve">Отображается список товаров и остаток рядом (остаток рассчитывается разницей между фактическим количеством после приемки и отгрузки, данные подтягиваются из таблицы) каждый товар можно редактировать через карандашик например или еще </w:t>
+      </w:r>
+      <w:proofErr w:type="gramStart"/>
+      <w:r>
+        <w:rPr>
+          <w:rFonts w:ascii="Roboto" w:hAnsi="Roboto"/>
+        </w:rPr>
+        <w:t>каким то</w:t>
+      </w:r>
+      <w:proofErr w:type="gramEnd"/>
+      <w:r>
+        <w:rPr>
+          <w:rFonts w:ascii="Roboto" w:hAnsi="Roboto"/>
+        </w:rPr>
+        <w:t xml:space="preserve"> символом (более современным), также отображается браки количество и фотографии браков, которые подгружается из складской версии</w:t>
+      </w:r>
+    </w:p>
+    <w:p>
+      <w:pPr>
+        <w:rPr>
+          <w:rFonts w:ascii="Roboto" w:hAnsi="Roboto"/>
+        </w:rPr>
+      </w:pPr>
+      <w:r>
+        <w:rPr>
+          <w:rFonts w:ascii="Roboto" w:hAnsi="Roboto"/>
+        </w:rPr>
+        <w:t xml:space="preserve"> </w:t>
+      </w:r>
+    </w:p>
+    <w:p>
+      <w:pPr>
+        <w:rPr>
+          <w:rFonts w:ascii="Roboto" w:hAnsi="Roboto"/>
+        </w:rPr>
+      </w:pPr>
+      <w:r>
+        <w:rPr>
+          <w:rFonts w:ascii="Roboto" w:hAnsi="Roboto"/>
+        </w:rPr>
+        <w:t xml:space="preserve">Также на остаток помимо количества браков влияет </w:t>
+      </w:r>
+      <w:proofErr w:type="gramStart"/>
+      <w:r>
+        <w:rPr>
+          <w:rFonts w:ascii="Roboto" w:hAnsi="Roboto"/>
+        </w:rPr>
+        <w:t>то</w:t>
+      </w:r>
+      <w:proofErr w:type="gramEnd"/>
+      <w:r>
+        <w:rPr>
+          <w:rFonts w:ascii="Roboto" w:hAnsi="Roboto"/>
+        </w:rPr>
+        <w:t xml:space="preserve"> что товар могу забирать на фотосессии или куда то еще, обычно мы это пишем в комментариях в Лист Приемка.</w:t>
+      </w:r>
+    </w:p>
+    <w:p>
+      <w:pPr>
+        <w:rPr>
+          <w:rFonts w:ascii="Roboto" w:hAnsi="Roboto"/>
+        </w:rPr>
+      </w:pPr>
+      <w:r>
+        <w:rPr>
+          <w:rFonts w:ascii="Roboto" w:hAnsi="Roboto"/>
+        </w:rPr>
+        <w:t>Пример: пришло 100 галстуков – 2 брака – 1 фотосессия – остаток 97</w:t>
+      </w:r>
+    </w:p>
+    <w:p>
+      <w:pPr>
+        <w:rPr>
+          <w:rFonts w:ascii="Roboto" w:hAnsi="Roboto"/>
+        </w:rPr>
+      </w:pPr>
+      <w:r>
+        <w:rPr>
+          <w:rFonts w:ascii="Roboto" w:hAnsi="Roboto"/>
+        </w:rPr>
+        <w:t xml:space="preserve"> </w:t>
+      </w:r>
+    </w:p>
+    <w:p>
+      <w:pPr>
+        <w:rPr>
+          <w:rFonts w:ascii="Roboto" w:hAnsi="Roboto"/>
+        </w:rPr>
+      </w:pPr>
+      <w:r>
+        <w:rPr>
+          <w:rFonts w:ascii="Roboto" w:hAnsi="Roboto"/>
+        </w:rPr>
+        <w:t>+Добавить товар</w:t>
+      </w:r>
+    </w:p>
+    <w:p>
+      <w:pPr>
+        <w:rPr>
+          <w:rFonts w:ascii="Roboto" w:hAnsi="Roboto"/>
+        </w:rPr>
+      </w:pPr>
+      <w:r>
+        <w:rPr>
+          <w:rFonts w:ascii="Roboto" w:hAnsi="Roboto"/>
+        </w:rPr>
+        <w:t>А. название товара (текст и поле для заполнения)</w:t>
+      </w:r>
+    </w:p>
+    <w:p>
+      <w:pPr>
+        <w:rPr>
+          <w:rFonts w:ascii="Roboto" w:hAnsi="Roboto"/>
+        </w:rPr>
+      </w:pPr>
+      <w:r>
+        <w:rPr>
+          <w:rFonts w:ascii="Roboto" w:hAnsi="Roboto"/>
+        </w:rPr>
+        <w:t>Б. Бренд (текст и поле для заполнения)</w:t>
+      </w:r>
+    </w:p>
+    <w:p>
+      <w:pPr>
+        <w:rPr>
+          <w:rFonts w:ascii="Roboto" w:hAnsi="Roboto"/>
+        </w:rPr>
+      </w:pPr>
+      <w:r>
+        <w:rPr>
+          <w:rFonts w:ascii="Roboto" w:hAnsi="Roboto"/>
+        </w:rPr>
+        <w:t>В. Размер (текст и поле для заполнения)</w:t>
+      </w:r>
+    </w:p>
+    <w:p>
+      <w:pPr>
+        <w:rPr>
+          <w:rFonts w:ascii="Roboto" w:hAnsi="Roboto"/>
+        </w:rPr>
+      </w:pPr>
+      <w:r>
+        <w:rPr>
+          <w:rFonts w:ascii="Roboto" w:hAnsi="Roboto"/>
+        </w:rPr>
+        <w:t>Г. Цвет (текст и поле для заполнения)</w:t>
+      </w:r>
+    </w:p>
+    <w:p>
+      <w:pPr>
+        <w:rPr>
+          <w:rFonts w:ascii="Roboto" w:hAnsi="Roboto"/>
+        </w:rPr>
+      </w:pPr>
+      <w:r>
+        <w:rPr>
+          <w:rFonts w:ascii="Roboto" w:hAnsi="Roboto"/>
+        </w:rPr>
+        <w:t>Д. Фото</w:t>
+      </w:r>
+    </w:p>
+    <w:p>
+      <w:pPr>
+        <w:rPr>
+          <w:rFonts w:ascii="Roboto" w:hAnsi="Roboto"/>
+        </w:rPr>
+      </w:pPr>
+      <w:r>
+        <w:rPr>
+          <w:rFonts w:ascii="Roboto" w:hAnsi="Roboto"/>
+        </w:rPr>
+        <w:t xml:space="preserve">Е. </w:t>
+      </w:r>
+      <w:proofErr w:type="spellStart"/>
+      <w:r>
+        <w:rPr>
+          <w:rFonts w:ascii="Roboto" w:hAnsi="Roboto"/>
+        </w:rPr>
+        <w:t>Баркод</w:t>
+      </w:r>
+      <w:proofErr w:type="spellEnd"/>
+      <w:r>
+        <w:rPr>
+          <w:rFonts w:ascii="Roboto" w:hAnsi="Roboto"/>
+        </w:rPr>
+        <w:t xml:space="preserve"> (текст и поле для заполнения)</w:t>
+      </w:r>
+    </w:p>
+    <w:p>
+      <w:pPr>
+        <w:rPr>
+          <w:rFonts w:ascii="Roboto" w:hAnsi="Roboto"/>
+        </w:rPr>
+      </w:pPr>
+      <w:r>
+        <w:rPr>
+          <w:rFonts w:ascii="Roboto" w:hAnsi="Roboto"/>
+        </w:rPr>
+        <w:t>Ё. Ссылка на ВБ (текст и поле для заполнения)</w:t>
+      </w:r>
+    </w:p>
+    <w:p>
+      <w:pPr>
+        <w:rPr>
+          <w:rFonts w:ascii="Roboto" w:hAnsi="Roboto"/>
+        </w:rPr>
+      </w:pPr>
+      <w:r>
+        <w:rPr>
+          <w:rFonts w:ascii="Roboto" w:hAnsi="Roboto"/>
+        </w:rPr>
+        <w:t>Ж. Артикул (текст и поле для заполнения)</w:t>
+      </w:r>
+    </w:p>
+    <w:p>
+      <w:pPr>
+        <w:rPr>
+          <w:rFonts w:ascii="Roboto" w:hAnsi="Roboto"/>
+        </w:rPr>
+      </w:pPr>
+      <w:r>
+        <w:rPr>
+          <w:rFonts w:ascii="Roboto" w:hAnsi="Roboto"/>
+        </w:rPr>
+        <w:t>З. ТЗ на упаковку (текст и поле для заполнения)</w:t>
+      </w:r>
+    </w:p>
+    <w:p>
+      <w:pPr>
+        <w:rPr>
+          <w:rFonts w:ascii="Roboto" w:hAnsi="Roboto"/>
+        </w:rPr>
+      </w:pPr>
+      <w:r>
+        <w:rPr>
+          <w:rFonts w:ascii="Roboto" w:hAnsi="Roboto"/>
+        </w:rPr>
+        <w:t>И. Поставщик: Название компании ((текст и поле для заполнения)</w:t>
+      </w:r>
+    </w:p>
+    <w:p>
+      <w:pPr>
+        <w:rPr>
+          <w:rFonts w:ascii="Roboto" w:hAnsi="Roboto"/>
+        </w:rPr>
+      </w:pPr>
+      <w:r>
+        <w:rPr>
+          <w:rFonts w:ascii="Roboto" w:hAnsi="Roboto"/>
+        </w:rPr>
+        <w:t>для этикетки)</w:t>
+      </w:r>
+    </w:p>
+    <w:p>
+      <w:pPr>
+        <w:rPr>
+          <w:rFonts w:ascii="Roboto" w:hAnsi="Roboto"/>
+        </w:rPr>
+      </w:pPr>
+      <w:r>
+        <w:rPr>
+          <w:rFonts w:ascii="Roboto" w:hAnsi="Roboto"/>
+        </w:rPr>
+        <w:t xml:space="preserve"> </w:t>
+      </w:r>
+    </w:p>
+    <w:p>
+      <w:pPr>
+        <w:rPr>
+          <w:rFonts w:ascii="Roboto" w:hAnsi="Roboto"/>
+        </w:rPr>
+      </w:pPr>
+      <w:r>
+        <w:rPr>
+          <w:rFonts w:ascii="Roboto" w:hAnsi="Roboto"/>
+        </w:rPr>
+        <w:t>Для последующей генерации этикетки с необходимыми данными обязательно должны быть заполнены пункты А, Е, Ж, И</w:t>
+      </w:r>
+    </w:p>
+    <w:p>
+      <w:pPr>
+        <w:rPr>
+          <w:rFonts w:ascii="Roboto" w:hAnsi="Roboto"/>
+        </w:rPr>
+      </w:pPr>
+      <w:r>
+        <w:rPr>
+          <w:rFonts w:ascii="Roboto" w:hAnsi="Roboto"/>
+        </w:rPr>
+        <w:t xml:space="preserve"> </w:t>
+      </w:r>
+    </w:p>
+    <w:p>
+      <w:pPr>
+        <w:rPr>
+          <w:rFonts w:ascii="Roboto" w:hAnsi="Roboto"/>
+        </w:rPr>
+      </w:pPr>
+      <w:r>
+        <w:rPr>
+          <w:rFonts w:ascii="Roboto" w:hAnsi="Roboto"/>
+        </w:rPr>
+        <w:t>3.    Заявка на поставку в ФФ Бирка (кнопка) – некоторые данные (количество плановое см. ниже) подтягиваются из таблицы лист Приемка</w:t>
+      </w:r>
+    </w:p>
+    <w:p>
+      <w:pPr>
+        <w:rPr>
+          <w:rFonts w:ascii="Roboto" w:hAnsi="Roboto"/>
+        </w:rPr>
+      </w:pPr>
+      <w:r>
+        <w:rPr>
+          <w:rFonts w:ascii="Roboto" w:hAnsi="Roboto"/>
+        </w:rPr>
+        <w:t xml:space="preserve"> </w:t>
+      </w:r>
+    </w:p>
+    <w:p>
+      <w:pPr>
+        <w:rPr>
+          <w:rFonts w:ascii="Roboto" w:hAnsi="Roboto"/>
+        </w:rPr>
+      </w:pPr>
+      <w:r>
+        <w:rPr>
+          <w:rFonts w:ascii="Roboto" w:hAnsi="Roboto"/>
+        </w:rPr>
+        <w:lastRenderedPageBreak/>
+        <w:t xml:space="preserve">Отображается список Заявок (рядом с каждой заявкой нужно разместить значок фото – там будут храниться всевозможные фотографии как груз пришел по этой заявке, фото браков и </w:t>
+      </w:r>
+      <w:proofErr w:type="spellStart"/>
+      <w:r>
+        <w:rPr>
+          <w:rFonts w:ascii="Roboto" w:hAnsi="Roboto"/>
+        </w:rPr>
+        <w:t>тд</w:t>
+      </w:r>
+      <w:proofErr w:type="spellEnd"/>
+      <w:r>
+        <w:rPr>
+          <w:rFonts w:ascii="Roboto" w:hAnsi="Roboto"/>
+        </w:rPr>
+        <w:t xml:space="preserve">, далее в Версии для склада будет подробное </w:t>
+      </w:r>
+      <w:proofErr w:type="gramStart"/>
+      <w:r>
+        <w:rPr>
+          <w:rFonts w:ascii="Roboto" w:hAnsi="Roboto"/>
+        </w:rPr>
+        <w:t>описание)  вместе</w:t>
+      </w:r>
+      <w:proofErr w:type="gramEnd"/>
+      <w:r>
+        <w:rPr>
+          <w:rFonts w:ascii="Roboto" w:hAnsi="Roboto"/>
+        </w:rPr>
+        <w:t xml:space="preserve"> со статусами:</w:t>
+      </w:r>
+    </w:p>
+    <w:p>
+      <w:pPr>
+        <w:rPr>
+          <w:rFonts w:ascii="Roboto" w:hAnsi="Roboto"/>
+        </w:rPr>
+      </w:pPr>
+      <w:r>
+        <w:rPr>
+          <w:rFonts w:ascii="Roboto" w:hAnsi="Roboto"/>
+        </w:rPr>
+        <w:t>На приемке</w:t>
+      </w:r>
+    </w:p>
+    <w:p>
+      <w:pPr>
+        <w:rPr>
+          <w:rFonts w:ascii="Roboto" w:hAnsi="Roboto"/>
+        </w:rPr>
+      </w:pPr>
+      <w:r>
+        <w:rPr>
+          <w:rFonts w:ascii="Roboto" w:hAnsi="Roboto"/>
+        </w:rPr>
+        <w:t>Принято</w:t>
+      </w:r>
+    </w:p>
+    <w:p>
+      <w:pPr>
+        <w:rPr>
+          <w:rFonts w:ascii="Roboto" w:hAnsi="Roboto"/>
+        </w:rPr>
+      </w:pPr>
+      <w:r>
+        <w:rPr>
+          <w:rFonts w:ascii="Roboto" w:hAnsi="Roboto"/>
+        </w:rPr>
+        <w:t>Упаковка</w:t>
+      </w:r>
+    </w:p>
+    <w:p>
+      <w:pPr>
+        <w:rPr>
+          <w:rFonts w:ascii="Roboto" w:hAnsi="Roboto"/>
+        </w:rPr>
+      </w:pPr>
+      <w:r>
+        <w:rPr>
+          <w:rFonts w:ascii="Roboto" w:hAnsi="Roboto"/>
+        </w:rPr>
+        <w:t>Готово к отгрузке.</w:t>
+      </w:r>
+    </w:p>
+    <w:p>
+      <w:pPr>
+        <w:rPr>
+          <w:rFonts w:ascii="Roboto" w:hAnsi="Roboto"/>
+        </w:rPr>
+      </w:pPr>
+      <w:r>
+        <w:rPr>
+          <w:rFonts w:ascii="Roboto" w:hAnsi="Roboto"/>
+        </w:rPr>
+        <w:t>Отгружено</w:t>
+      </w:r>
+    </w:p>
+    <w:p>
+      <w:pPr>
+        <w:rPr>
+          <w:rFonts w:ascii="Roboto" w:hAnsi="Roboto"/>
+        </w:rPr>
+      </w:pPr>
+      <w:r>
+        <w:rPr>
+          <w:rFonts w:ascii="Roboto" w:hAnsi="Roboto"/>
+        </w:rPr>
+        <w:t xml:space="preserve"> </w:t>
+      </w:r>
+    </w:p>
+    <w:p>
+      <w:pPr>
+        <w:rPr>
+          <w:rFonts w:ascii="Roboto" w:hAnsi="Roboto"/>
+        </w:rPr>
+      </w:pPr>
+      <w:r>
+        <w:rPr>
+          <w:rFonts w:ascii="Roboto" w:hAnsi="Roboto"/>
+        </w:rPr>
+        <w:t>Пример Заявка 24/01/26 – Готово к отгрузке</w:t>
+      </w:r>
+    </w:p>
+    <w:p>
+      <w:pPr>
+        <w:rPr>
+          <w:rFonts w:ascii="Roboto" w:hAnsi="Roboto"/>
+        </w:rPr>
+      </w:pPr>
+      <w:r>
+        <w:rPr>
+          <w:rFonts w:ascii="Roboto" w:hAnsi="Roboto"/>
+        </w:rPr>
+        <w:t xml:space="preserve"> </w:t>
+      </w:r>
+    </w:p>
+    <w:p>
+      <w:pPr>
+        <w:rPr>
+          <w:rFonts w:ascii="Roboto" w:hAnsi="Roboto"/>
+        </w:rPr>
+      </w:pPr>
+      <w:r>
+        <w:rPr>
+          <w:rFonts w:ascii="Roboto" w:hAnsi="Roboto"/>
+        </w:rPr>
+        <w:t>+Создать заявку на поставку (кнопка) (номер заявки присваивается автоматом исходя из даты формирования заявки по Примеру Заявка 24/01/26</w:t>
+      </w:r>
+    </w:p>
+    <w:p>
+      <w:pPr>
+        <w:rPr>
+          <w:rFonts w:ascii="Roboto" w:hAnsi="Roboto"/>
+        </w:rPr>
+      </w:pPr>
+      <w:r>
+        <w:rPr>
+          <w:rFonts w:ascii="Roboto" w:hAnsi="Roboto"/>
+        </w:rPr>
+        <w:t xml:space="preserve"> </w:t>
+      </w:r>
+    </w:p>
+    <w:p>
+      <w:pPr>
+        <w:rPr>
+          <w:rFonts w:ascii="Roboto" w:hAnsi="Roboto"/>
+        </w:rPr>
+      </w:pPr>
+      <w:r>
+        <w:rPr>
+          <w:rFonts w:ascii="Roboto" w:hAnsi="Roboto"/>
+        </w:rPr>
+        <w:t xml:space="preserve">Текст: «Выберите товар», можно сделать выпадающим списком (отображение в выпадающем списке пункты А и (Е), (Е идет в скобках), подгружается из раздела Мои товары, если мои товары не заполнены – выскакивает </w:t>
+      </w:r>
+      <w:proofErr w:type="gramStart"/>
+      <w:r>
+        <w:rPr>
+          <w:rFonts w:ascii="Roboto" w:hAnsi="Roboto"/>
+        </w:rPr>
+        <w:t>сообщение :</w:t>
+      </w:r>
+      <w:proofErr w:type="gramEnd"/>
+      <w:r>
+        <w:rPr>
+          <w:rFonts w:ascii="Roboto" w:hAnsi="Roboto"/>
+        </w:rPr>
+        <w:t xml:space="preserve"> «Заполните, пожалуйста, данные по товарам»</w:t>
+      </w:r>
+    </w:p>
+    <w:p>
+      <w:pPr>
+        <w:rPr>
+          <w:rFonts w:ascii="Roboto" w:hAnsi="Roboto"/>
+        </w:rPr>
+      </w:pPr>
+      <w:r>
+        <w:rPr>
+          <w:rFonts w:ascii="Roboto" w:hAnsi="Roboto"/>
+        </w:rPr>
+        <w:t xml:space="preserve"> </w:t>
+      </w:r>
+    </w:p>
+    <w:p>
+      <w:pPr>
+        <w:rPr>
+          <w:rFonts w:ascii="Roboto" w:hAnsi="Roboto"/>
+        </w:rPr>
+      </w:pPr>
+      <w:r>
+        <w:rPr>
+          <w:rFonts w:ascii="Roboto" w:hAnsi="Roboto"/>
+        </w:rPr>
+        <w:t>После того как пользователь выбрал товар</w:t>
+      </w:r>
+    </w:p>
+    <w:p>
+      <w:pPr>
+        <w:rPr>
+          <w:rFonts w:ascii="Roboto" w:hAnsi="Roboto"/>
+        </w:rPr>
+      </w:pPr>
+      <w:r>
+        <w:rPr>
+          <w:rFonts w:ascii="Roboto" w:hAnsi="Roboto"/>
+        </w:rPr>
+        <w:t>Текст «Укажите плановое количество товара» и поле для ввода</w:t>
+      </w:r>
+    </w:p>
+    <w:p>
+      <w:pPr>
+        <w:rPr>
+          <w:rFonts w:ascii="Roboto" w:hAnsi="Roboto"/>
+        </w:rPr>
+      </w:pPr>
+      <w:r>
+        <w:rPr>
+          <w:rFonts w:ascii="Roboto" w:hAnsi="Roboto"/>
+        </w:rPr>
+        <w:t xml:space="preserve"> </w:t>
+      </w:r>
+    </w:p>
+    <w:p>
+      <w:pPr>
+        <w:rPr>
+          <w:rFonts w:ascii="Roboto" w:hAnsi="Roboto"/>
+        </w:rPr>
+      </w:pPr>
+      <w:r>
+        <w:rPr>
+          <w:rFonts w:ascii="Roboto" w:hAnsi="Roboto"/>
+        </w:rPr>
+        <w:t>После создания Заявки сразу назначается статус – На приемке</w:t>
+      </w:r>
+    </w:p>
+    <w:p>
+      <w:pPr>
+        <w:rPr>
+          <w:rFonts w:ascii="Roboto" w:hAnsi="Roboto"/>
+        </w:rPr>
+      </w:pPr>
+      <w:r>
+        <w:rPr>
+          <w:rFonts w:ascii="Roboto" w:hAnsi="Roboto"/>
+        </w:rPr>
+        <w:t xml:space="preserve"> </w:t>
+      </w:r>
+    </w:p>
+    <w:p>
+      <w:pPr>
+        <w:rPr>
+          <w:rFonts w:ascii="Roboto" w:hAnsi="Roboto"/>
+        </w:rPr>
+      </w:pPr>
+      <w:r>
+        <w:rPr>
+          <w:rFonts w:ascii="Roboto" w:hAnsi="Roboto"/>
+        </w:rPr>
+        <w:t xml:space="preserve">4.    Заявки на отгрузку </w:t>
+      </w:r>
+    </w:p>
+    <w:p>
+      <w:pPr>
+        <w:rPr>
+          <w:rFonts w:ascii="Roboto" w:hAnsi="Roboto"/>
+        </w:rPr>
+      </w:pPr>
+      <w:r>
+        <w:rPr>
+          <w:rFonts w:ascii="Roboto" w:hAnsi="Roboto"/>
+        </w:rPr>
+        <w:t>Создать Заявку на отгрузку</w:t>
+      </w:r>
+    </w:p>
+    <w:p>
+      <w:pPr>
+        <w:rPr>
+          <w:rFonts w:ascii="Roboto" w:hAnsi="Roboto"/>
+        </w:rPr>
+      </w:pPr>
+      <w:r>
+        <w:rPr>
+          <w:rFonts w:ascii="Roboto" w:hAnsi="Roboto"/>
+        </w:rPr>
+        <w:t xml:space="preserve">Какую Заявку будем отгружать и выпадающий список из всех заявок, например </w:t>
+      </w:r>
+    </w:p>
+    <w:p>
+      <w:pPr>
+        <w:rPr>
+          <w:rFonts w:ascii="Roboto" w:hAnsi="Roboto"/>
+        </w:rPr>
+      </w:pPr>
+      <w:r>
+        <w:rPr>
+          <w:rFonts w:ascii="Roboto" w:hAnsi="Roboto"/>
+        </w:rPr>
+        <w:t>Заявка 24/01/26</w:t>
+      </w:r>
+    </w:p>
+    <w:p>
+      <w:pPr>
+        <w:rPr>
+          <w:rFonts w:ascii="Roboto" w:hAnsi="Roboto"/>
+        </w:rPr>
+      </w:pPr>
+      <w:r>
+        <w:rPr>
+          <w:rFonts w:ascii="Roboto" w:hAnsi="Roboto"/>
+        </w:rPr>
+        <w:t xml:space="preserve">текстом “Отгрузка на” WB - OZON - Другое (поле для ввода), </w:t>
+      </w:r>
+      <w:proofErr w:type="spellStart"/>
+      <w:r>
+        <w:rPr>
+          <w:rFonts w:ascii="Roboto" w:hAnsi="Roboto"/>
+        </w:rPr>
+        <w:t>вб</w:t>
+      </w:r>
+      <w:proofErr w:type="spellEnd"/>
+      <w:r>
+        <w:rPr>
+          <w:rFonts w:ascii="Roboto" w:hAnsi="Roboto"/>
+        </w:rPr>
+        <w:t xml:space="preserve"> и озон рядом просто галочки или плюсики</w:t>
+      </w:r>
+    </w:p>
+    <w:p>
+      <w:pPr>
+        <w:rPr>
+          <w:rFonts w:ascii="Roboto" w:hAnsi="Roboto"/>
+        </w:rPr>
+      </w:pPr>
+      <w:r>
+        <w:rPr>
+          <w:rFonts w:ascii="Roboto" w:hAnsi="Roboto"/>
+        </w:rPr>
+        <w:t xml:space="preserve">мне кажется если возможно это лучше решить через АПИ, клиент создает поставку на основании данных на </w:t>
+      </w:r>
+      <w:proofErr w:type="gramStart"/>
+      <w:r>
+        <w:rPr>
+          <w:rFonts w:ascii="Roboto" w:hAnsi="Roboto"/>
+        </w:rPr>
+        <w:t>стадии Готово</w:t>
+      </w:r>
+      <w:proofErr w:type="gramEnd"/>
+      <w:r>
+        <w:rPr>
+          <w:rFonts w:ascii="Roboto" w:hAnsi="Roboto"/>
+        </w:rPr>
+        <w:t xml:space="preserve"> к отгрузке у себя в </w:t>
+      </w:r>
+      <w:proofErr w:type="spellStart"/>
+      <w:r>
+        <w:rPr>
+          <w:rFonts w:ascii="Roboto" w:hAnsi="Roboto"/>
+        </w:rPr>
+        <w:t>лк</w:t>
+      </w:r>
+      <w:proofErr w:type="spellEnd"/>
+      <w:r>
+        <w:rPr>
+          <w:rFonts w:ascii="Roboto" w:hAnsi="Roboto"/>
+        </w:rPr>
+        <w:t xml:space="preserve"> в Озоне или на ВБ и желательно чтобы сразу в боте в разделе Отгрузка отображались</w:t>
+      </w:r>
+    </w:p>
+    <w:p>
+      <w:pPr>
+        <w:rPr>
+          <w:rFonts w:ascii="Roboto" w:hAnsi="Roboto"/>
+        </w:rPr>
+      </w:pPr>
+      <w:r>
+        <w:rPr>
+          <w:rFonts w:ascii="Roboto" w:hAnsi="Roboto"/>
+        </w:rPr>
+        <w:t xml:space="preserve">Склад поставки (Тула, Электросталь, Котовск и </w:t>
+      </w:r>
+      <w:proofErr w:type="spellStart"/>
+      <w:r>
+        <w:rPr>
+          <w:rFonts w:ascii="Roboto" w:hAnsi="Roboto"/>
+        </w:rPr>
+        <w:t>тд</w:t>
+      </w:r>
+      <w:proofErr w:type="spellEnd"/>
+      <w:r>
+        <w:rPr>
+          <w:rFonts w:ascii="Roboto" w:hAnsi="Roboto"/>
+        </w:rPr>
+        <w:t>)</w:t>
+      </w:r>
+    </w:p>
+    <w:p>
+      <w:pPr>
+        <w:rPr>
+          <w:rFonts w:ascii="Roboto" w:hAnsi="Roboto"/>
+        </w:rPr>
+      </w:pPr>
+      <w:r>
+        <w:rPr>
+          <w:rFonts w:ascii="Roboto" w:hAnsi="Roboto"/>
+        </w:rPr>
+        <w:t>Дата поставки</w:t>
+      </w:r>
+    </w:p>
+    <w:p>
+      <w:pPr>
+        <w:rPr>
+          <w:rFonts w:ascii="Roboto" w:hAnsi="Roboto"/>
+        </w:rPr>
+      </w:pPr>
+      <w:r>
+        <w:rPr>
+          <w:rFonts w:ascii="Roboto" w:hAnsi="Roboto"/>
+        </w:rPr>
+        <w:lastRenderedPageBreak/>
+        <w:t>и сразу подтягивались для скачивания ШК поставки и ШК короба</w:t>
+      </w:r>
+    </w:p>
+    <w:p>
+      <w:pPr>
+        <w:rPr>
+          <w:rFonts w:ascii="Roboto" w:hAnsi="Roboto"/>
+        </w:rPr>
+      </w:pPr>
+      <w:r>
+        <w:rPr>
+          <w:rFonts w:ascii="Roboto" w:hAnsi="Roboto"/>
+        </w:rPr>
+        <w:t>После того как проходит Дата поставки статус у Заявки меняется на Отгружено</w:t>
+      </w:r>
+    </w:p>
+    <w:p>
+      <w:pPr>
+        <w:rPr>
+          <w:rFonts w:ascii="Roboto" w:hAnsi="Roboto"/>
+        </w:rPr>
+      </w:pPr>
+      <w:r>
+        <w:rPr>
+          <w:rFonts w:ascii="Roboto" w:hAnsi="Roboto"/>
+        </w:rPr>
+        <w:t>в ручном режиме это дублирует действия клиента, и ему может это не понравится мол зачем делать одно и тоже</w:t>
+      </w:r>
+    </w:p>
+    <w:p>
+      <w:pPr>
+        <w:rPr>
+          <w:rFonts w:ascii="Roboto" w:hAnsi="Roboto"/>
+        </w:rPr>
+      </w:pPr>
+      <w:r>
+        <w:rPr>
+          <w:rFonts w:ascii="Roboto" w:hAnsi="Roboto"/>
+        </w:rPr>
+        <w:t>в Ручном режиме это так:</w:t>
+      </w:r>
+    </w:p>
+    <w:p>
+      <w:pPr>
+        <w:rPr>
+          <w:rFonts w:ascii="Roboto" w:hAnsi="Roboto"/>
+        </w:rPr>
+      </w:pPr>
+      <w:r>
+        <w:rPr>
+          <w:rFonts w:ascii="Roboto" w:hAnsi="Roboto"/>
+        </w:rPr>
+        <w:t>Создать Заявку на отгрузку</w:t>
+      </w:r>
+    </w:p>
+    <w:p>
+      <w:pPr>
+        <w:rPr>
+          <w:rFonts w:ascii="Roboto" w:hAnsi="Roboto"/>
+        </w:rPr>
+      </w:pPr>
+      <w:r>
+        <w:rPr>
+          <w:rFonts w:ascii="Roboto" w:hAnsi="Roboto"/>
+        </w:rPr>
+        <w:t xml:space="preserve">Какую Заявку будем отгружать и выпадающий список из всех заявок, например </w:t>
+      </w:r>
+    </w:p>
+    <w:p>
+      <w:pPr>
+        <w:rPr>
+          <w:rFonts w:ascii="Roboto" w:hAnsi="Roboto"/>
+        </w:rPr>
+      </w:pPr>
+      <w:r>
+        <w:rPr>
+          <w:rFonts w:ascii="Roboto" w:hAnsi="Roboto"/>
+        </w:rPr>
+        <w:t>Заявка 24/01/26</w:t>
+      </w:r>
+    </w:p>
+    <w:p>
+      <w:pPr>
+        <w:rPr>
+          <w:rFonts w:ascii="Roboto" w:hAnsi="Roboto"/>
+        </w:rPr>
+      </w:pPr>
+      <w:r>
+        <w:rPr>
+          <w:rFonts w:ascii="Roboto" w:hAnsi="Roboto"/>
+        </w:rPr>
+        <w:t xml:space="preserve">текстом “Отгрузка на” WB - OZON - Другое (поле для ввода), </w:t>
+      </w:r>
+      <w:proofErr w:type="spellStart"/>
+      <w:r>
+        <w:rPr>
+          <w:rFonts w:ascii="Roboto" w:hAnsi="Roboto"/>
+        </w:rPr>
+        <w:t>вб</w:t>
+      </w:r>
+      <w:proofErr w:type="spellEnd"/>
+      <w:r>
+        <w:rPr>
+          <w:rFonts w:ascii="Roboto" w:hAnsi="Roboto"/>
+        </w:rPr>
+        <w:t xml:space="preserve"> и озон рядом просто галочки или плюсики</w:t>
+      </w:r>
+    </w:p>
+    <w:p>
+      <w:pPr>
+        <w:rPr>
+          <w:rFonts w:ascii="Roboto" w:hAnsi="Roboto"/>
+        </w:rPr>
+      </w:pPr>
+      <w:r>
+        <w:rPr>
+          <w:rFonts w:ascii="Roboto" w:hAnsi="Roboto"/>
+        </w:rPr>
+        <w:t>Выбрать склад: выпадающие списки складов ВБ / складов Озон</w:t>
+      </w:r>
+    </w:p>
+    <w:p>
+      <w:pPr>
+        <w:rPr>
+          <w:rFonts w:ascii="Roboto" w:hAnsi="Roboto"/>
+        </w:rPr>
+      </w:pPr>
+      <w:r>
+        <w:rPr>
+          <w:rFonts w:ascii="Roboto" w:hAnsi="Roboto"/>
+        </w:rPr>
+        <w:t>Выбрать дату поставки</w:t>
+      </w:r>
+    </w:p>
+    <w:p>
+      <w:pPr>
+        <w:rPr>
+          <w:rFonts w:ascii="Roboto" w:hAnsi="Roboto"/>
+        </w:rPr>
+      </w:pPr>
+      <w:r>
+        <w:rPr>
+          <w:rFonts w:ascii="Roboto" w:hAnsi="Roboto"/>
+        </w:rPr>
+        <w:t xml:space="preserve">После того как клиент выбрал склад загрузить </w:t>
+      </w:r>
+      <w:proofErr w:type="spellStart"/>
+      <w:r>
+        <w:rPr>
+          <w:rFonts w:ascii="Roboto" w:hAnsi="Roboto"/>
+        </w:rPr>
+        <w:t>эксель</w:t>
+      </w:r>
+      <w:proofErr w:type="spellEnd"/>
+      <w:r>
+        <w:rPr>
+          <w:rFonts w:ascii="Roboto" w:hAnsi="Roboto"/>
+        </w:rPr>
+        <w:t xml:space="preserve"> файл из </w:t>
+      </w:r>
+      <w:proofErr w:type="spellStart"/>
+      <w:r>
+        <w:rPr>
+          <w:rFonts w:ascii="Roboto" w:hAnsi="Roboto"/>
+        </w:rPr>
+        <w:t>лк</w:t>
+      </w:r>
+      <w:proofErr w:type="spellEnd"/>
+      <w:r>
+        <w:rPr>
+          <w:rFonts w:ascii="Roboto" w:hAnsi="Roboto"/>
+        </w:rPr>
+        <w:t xml:space="preserve"> с этими данными</w:t>
+      </w:r>
+    </w:p>
+    <w:p>
+      <w:pPr>
+        <w:rPr>
+          <w:rFonts w:ascii="Roboto" w:hAnsi="Roboto"/>
+        </w:rPr>
+      </w:pPr>
+    </w:p>
+    <w:p>
+      <w:pPr>
+        <w:rPr>
+          <w:rFonts w:ascii="Roboto" w:hAnsi="Roboto"/>
+        </w:rPr>
+      </w:pPr>
+      <w:r>
+        <w:rPr>
+          <w:rFonts w:ascii="Roboto" w:hAnsi="Roboto"/>
+        </w:rPr>
+        <w:t xml:space="preserve">Далее в таблице в разделе Отгрузка FBO присваивается название склада и </w:t>
+      </w:r>
+      <w:proofErr w:type="spellStart"/>
+      <w:r>
+        <w:rPr>
+          <w:rFonts w:ascii="Roboto" w:hAnsi="Roboto"/>
+        </w:rPr>
+        <w:t>баркод</w:t>
+      </w:r>
+      <w:proofErr w:type="spellEnd"/>
+      <w:r>
+        <w:rPr>
+          <w:rFonts w:ascii="Roboto" w:hAnsi="Roboto"/>
+        </w:rPr>
+        <w:t xml:space="preserve"> короба</w:t>
+      </w:r>
+    </w:p>
+    <w:p>
+      <w:pPr>
+        <w:rPr>
+          <w:rFonts w:ascii="Roboto" w:hAnsi="Roboto"/>
+        </w:rPr>
+      </w:pPr>
+      <w:r>
+        <w:rPr>
+          <w:rFonts w:ascii="Roboto" w:hAnsi="Roboto"/>
+        </w:rPr>
+        <w:t xml:space="preserve">Далее текстом </w:t>
+      </w:r>
+    </w:p>
+    <w:p>
+      <w:pPr>
+        <w:rPr>
+          <w:rFonts w:ascii="Roboto" w:hAnsi="Roboto"/>
+        </w:rPr>
+      </w:pPr>
+      <w:r>
+        <w:rPr>
+          <w:rFonts w:ascii="Roboto" w:hAnsi="Roboto"/>
+        </w:rPr>
+        <w:t xml:space="preserve">Загрузить ШК Коробов (паллет) и </w:t>
+      </w:r>
+    </w:p>
+    <w:p>
+      <w:pPr>
+        <w:rPr>
+          <w:rFonts w:ascii="Roboto" w:hAnsi="Roboto"/>
+        </w:rPr>
+      </w:pPr>
+      <w:r>
+        <w:rPr>
+          <w:rFonts w:ascii="Roboto" w:hAnsi="Roboto"/>
+        </w:rPr>
+        <w:t>Загрузить ШК поставки (клиент должен скачать из ЛК маркетплейса ШК и добавить в бот)</w:t>
+      </w:r>
+    </w:p>
+    <w:p>
+      <w:pPr>
+        <w:rPr>
+          <w:rFonts w:ascii="Roboto" w:hAnsi="Roboto"/>
+        </w:rPr>
+      </w:pPr>
+      <w:r>
+        <w:rPr>
+          <w:rFonts w:ascii="Roboto" w:hAnsi="Roboto"/>
+        </w:rPr>
+        <w:t xml:space="preserve">кнопка Завершить и </w:t>
+      </w:r>
+    </w:p>
+    <w:p>
+      <w:pPr>
+        <w:rPr>
+          <w:rFonts w:ascii="Roboto" w:hAnsi="Roboto"/>
+        </w:rPr>
+      </w:pPr>
+      <w:r>
+        <w:rPr>
+          <w:rFonts w:ascii="Roboto" w:hAnsi="Roboto"/>
+        </w:rPr>
+        <w:t>После того как проходит Дата поставки статус у Заявки меняется на Отгружено</w:t>
+      </w:r>
+    </w:p>
+    <w:p>
+      <w:pPr>
+        <w:rPr>
+          <w:rFonts w:ascii="Roboto" w:hAnsi="Roboto"/>
+        </w:rPr>
+      </w:pPr>
+      <w:r>
+        <w:rPr>
+          <w:rFonts w:ascii="Roboto" w:hAnsi="Roboto"/>
+        </w:rPr>
+        <w:t xml:space="preserve"> </w:t>
+      </w:r>
+    </w:p>
+    <w:p>
+      <w:pPr>
+        <w:rPr>
+          <w:rFonts w:ascii="Roboto" w:hAnsi="Roboto"/>
+        </w:rPr>
+      </w:pPr>
+      <w:r>
+        <w:rPr>
+          <w:rFonts w:ascii="Roboto" w:hAnsi="Roboto"/>
+        </w:rPr>
+        <w:t xml:space="preserve"> </w:t>
+      </w:r>
+    </w:p>
+    <w:p>
+      <w:pPr>
+        <w:rPr>
+          <w:rFonts w:ascii="Roboto" w:hAnsi="Roboto"/>
+        </w:rPr>
+      </w:pPr>
+      <w:r>
+        <w:rPr>
+          <w:rFonts w:ascii="Roboto" w:hAnsi="Roboto"/>
+        </w:rPr>
+        <w:t xml:space="preserve"> </w:t>
+      </w:r>
+    </w:p>
+    <w:p>
+      <w:pPr>
+        <w:rPr>
+          <w:rFonts w:ascii="Roboto" w:hAnsi="Roboto"/>
+        </w:rPr>
+      </w:pPr>
+      <w:r>
+        <w:rPr>
+          <w:rFonts w:ascii="Roboto" w:hAnsi="Roboto"/>
+        </w:rPr>
+        <w:t>Версия для склада: (вход через логин и пароль)</w:t>
+      </w:r>
+    </w:p>
+    <w:p>
+      <w:pPr>
+        <w:rPr>
+          <w:rFonts w:ascii="Roboto" w:hAnsi="Roboto"/>
+        </w:rPr>
+      </w:pPr>
+      <w:r>
+        <w:rPr>
+          <w:rFonts w:ascii="Roboto" w:hAnsi="Roboto"/>
+        </w:rPr>
+        <w:t xml:space="preserve"> </w:t>
+      </w:r>
+    </w:p>
+    <w:p>
+      <w:pPr>
+        <w:rPr>
+          <w:rFonts w:ascii="Roboto" w:hAnsi="Roboto"/>
+        </w:rPr>
+      </w:pPr>
+      <w:proofErr w:type="spellStart"/>
+      <w:r>
+        <w:rPr>
+          <w:rFonts w:ascii="Roboto" w:hAnsi="Roboto"/>
+        </w:rPr>
+        <w:t>start</w:t>
+      </w:r>
+      <w:proofErr w:type="spellEnd"/>
+      <w:r>
+        <w:rPr>
+          <w:rFonts w:ascii="Roboto" w:hAnsi="Roboto"/>
+        </w:rPr>
+        <w:t xml:space="preserve"> / меню:</w:t>
+      </w:r>
+    </w:p>
+    <w:p>
+      <w:pPr>
+        <w:rPr>
+          <w:rFonts w:ascii="Roboto" w:hAnsi="Roboto"/>
+        </w:rPr>
+      </w:pPr>
+      <w:r>
+        <w:rPr>
+          <w:rFonts w:ascii="Roboto" w:hAnsi="Roboto"/>
+        </w:rPr>
+        <w:t xml:space="preserve"> </w:t>
+      </w:r>
+    </w:p>
+    <w:p>
+      <w:pPr>
+        <w:rPr>
+          <w:rFonts w:ascii="Roboto" w:hAnsi="Roboto"/>
+        </w:rPr>
+      </w:pPr>
+      <w:r>
+        <w:rPr>
+          <w:rFonts w:ascii="Roboto" w:hAnsi="Roboto"/>
+        </w:rPr>
+        <w:t xml:space="preserve">Распечатать </w:t>
+      </w:r>
+      <w:proofErr w:type="spellStart"/>
+      <w:r>
+        <w:rPr>
+          <w:rFonts w:ascii="Roboto" w:hAnsi="Roboto"/>
+        </w:rPr>
+        <w:t>шк</w:t>
+      </w:r>
+      <w:proofErr w:type="spellEnd"/>
+      <w:r>
+        <w:rPr>
+          <w:rFonts w:ascii="Roboto" w:hAnsi="Roboto"/>
+        </w:rPr>
+        <w:t xml:space="preserve"> (кнопка)</w:t>
+      </w:r>
+    </w:p>
+    <w:p>
+      <w:pPr>
+        <w:rPr>
+          <w:rFonts w:ascii="Roboto" w:hAnsi="Roboto"/>
+        </w:rPr>
+      </w:pPr>
+      <w:r>
+        <w:rPr>
+          <w:rFonts w:ascii="Roboto" w:hAnsi="Roboto"/>
+        </w:rPr>
+        <w:t>Приемка (кнопка)</w:t>
+      </w:r>
+    </w:p>
+    <w:p>
+      <w:pPr>
+        <w:rPr>
+          <w:rFonts w:ascii="Roboto" w:hAnsi="Roboto"/>
+        </w:rPr>
+      </w:pPr>
+      <w:r>
+        <w:rPr>
+          <w:rFonts w:ascii="Roboto" w:hAnsi="Roboto"/>
+        </w:rPr>
+        <w:t>Упаковка (кнопка)</w:t>
+      </w:r>
+    </w:p>
+    <w:p>
+      <w:pPr>
+        <w:rPr>
+          <w:rFonts w:ascii="Roboto" w:hAnsi="Roboto"/>
+        </w:rPr>
+      </w:pPr>
+      <w:r>
+        <w:rPr>
+          <w:rFonts w:ascii="Roboto" w:hAnsi="Roboto"/>
+        </w:rPr>
+        <w:t>Отгрузка (кнопка)</w:t>
+      </w:r>
+    </w:p>
+    <w:p>
+      <w:pPr>
+        <w:rPr>
+          <w:rFonts w:ascii="Roboto" w:hAnsi="Roboto"/>
+        </w:rPr>
+      </w:pPr>
+      <w:r>
+        <w:rPr>
+          <w:rFonts w:ascii="Roboto" w:hAnsi="Roboto"/>
+        </w:rPr>
+        <w:t xml:space="preserve"> </w:t>
+      </w:r>
+    </w:p>
+    <w:p>
+      <w:pPr>
+        <w:rPr>
+          <w:rFonts w:ascii="Roboto" w:hAnsi="Roboto"/>
+        </w:rPr>
+      </w:pPr>
+      <w:r>
+        <w:rPr>
+          <w:rFonts w:ascii="Roboto" w:hAnsi="Roboto"/>
+        </w:rPr>
+        <w:lastRenderedPageBreak/>
+        <w:t xml:space="preserve">1.    Распечатать </w:t>
+      </w:r>
+      <w:proofErr w:type="spellStart"/>
+      <w:r>
+        <w:rPr>
+          <w:rFonts w:ascii="Roboto" w:hAnsi="Roboto"/>
+        </w:rPr>
+        <w:t>шк</w:t>
+      </w:r>
+      <w:proofErr w:type="spellEnd"/>
+    </w:p>
+    <w:p>
+      <w:pPr>
+        <w:rPr>
+          <w:rFonts w:ascii="Roboto" w:hAnsi="Roboto"/>
+        </w:rPr>
+      </w:pPr>
+      <w:r>
+        <w:rPr>
+          <w:rFonts w:ascii="Roboto" w:hAnsi="Roboto"/>
+        </w:rPr>
+        <w:t xml:space="preserve"> </w:t>
+      </w:r>
+    </w:p>
+    <w:p>
+      <w:pPr>
+        <w:rPr>
+          <w:rFonts w:ascii="Roboto" w:hAnsi="Roboto"/>
+        </w:rPr>
+      </w:pPr>
+      <w:r>
+        <w:rPr>
+          <w:rFonts w:ascii="Roboto" w:hAnsi="Roboto"/>
+        </w:rPr>
+        <w:t>Поиск товара по компании (кнопка)</w:t>
+      </w:r>
+    </w:p>
+    <w:p>
+      <w:pPr>
+        <w:rPr>
+          <w:rFonts w:ascii="Roboto" w:hAnsi="Roboto"/>
+        </w:rPr>
+      </w:pPr>
+      <w:r>
+        <w:rPr>
+          <w:rFonts w:ascii="Roboto" w:hAnsi="Roboto"/>
+        </w:rPr>
+        <w:t>Поиск товара по артикулу (пункт Ж. клиент вводить при заполнении карточки)</w:t>
+      </w:r>
+    </w:p>
+    <w:p>
+      <w:pPr>
+        <w:rPr>
+          <w:rFonts w:ascii="Roboto" w:hAnsi="Roboto"/>
+        </w:rPr>
+      </w:pPr>
+      <w:r>
+        <w:rPr>
+          <w:rFonts w:ascii="Roboto" w:hAnsi="Roboto"/>
+        </w:rPr>
+        <w:t xml:space="preserve"> </w:t>
+      </w:r>
+    </w:p>
+    <w:p>
+      <w:pPr>
+        <w:rPr>
+          <w:rFonts w:ascii="Roboto" w:hAnsi="Roboto"/>
+        </w:rPr>
+      </w:pPr>
+      <w:r>
+        <w:rPr>
+          <w:rFonts w:ascii="Roboto" w:hAnsi="Roboto"/>
+        </w:rPr>
+        <w:t>Поиск товара по компании (кнопка)</w:t>
+      </w:r>
+    </w:p>
+    <w:p>
+      <w:pPr>
+        <w:rPr>
+          <w:rFonts w:ascii="Roboto" w:hAnsi="Roboto"/>
+        </w:rPr>
+      </w:pPr>
+      <w:r>
+        <w:rPr>
+          <w:rFonts w:ascii="Roboto" w:hAnsi="Roboto"/>
+        </w:rPr>
+        <w:t>Отображается список клиентов</w:t>
+      </w:r>
+    </w:p>
+    <w:p>
+      <w:pPr>
+        <w:rPr>
+          <w:rFonts w:ascii="Roboto" w:hAnsi="Roboto"/>
+        </w:rPr>
+      </w:pPr>
+      <w:r>
+        <w:rPr>
+          <w:rFonts w:ascii="Roboto" w:hAnsi="Roboto"/>
+        </w:rPr>
+        <w:t xml:space="preserve"> </w:t>
+      </w:r>
+    </w:p>
+    <w:p>
+      <w:pPr>
+        <w:rPr>
+          <w:rFonts w:ascii="Roboto" w:hAnsi="Roboto"/>
+        </w:rPr>
+      </w:pPr>
+      <w:r>
+        <w:rPr>
+          <w:rFonts w:ascii="Roboto" w:hAnsi="Roboto"/>
+        </w:rPr>
+        <w:t>Выбираем нужно клиента</w:t>
+      </w:r>
+    </w:p>
+    <w:p>
+      <w:pPr>
+        <w:rPr>
+          <w:rFonts w:ascii="Roboto" w:hAnsi="Roboto"/>
+        </w:rPr>
+      </w:pPr>
+      <w:r>
+        <w:rPr>
+          <w:rFonts w:ascii="Roboto" w:hAnsi="Roboto"/>
+        </w:rPr>
+        <w:t xml:space="preserve">Отображается список его товаров с кнопкой рядом Генерация </w:t>
+      </w:r>
+      <w:proofErr w:type="spellStart"/>
+      <w:r>
+        <w:rPr>
+          <w:rFonts w:ascii="Roboto" w:hAnsi="Roboto"/>
+        </w:rPr>
+        <w:t>шк</w:t>
+      </w:r>
+      <w:proofErr w:type="spellEnd"/>
+    </w:p>
+    <w:p>
+      <w:pPr>
+        <w:rPr>
+          <w:rFonts w:ascii="Roboto" w:hAnsi="Roboto"/>
+        </w:rPr>
+      </w:pPr>
+      <w:r>
+        <w:rPr>
+          <w:rFonts w:ascii="Roboto" w:hAnsi="Roboto"/>
+        </w:rPr>
+        <w:t xml:space="preserve"> </w:t>
+      </w:r>
+    </w:p>
+    <w:p>
+      <w:pPr>
+        <w:rPr>
+          <w:rFonts w:ascii="Roboto" w:hAnsi="Roboto"/>
+        </w:rPr>
+      </w:pPr>
+      <w:r>
+        <w:rPr>
+          <w:rFonts w:ascii="Roboto" w:hAnsi="Roboto"/>
+        </w:rPr>
+        <w:t xml:space="preserve">Принцип Генерации </w:t>
+      </w:r>
+      <w:proofErr w:type="spellStart"/>
+      <w:r>
+        <w:rPr>
+          <w:rFonts w:ascii="Roboto" w:hAnsi="Roboto"/>
+        </w:rPr>
+        <w:t>шк</w:t>
+      </w:r>
+      <w:proofErr w:type="spellEnd"/>
+      <w:r>
+        <w:rPr>
+          <w:rFonts w:ascii="Roboto" w:hAnsi="Roboto"/>
+        </w:rPr>
+        <w:t>:</w:t>
+      </w:r>
+    </w:p>
+    <w:p>
+      <w:pPr>
+        <w:rPr>
+          <w:rFonts w:ascii="Roboto" w:hAnsi="Roboto"/>
+        </w:rPr>
+      </w:pPr>
+      <w:r>
+        <w:rPr>
+          <w:rFonts w:ascii="Roboto" w:hAnsi="Roboto"/>
+        </w:rPr>
+        <w:t>Есть данные:</w:t>
+      </w:r>
+    </w:p>
+    <w:p>
+      <w:pPr>
+        <w:rPr>
+          <w:rFonts w:ascii="Roboto" w:hAnsi="Roboto"/>
+        </w:rPr>
+      </w:pPr>
+      <w:r>
+        <w:rPr>
+          <w:rFonts w:ascii="Roboto" w:hAnsi="Roboto"/>
+        </w:rPr>
+        <w:t>А. название товара (текст и поле для заполнения)</w:t>
+      </w:r>
+    </w:p>
+    <w:p>
+      <w:pPr>
+        <w:rPr>
+          <w:rFonts w:ascii="Roboto" w:hAnsi="Roboto"/>
+        </w:rPr>
+      </w:pPr>
+      <w:r>
+        <w:rPr>
+          <w:rFonts w:ascii="Roboto" w:hAnsi="Roboto"/>
+        </w:rPr>
+        <w:t>Б. Бренд (текст и поле для заполнения)</w:t>
+      </w:r>
+    </w:p>
+    <w:p>
+      <w:pPr>
+        <w:rPr>
+          <w:rFonts w:ascii="Roboto" w:hAnsi="Roboto"/>
+        </w:rPr>
+      </w:pPr>
+      <w:r>
+        <w:rPr>
+          <w:rFonts w:ascii="Roboto" w:hAnsi="Roboto"/>
+        </w:rPr>
+        <w:t>В. Размер (текст и поле для заполнения)</w:t>
+      </w:r>
+    </w:p>
+    <w:p>
+      <w:pPr>
+        <w:rPr>
+          <w:rFonts w:ascii="Roboto" w:hAnsi="Roboto"/>
+        </w:rPr>
+      </w:pPr>
+      <w:r>
+        <w:rPr>
+          <w:rFonts w:ascii="Roboto" w:hAnsi="Roboto"/>
+        </w:rPr>
+        <w:t>Г. Цвет (текст и поле для заполнения)</w:t>
+      </w:r>
+    </w:p>
+    <w:p>
+      <w:pPr>
+        <w:rPr>
+          <w:rFonts w:ascii="Roboto" w:hAnsi="Roboto"/>
+        </w:rPr>
+      </w:pPr>
+      <w:r>
+        <w:rPr>
+          <w:rFonts w:ascii="Roboto" w:hAnsi="Roboto"/>
+        </w:rPr>
+        <w:t>Д. Фото</w:t>
+      </w:r>
+    </w:p>
+    <w:p>
+      <w:pPr>
+        <w:rPr>
+          <w:rFonts w:ascii="Roboto" w:hAnsi="Roboto"/>
+        </w:rPr>
+      </w:pPr>
+      <w:r>
+        <w:rPr>
+          <w:rFonts w:ascii="Roboto" w:hAnsi="Roboto"/>
+        </w:rPr>
+        <w:t xml:space="preserve">Е. </w:t>
+      </w:r>
+      <w:proofErr w:type="spellStart"/>
+      <w:r>
+        <w:rPr>
+          <w:rFonts w:ascii="Roboto" w:hAnsi="Roboto"/>
+        </w:rPr>
+        <w:t>Баркод</w:t>
+      </w:r>
+      <w:proofErr w:type="spellEnd"/>
+      <w:r>
+        <w:rPr>
+          <w:rFonts w:ascii="Roboto" w:hAnsi="Roboto"/>
+        </w:rPr>
+        <w:t xml:space="preserve"> (текст и поле для заполнения)</w:t>
+      </w:r>
+    </w:p>
+    <w:p>
+      <w:pPr>
+        <w:rPr>
+          <w:rFonts w:ascii="Roboto" w:hAnsi="Roboto"/>
+        </w:rPr>
+      </w:pPr>
+      <w:r>
+        <w:rPr>
+          <w:rFonts w:ascii="Roboto" w:hAnsi="Roboto"/>
+        </w:rPr>
+        <w:t>Ё. Ссылка на ВБ (текст и поле для заполнения)</w:t>
+      </w:r>
+    </w:p>
+    <w:p>
+      <w:pPr>
+        <w:rPr>
+          <w:rFonts w:ascii="Roboto" w:hAnsi="Roboto"/>
+        </w:rPr>
+      </w:pPr>
+      <w:r>
+        <w:rPr>
+          <w:rFonts w:ascii="Roboto" w:hAnsi="Roboto"/>
+        </w:rPr>
+        <w:t>Ж. Артикул (текст и поле для заполнения)</w:t>
+      </w:r>
+    </w:p>
+    <w:p>
+      <w:pPr>
+        <w:rPr>
+          <w:rFonts w:ascii="Roboto" w:hAnsi="Roboto"/>
+        </w:rPr>
+      </w:pPr>
+      <w:r>
+        <w:rPr>
+          <w:rFonts w:ascii="Roboto" w:hAnsi="Roboto"/>
+        </w:rPr>
+        <w:t>З. ТЗ на упаковку (текст и поле для заполнения)</w:t>
+      </w:r>
+    </w:p>
+    <w:p>
+      <w:pPr>
+        <w:rPr>
+          <w:rFonts w:ascii="Roboto" w:hAnsi="Roboto"/>
+        </w:rPr>
+      </w:pPr>
+      <w:r>
+        <w:rPr>
+          <w:rFonts w:ascii="Roboto" w:hAnsi="Roboto"/>
+        </w:rPr>
+        <w:t>И. Поставщик: Название компании (для этикетки)</w:t>
+      </w:r>
+    </w:p>
+    <w:p>
+      <w:pPr>
+        <w:rPr>
+          <w:rFonts w:ascii="Roboto" w:hAnsi="Roboto"/>
+        </w:rPr>
+      </w:pPr>
+      <w:r>
+        <w:rPr>
+          <w:rFonts w:ascii="Roboto" w:hAnsi="Roboto"/>
+        </w:rPr>
+        <w:t xml:space="preserve"> </w:t>
+      </w:r>
+    </w:p>
+    <w:p>
+      <w:pPr>
+        <w:rPr>
+          <w:rFonts w:ascii="Roboto" w:hAnsi="Roboto"/>
+        </w:rPr>
+      </w:pPr>
+      <w:r>
+        <w:rPr>
+          <w:rFonts w:ascii="Roboto" w:hAnsi="Roboto"/>
+        </w:rPr>
+        <w:t>А, Б, В, Г – шапка этикетки (если у товара нет бренда, размера, цвета, тогда только название)</w:t>
+      </w:r>
+    </w:p>
+    <w:p>
+      <w:pPr>
+        <w:rPr>
+          <w:rFonts w:ascii="Roboto" w:hAnsi="Roboto"/>
+        </w:rPr>
+      </w:pPr>
+      <w:r>
+        <w:rPr>
+          <w:rFonts w:ascii="Roboto" w:hAnsi="Roboto"/>
+        </w:rPr>
+        <w:t>Ж</w:t>
+      </w:r>
+    </w:p>
+    <w:p>
+      <w:pPr>
+        <w:rPr>
+          <w:rFonts w:ascii="Roboto" w:hAnsi="Roboto"/>
+        </w:rPr>
+      </w:pPr>
+      <w:r>
+        <w:rPr>
+          <w:rFonts w:ascii="Roboto" w:hAnsi="Roboto"/>
+        </w:rPr>
+        <w:t>И</w:t>
+      </w:r>
+    </w:p>
+    <w:p>
+      <w:pPr>
+        <w:rPr>
+          <w:rFonts w:ascii="Roboto" w:hAnsi="Roboto"/>
+        </w:rPr>
+      </w:pPr>
+      <w:r>
+        <w:rPr>
+          <w:rFonts w:ascii="Roboto" w:hAnsi="Roboto"/>
+        </w:rPr>
+        <w:t>Сам ШК</w:t>
+      </w:r>
+    </w:p>
+    <w:p>
+      <w:pPr>
+        <w:rPr>
+          <w:rFonts w:ascii="Roboto" w:hAnsi="Roboto"/>
+        </w:rPr>
+      </w:pPr>
+      <w:r>
+        <w:rPr>
+          <w:rFonts w:ascii="Roboto" w:hAnsi="Roboto"/>
+        </w:rPr>
+        <w:t>Е</w:t>
+      </w:r>
+    </w:p>
+    <w:p>
+      <w:pPr>
+        <w:rPr>
+          <w:rFonts w:ascii="Roboto" w:hAnsi="Roboto"/>
+        </w:rPr>
+      </w:pPr>
+      <w:r>
+        <w:rPr>
+          <w:rFonts w:ascii="Roboto" w:hAnsi="Roboto"/>
+        </w:rPr>
+        <w:t xml:space="preserve"> </w:t>
+      </w:r>
+    </w:p>
+    <w:p>
+      <w:pPr>
+        <w:rPr>
+          <w:rFonts w:ascii="Roboto" w:hAnsi="Roboto"/>
+        </w:rPr>
+      </w:pPr>
+      <w:r>
+        <w:rPr>
+          <w:rFonts w:ascii="Roboto" w:hAnsi="Roboto"/>
+        </w:rPr>
+        <w:t>Пример прилагаю</w:t>
+      </w:r>
+    </w:p>
+    <w:p>
+      <w:pPr>
+        <w:rPr>
+          <w:rFonts w:ascii="Roboto" w:hAnsi="Roboto"/>
+        </w:rPr>
+      </w:pPr>
+      <w:r>
+        <w:rPr>
+          <w:rFonts w:ascii="Roboto" w:hAnsi="Roboto"/>
+        </w:rPr>
+        <w:t xml:space="preserve"> </w:t>
+      </w:r>
+    </w:p>
+    <w:p>
+      <w:pPr>
+        <w:rPr>
+          <w:rFonts w:ascii="Roboto" w:hAnsi="Roboto"/>
+        </w:rPr>
+      </w:pPr>
+      <w:r>
+        <w:rPr>
+          <w:rFonts w:ascii="Roboto" w:hAnsi="Roboto"/>
+        </w:rPr>
+        <w:lastRenderedPageBreak/>
+        <w:t xml:space="preserve"> </w:t>
+      </w:r>
+    </w:p>
+    <w:p>
+      <w:pPr>
+        <w:rPr>
+          <w:rFonts w:ascii="Roboto" w:hAnsi="Roboto"/>
+        </w:rPr>
+      </w:pPr>
+      <w:r>
+        <w:rPr>
+          <w:rFonts w:ascii="Roboto" w:hAnsi="Roboto"/>
+        </w:rPr>
+        <w:t xml:space="preserve"> </w:t>
+      </w:r>
+    </w:p>
+    <w:p>
+      <w:pPr>
+        <w:rPr>
+          <w:rFonts w:ascii="Roboto" w:hAnsi="Roboto"/>
+        </w:rPr>
+      </w:pPr>
+      <w:r>
+        <w:rPr>
+          <w:rFonts w:ascii="Roboto" w:hAnsi="Roboto"/>
+        </w:rPr>
+        <w:t>2.    Приемка</w:t>
+      </w:r>
+    </w:p>
+    <w:p>
+      <w:pPr>
+        <w:rPr>
+          <w:rFonts w:ascii="Roboto" w:hAnsi="Roboto"/>
+        </w:rPr>
+      </w:pPr>
+      <w:r>
+        <w:rPr>
+          <w:rFonts w:ascii="Roboto" w:hAnsi="Roboto"/>
+        </w:rPr>
+        <w:t xml:space="preserve"> </w:t>
+      </w:r>
+    </w:p>
+    <w:p>
+      <w:pPr>
+        <w:rPr>
+          <w:rFonts w:ascii="Roboto" w:hAnsi="Roboto"/>
+        </w:rPr>
+      </w:pPr>
+      <w:r>
+        <w:rPr>
+          <w:rFonts w:ascii="Roboto" w:hAnsi="Roboto"/>
+        </w:rPr>
+        <w:t>Сотруднику склада открываются все Заявки со статусом НА ПРИЕМКЕ списком в хронологическом порядке и рядом кнопка Взять в работу</w:t>
+      </w:r>
+    </w:p>
+    <w:p>
+      <w:pPr>
+        <w:rPr>
+          <w:rFonts w:ascii="Roboto" w:hAnsi="Roboto"/>
+        </w:rPr>
+      </w:pPr>
+      <w:r>
+        <w:rPr>
+          <w:rFonts w:ascii="Roboto" w:hAnsi="Roboto"/>
+        </w:rPr>
+        <w:t xml:space="preserve"> </w:t>
+      </w:r>
+    </w:p>
+    <w:p>
+      <w:pPr>
+        <w:rPr>
+          <w:rFonts w:ascii="Roboto" w:hAnsi="Roboto"/>
+        </w:rPr>
+      </w:pPr>
+      <w:r>
+        <w:rPr>
+          <w:rFonts w:ascii="Roboto" w:hAnsi="Roboto"/>
+        </w:rPr>
+        <w:t>При нажатии на нужную Заявку, отображается товар(ы) только А и Е (Е в скобках) и плановое количество</w:t>
+      </w:r>
+    </w:p>
+    <w:p>
+      <w:pPr>
+        <w:rPr>
+          <w:rFonts w:ascii="Roboto" w:hAnsi="Roboto"/>
+        </w:rPr>
+      </w:pPr>
+      <w:r>
+        <w:rPr>
+          <w:rFonts w:ascii="Roboto" w:hAnsi="Roboto"/>
+        </w:rPr>
+        <w:t xml:space="preserve"> </w:t>
+      </w:r>
+    </w:p>
+    <w:p>
+      <w:pPr>
+        <w:rPr>
+          <w:rFonts w:ascii="Roboto" w:hAnsi="Roboto"/>
+        </w:rPr>
+      </w:pPr>
+      <w:r>
+        <w:rPr>
+          <w:rFonts w:ascii="Roboto" w:hAnsi="Roboto"/>
+        </w:rPr>
+        <w:t xml:space="preserve">На Товары можно при желании (на пример что бы посмотреть ссылку на </w:t>
+      </w:r>
+      <w:proofErr w:type="spellStart"/>
+      <w:r>
+        <w:rPr>
+          <w:rFonts w:ascii="Roboto" w:hAnsi="Roboto"/>
+        </w:rPr>
+        <w:t>вб</w:t>
+      </w:r>
+      <w:proofErr w:type="spellEnd"/>
+      <w:r>
+        <w:rPr>
+          <w:rFonts w:ascii="Roboto" w:hAnsi="Roboto"/>
+        </w:rPr>
+        <w:t xml:space="preserve"> или что-то еще) нажать и раскрыть их полную карточку со всеми пунктами от А до И</w:t>
+      </w:r>
+    </w:p>
+    <w:p>
+      <w:pPr>
+        <w:rPr>
+          <w:rFonts w:ascii="Roboto" w:hAnsi="Roboto"/>
+        </w:rPr>
+      </w:pPr>
+      <w:r>
+        <w:rPr>
+          <w:rFonts w:ascii="Roboto" w:hAnsi="Roboto"/>
+        </w:rPr>
+        <w:t xml:space="preserve"> </w:t>
+      </w:r>
+    </w:p>
+    <w:p>
+      <w:pPr>
+        <w:rPr>
+          <w:rFonts w:ascii="Roboto" w:hAnsi="Roboto"/>
+        </w:rPr>
+      </w:pPr>
+      <w:r>
+        <w:rPr>
+          <w:rFonts w:ascii="Roboto" w:hAnsi="Roboto"/>
+        </w:rPr>
+        <w:t>Рядом с каждым товаром</w:t>
+      </w:r>
+    </w:p>
+    <w:p>
+      <w:pPr>
+        <w:rPr>
+          <w:rFonts w:ascii="Roboto" w:hAnsi="Roboto"/>
+        </w:rPr>
+      </w:pPr>
+      <w:r>
+        <w:rPr>
+          <w:rFonts w:ascii="Roboto" w:hAnsi="Roboto"/>
+        </w:rPr>
+        <w:t xml:space="preserve">Количество (поле для ввода) – всегда вводится </w:t>
+      </w:r>
+      <w:proofErr w:type="gramStart"/>
+      <w:r>
+        <w:rPr>
+          <w:rFonts w:ascii="Roboto" w:hAnsi="Roboto"/>
+        </w:rPr>
+        <w:t>общее фактическое количество</w:t>
+      </w:r>
+      <w:proofErr w:type="gramEnd"/>
+      <w:r>
+        <w:rPr>
+          <w:rFonts w:ascii="Roboto" w:hAnsi="Roboto"/>
+        </w:rPr>
+        <w:t xml:space="preserve"> которое пришло</w:t>
+      </w:r>
+    </w:p>
+    <w:p>
+      <w:pPr>
+        <w:rPr>
+          <w:rFonts w:ascii="Roboto" w:hAnsi="Roboto"/>
+        </w:rPr>
+      </w:pPr>
+    </w:p>
+    <w:p>
+      <w:pPr>
+        <w:rPr>
+          <w:rFonts w:ascii="Roboto" w:hAnsi="Roboto"/>
+        </w:rPr>
+      </w:pPr>
+      <w:r>
+        <w:rPr>
+          <w:rFonts w:ascii="Roboto" w:hAnsi="Roboto"/>
+        </w:rPr>
+        <w:t>Далее кнопка Завершить приемку</w:t>
+      </w:r>
+    </w:p>
+    <w:p>
+      <w:pPr>
+        <w:rPr>
+          <w:rFonts w:ascii="Roboto" w:hAnsi="Roboto"/>
+        </w:rPr>
+      </w:pPr>
+      <w:r>
+        <w:rPr>
+          <w:rFonts w:ascii="Roboto" w:hAnsi="Roboto"/>
+        </w:rPr>
+        <w:t xml:space="preserve"> </w:t>
+      </w:r>
+    </w:p>
+    <w:p>
+      <w:pPr>
+        <w:rPr>
+          <w:rFonts w:ascii="Roboto" w:hAnsi="Roboto"/>
+        </w:rPr>
+      </w:pPr>
+      <w:r>
+        <w:rPr>
+          <w:rFonts w:ascii="Roboto" w:hAnsi="Roboto"/>
+        </w:rPr>
+        <w:t>После этого Статус Заявки меняется на Принято</w:t>
+      </w:r>
+    </w:p>
+    <w:p>
+      <w:pPr>
+        <w:rPr>
+          <w:rFonts w:ascii="Roboto" w:hAnsi="Roboto"/>
+        </w:rPr>
+      </w:pPr>
+      <w:r>
+        <w:rPr>
+          <w:rFonts w:ascii="Roboto" w:hAnsi="Roboto"/>
+        </w:rPr>
+        <w:t>После статуса Принято на остатках отображается фактическое количество</w:t>
+      </w:r>
+    </w:p>
+    <w:p>
+      <w:pPr>
+        <w:rPr>
+          <w:rFonts w:ascii="Roboto" w:hAnsi="Roboto"/>
+        </w:rPr>
+      </w:pPr>
+      <w:r>
+        <w:rPr>
+          <w:rFonts w:ascii="Roboto" w:hAnsi="Roboto"/>
+        </w:rPr>
+        <w:t xml:space="preserve"> </w:t>
+      </w:r>
+    </w:p>
+    <w:p>
+      <w:pPr>
+        <w:rPr>
+          <w:rFonts w:ascii="Roboto" w:hAnsi="Roboto"/>
+        </w:rPr>
+      </w:pPr>
+      <w:r>
+        <w:rPr>
+          <w:rFonts w:ascii="Roboto" w:hAnsi="Roboto"/>
+        </w:rPr>
+        <w:t xml:space="preserve">Приложить фото (сюда обычно скидывают фото обрешетки, как пришел груз, </w:t>
+      </w:r>
+      <w:proofErr w:type="gramStart"/>
+      <w:r>
+        <w:rPr>
+          <w:rFonts w:ascii="Roboto" w:hAnsi="Roboto"/>
+        </w:rPr>
+        <w:t>любые фото</w:t>
+      </w:r>
+      <w:proofErr w:type="gramEnd"/>
+      <w:r>
+        <w:rPr>
+          <w:rFonts w:ascii="Roboto" w:hAnsi="Roboto"/>
+        </w:rPr>
+        <w:t xml:space="preserve"> которые потом будут подкреплены к заявке)</w:t>
+      </w:r>
+    </w:p>
+    <w:p>
+      <w:pPr>
+        <w:rPr>
+          <w:rFonts w:ascii="Roboto" w:hAnsi="Roboto"/>
+        </w:rPr>
+      </w:pPr>
+      <w:r>
+        <w:rPr>
+          <w:rFonts w:ascii="Roboto" w:hAnsi="Roboto"/>
+        </w:rPr>
+        <w:t xml:space="preserve"> </w:t>
+      </w:r>
+    </w:p>
+    <w:p>
+      <w:pPr>
+        <w:rPr>
+          <w:rFonts w:ascii="Roboto" w:hAnsi="Roboto"/>
+        </w:rPr>
+      </w:pPr>
+      <w:r>
+        <w:rPr>
+          <w:rFonts w:ascii="Roboto" w:hAnsi="Roboto"/>
+        </w:rPr>
+        <w:t xml:space="preserve"> </w:t>
+      </w:r>
+    </w:p>
+    <w:p>
+      <w:pPr>
+        <w:rPr>
+          <w:rFonts w:ascii="Roboto" w:hAnsi="Roboto"/>
+        </w:rPr>
+      </w:pPr>
+      <w:r>
+        <w:rPr>
+          <w:rFonts w:ascii="Roboto" w:hAnsi="Roboto"/>
+        </w:rPr>
+        <w:t>3.    Упаковка</w:t>
+      </w:r>
+    </w:p>
+    <w:p>
+      <w:pPr>
+        <w:rPr>
+          <w:rFonts w:ascii="Roboto" w:hAnsi="Roboto"/>
+        </w:rPr>
+      </w:pPr>
+      <w:r>
+        <w:rPr>
+          <w:rFonts w:ascii="Roboto" w:hAnsi="Roboto"/>
+        </w:rPr>
+        <w:t xml:space="preserve"> </w:t>
+      </w:r>
+    </w:p>
+    <w:p>
+      <w:pPr>
+        <w:rPr>
+          <w:rFonts w:ascii="Roboto" w:hAnsi="Roboto"/>
+        </w:rPr>
+      </w:pPr>
+      <w:r>
+        <w:rPr>
+          <w:rFonts w:ascii="Roboto" w:hAnsi="Roboto"/>
+        </w:rPr>
+        <w:t>Сотруднику склада открываются все Заявки со статусом Принято и рядом кнопка Взять в работу – после нажатия статус меняется на Упаковка</w:t>
+      </w:r>
+    </w:p>
+    <w:p>
+      <w:pPr>
+        <w:rPr>
+          <w:rFonts w:ascii="Roboto" w:hAnsi="Roboto"/>
+        </w:rPr>
+      </w:pPr>
+      <w:r>
+        <w:rPr>
+          <w:rFonts w:ascii="Roboto" w:hAnsi="Roboto"/>
+        </w:rPr>
+        <w:t xml:space="preserve"> </w:t>
+      </w:r>
+    </w:p>
+    <w:p>
+      <w:pPr>
+        <w:rPr>
+          <w:rFonts w:ascii="Roboto" w:hAnsi="Roboto"/>
+        </w:rPr>
+      </w:pPr>
+      <w:r>
+        <w:rPr>
+          <w:rFonts w:ascii="Roboto" w:hAnsi="Roboto"/>
+        </w:rPr>
+        <w:t>При нажатии на нужную Заявку, отображается товар(ы) только А и Е (Е в скобках) и плановое количество</w:t>
+      </w:r>
+    </w:p>
+    <w:p>
+      <w:pPr>
+        <w:rPr>
+          <w:rFonts w:ascii="Roboto" w:hAnsi="Roboto"/>
+        </w:rPr>
+      </w:pPr>
+      <w:r>
+        <w:rPr>
+          <w:rFonts w:ascii="Roboto" w:hAnsi="Roboto"/>
+        </w:rPr>
+        <w:t xml:space="preserve"> </w:t>
+      </w:r>
+    </w:p>
+    <w:p>
+      <w:pPr>
+        <w:rPr>
+          <w:rFonts w:ascii="Roboto" w:hAnsi="Roboto"/>
+        </w:rPr>
+      </w:pPr>
+      <w:r>
+        <w:rPr>
+          <w:rFonts w:ascii="Roboto" w:hAnsi="Roboto"/>
+        </w:rPr>
+        <w:t>На Товары можно при желании нажать и раскрыть их полную карточку со всеми пунктами от А до И</w:t>
+      </w:r>
+    </w:p>
+    <w:p>
+      <w:pPr>
+        <w:rPr>
+          <w:rFonts w:ascii="Roboto" w:hAnsi="Roboto"/>
+        </w:rPr>
+      </w:pPr>
+    </w:p>
+    <w:p>
+      <w:pPr>
+        <w:rPr>
+          <w:rFonts w:ascii="Roboto" w:hAnsi="Roboto"/>
+        </w:rPr>
+      </w:pPr>
+      <w:r>
+        <w:rPr>
+          <w:rFonts w:ascii="Roboto" w:hAnsi="Roboto"/>
+        </w:rPr>
+        <w:t xml:space="preserve">Далее после </w:t>
+      </w:r>
+      <w:proofErr w:type="gramStart"/>
+      <w:r>
+        <w:rPr>
+          <w:rFonts w:ascii="Roboto" w:hAnsi="Roboto"/>
+        </w:rPr>
+        <w:t>того</w:t>
+      </w:r>
+      <w:proofErr w:type="gramEnd"/>
+      <w:r>
+        <w:rPr>
+          <w:rFonts w:ascii="Roboto" w:hAnsi="Roboto"/>
+        </w:rPr>
+        <w:t xml:space="preserve"> как упаковщик нажал Взять в работу и нажал на Заявку открываются что то вроде анкеты:</w:t>
+      </w:r>
+    </w:p>
+    <w:p>
+      <w:pPr>
+        <w:rPr>
+          <w:rFonts w:ascii="Roboto" w:hAnsi="Roboto"/>
+        </w:rPr>
+      </w:pPr>
+    </w:p>
+    <w:p>
+      <w:pPr>
+        <w:rPr>
+          <w:rFonts w:ascii="Roboto" w:hAnsi="Roboto"/>
+        </w:rPr>
+      </w:pPr>
+      <w:r>
+        <w:rPr>
+          <w:rFonts w:ascii="Roboto" w:hAnsi="Roboto"/>
+        </w:rPr>
+        <w:t>ID сотрудника: поле к заполнению</w:t>
+      </w:r>
+    </w:p>
+    <w:p>
+      <w:pPr>
+        <w:rPr>
+          <w:rFonts w:ascii="Roboto" w:hAnsi="Roboto"/>
+        </w:rPr>
+      </w:pPr>
+      <w:r>
+        <w:rPr>
+          <w:rFonts w:ascii="Roboto" w:hAnsi="Roboto"/>
+        </w:rPr>
+        <w:t>Наименование товара: выбирает из списка товаров в заявке</w:t>
+      </w:r>
+    </w:p>
+    <w:p>
+      <w:pPr>
+        <w:rPr>
+          <w:rFonts w:ascii="Roboto" w:hAnsi="Roboto"/>
+        </w:rPr>
+      </w:pPr>
+      <w:r>
+        <w:rPr>
+          <w:rFonts w:ascii="Roboto" w:hAnsi="Roboto"/>
+        </w:rPr>
+        <w:t xml:space="preserve">      Номер паллеты:</w:t>
+      </w:r>
+    </w:p>
+    <w:p>
+      <w:pPr>
+        <w:rPr>
+          <w:rFonts w:ascii="Roboto" w:hAnsi="Roboto"/>
+        </w:rPr>
+      </w:pPr>
+      <w:r>
+        <w:rPr>
+          <w:rFonts w:ascii="Roboto" w:hAnsi="Roboto"/>
+        </w:rPr>
+        <w:t>Номер короба:</w:t>
+      </w:r>
+    </w:p>
+    <w:p>
+      <w:pPr>
+        <w:rPr>
+          <w:rFonts w:ascii="Roboto" w:hAnsi="Roboto"/>
+        </w:rPr>
+      </w:pPr>
+      <w:r>
+        <w:rPr>
+          <w:rFonts w:ascii="Roboto" w:hAnsi="Roboto"/>
+        </w:rPr>
+        <w:t>Количество в коробе:</w:t>
+      </w:r>
+    </w:p>
+    <w:p>
+      <w:pPr>
+        <w:rPr>
+          <w:rFonts w:ascii="Roboto" w:hAnsi="Roboto"/>
+        </w:rPr>
+      </w:pPr>
+      <w:r>
+        <w:rPr>
+          <w:rFonts w:ascii="Roboto" w:hAnsi="Roboto"/>
+        </w:rPr>
+        <w:t>Склад назначения:</w:t>
+      </w:r>
+    </w:p>
+    <w:p>
+      <w:pPr>
+        <w:rPr>
+          <w:rFonts w:ascii="Roboto" w:hAnsi="Roboto"/>
+        </w:rPr>
+      </w:pPr>
+    </w:p>
+    <w:p>
+      <w:pPr>
+        <w:rPr>
+          <w:rFonts w:ascii="Roboto" w:hAnsi="Roboto"/>
+        </w:rPr>
+      </w:pPr>
+      <w:r>
+        <w:rPr>
+          <w:rFonts w:ascii="Roboto" w:hAnsi="Roboto"/>
+        </w:rPr>
+        <w:t>и далее + (</w:t>
+      </w:r>
+      <w:proofErr w:type="spellStart"/>
+      <w:proofErr w:type="gramStart"/>
+      <w:r>
+        <w:rPr>
+          <w:rFonts w:ascii="Roboto" w:hAnsi="Roboto"/>
+        </w:rPr>
+        <w:t>плюс,чтобы</w:t>
+      </w:r>
+      <w:proofErr w:type="spellEnd"/>
+      <w:proofErr w:type="gramEnd"/>
+      <w:r>
+        <w:rPr>
+          <w:rFonts w:ascii="Roboto" w:hAnsi="Roboto"/>
+        </w:rPr>
+        <w:t xml:space="preserve"> снова добавить товар), после +</w:t>
+      </w:r>
+    </w:p>
+    <w:p>
+      <w:pPr>
+        <w:rPr>
+          <w:rFonts w:ascii="Roboto" w:hAnsi="Roboto"/>
+        </w:rPr>
+      </w:pPr>
+      <w:r>
+        <w:rPr>
+          <w:rFonts w:ascii="Roboto" w:hAnsi="Roboto"/>
+        </w:rPr>
+        <w:t>ID сотрудника: поле к заполнению</w:t>
+      </w:r>
+    </w:p>
+    <w:p>
+      <w:pPr>
+        <w:rPr>
+          <w:rFonts w:ascii="Roboto" w:hAnsi="Roboto"/>
+        </w:rPr>
+      </w:pPr>
+      <w:r>
+        <w:rPr>
+          <w:rFonts w:ascii="Roboto" w:hAnsi="Roboto"/>
+        </w:rPr>
+        <w:t>Наименование товара: выбирает из списка товаров в заявке</w:t>
+      </w:r>
+    </w:p>
+    <w:p>
+      <w:pPr>
+        <w:rPr>
+          <w:rFonts w:ascii="Roboto" w:hAnsi="Roboto"/>
+        </w:rPr>
+      </w:pPr>
+      <w:r>
+        <w:rPr>
+          <w:rFonts w:ascii="Roboto" w:hAnsi="Roboto"/>
+        </w:rPr>
+        <w:t>Номер паллеты:</w:t>
+      </w:r>
+    </w:p>
+    <w:p>
+      <w:pPr>
+        <w:rPr>
+          <w:rFonts w:ascii="Roboto" w:hAnsi="Roboto"/>
+        </w:rPr>
+      </w:pPr>
+      <w:r>
+        <w:rPr>
+          <w:rFonts w:ascii="Roboto" w:hAnsi="Roboto"/>
+        </w:rPr>
+        <w:t>Номер короба:</w:t>
+      </w:r>
+    </w:p>
+    <w:p>
+      <w:pPr>
+        <w:rPr>
+          <w:rFonts w:ascii="Roboto" w:hAnsi="Roboto"/>
+        </w:rPr>
+      </w:pPr>
+      <w:r>
+        <w:rPr>
+          <w:rFonts w:ascii="Roboto" w:hAnsi="Roboto"/>
+        </w:rPr>
+        <w:t>Количество в коробе:</w:t>
+      </w:r>
+    </w:p>
+    <w:p>
+      <w:pPr>
+        <w:rPr>
+          <w:rFonts w:ascii="Roboto" w:hAnsi="Roboto"/>
+        </w:rPr>
+      </w:pPr>
+      <w:r>
+        <w:rPr>
+          <w:rFonts w:ascii="Roboto" w:hAnsi="Roboto"/>
+        </w:rPr>
+        <w:t>Склад назначения:</w:t>
+      </w:r>
+    </w:p>
+    <w:p>
+      <w:pPr>
+        <w:rPr>
+          <w:rFonts w:ascii="Roboto" w:hAnsi="Roboto"/>
+        </w:rPr>
+      </w:pPr>
+    </w:p>
+    <w:p>
+      <w:pPr>
+        <w:rPr>
+          <w:rFonts w:ascii="Roboto" w:hAnsi="Roboto"/>
+        </w:rPr>
+      </w:pPr>
+      <w:r>
+        <w:rPr>
+          <w:rFonts w:ascii="Roboto" w:hAnsi="Roboto"/>
+        </w:rPr>
+        <w:t>и далее снова + и так упаковщик добавляет пока всю заявку не сделает</w:t>
+      </w:r>
+    </w:p>
+    <w:p>
+      <w:pPr>
+        <w:rPr>
+          <w:rFonts w:ascii="Roboto" w:hAnsi="Roboto"/>
+        </w:rPr>
+      </w:pPr>
+    </w:p>
+    <w:p>
+      <w:pPr>
+        <w:rPr>
+          <w:rFonts w:ascii="Roboto" w:hAnsi="Roboto"/>
+        </w:rPr>
+      </w:pPr>
+      <w:r>
+        <w:rPr>
+          <w:rFonts w:ascii="Roboto" w:hAnsi="Roboto"/>
+        </w:rPr>
+        <w:t>Далее кнопка Завершить упаковку</w:t>
+      </w:r>
+    </w:p>
+    <w:p>
+      <w:pPr>
+        <w:rPr>
+          <w:rFonts w:ascii="Roboto" w:hAnsi="Roboto"/>
+        </w:rPr>
+      </w:pPr>
+      <w:r>
+        <w:rPr>
+          <w:rFonts w:ascii="Roboto" w:hAnsi="Roboto"/>
+        </w:rPr>
+        <w:t xml:space="preserve">После этого Статус Заявки меняется </w:t>
+      </w:r>
+      <w:proofErr w:type="gramStart"/>
+      <w:r>
+        <w:rPr>
+          <w:rFonts w:ascii="Roboto" w:hAnsi="Roboto"/>
+        </w:rPr>
+        <w:t>на Готово</w:t>
+      </w:r>
+      <w:proofErr w:type="gramEnd"/>
+      <w:r>
+        <w:rPr>
+          <w:rFonts w:ascii="Roboto" w:hAnsi="Roboto"/>
+        </w:rPr>
+        <w:t xml:space="preserve"> к отгрузке</w:t>
+      </w:r>
+    </w:p>
+    <w:p>
+      <w:pPr>
+        <w:rPr>
+          <w:rFonts w:ascii="Roboto" w:hAnsi="Roboto"/>
+        </w:rPr>
+      </w:pPr>
+      <w:r>
+        <w:rPr>
+          <w:rFonts w:ascii="Roboto" w:hAnsi="Roboto"/>
+        </w:rPr>
+        <w:t xml:space="preserve">После </w:t>
+      </w:r>
+      <w:proofErr w:type="gramStart"/>
+      <w:r>
+        <w:rPr>
+          <w:rFonts w:ascii="Roboto" w:hAnsi="Roboto"/>
+        </w:rPr>
+        <w:t>статуса Готово</w:t>
+      </w:r>
+      <w:proofErr w:type="gramEnd"/>
+      <w:r>
+        <w:rPr>
+          <w:rFonts w:ascii="Roboto" w:hAnsi="Roboto"/>
+        </w:rPr>
+        <w:t xml:space="preserve"> к отгрузке на остатках отображается фактическое количество (это значение имеет </w:t>
+      </w:r>
+      <w:proofErr w:type="spellStart"/>
+      <w:r>
+        <w:rPr>
+          <w:rFonts w:ascii="Roboto" w:hAnsi="Roboto"/>
+        </w:rPr>
+        <w:t>финально</w:t>
+      </w:r>
+      <w:proofErr w:type="spellEnd"/>
+      <w:r>
+        <w:rPr>
+          <w:rFonts w:ascii="Roboto" w:hAnsi="Roboto"/>
+        </w:rPr>
+        <w:t xml:space="preserve"> фактическое)</w:t>
+      </w:r>
+    </w:p>
+    <w:p>
+      <w:pPr>
+        <w:rPr>
+          <w:rFonts w:ascii="Roboto" w:hAnsi="Roboto"/>
+        </w:rPr>
+      </w:pPr>
+    </w:p>
+    <w:p>
+      <w:pPr>
+        <w:rPr>
+          <w:rFonts w:ascii="Roboto" w:hAnsi="Roboto"/>
+        </w:rPr>
+      </w:pPr>
+      <w:r>
+        <w:rPr>
+          <w:rFonts w:ascii="Roboto" w:hAnsi="Roboto"/>
+        </w:rPr>
+        <w:t xml:space="preserve">Кнопка Приложить фото (сюда обычно скидывают фото обрешетки, как пришел груз, </w:t>
+      </w:r>
+      <w:proofErr w:type="gramStart"/>
+      <w:r>
+        <w:rPr>
+          <w:rFonts w:ascii="Roboto" w:hAnsi="Roboto"/>
+        </w:rPr>
+        <w:t>любые фото</w:t>
+      </w:r>
+      <w:proofErr w:type="gramEnd"/>
+      <w:r>
+        <w:rPr>
+          <w:rFonts w:ascii="Roboto" w:hAnsi="Roboto"/>
+        </w:rPr>
+        <w:t xml:space="preserve"> которые потом будут подкреплены к заявке)</w:t>
+      </w:r>
+    </w:p>
+    <w:p>
+      <w:pPr>
+        <w:rPr>
+          <w:rFonts w:ascii="Roboto" w:hAnsi="Roboto"/>
+        </w:rPr>
+      </w:pPr>
+    </w:p>
+    <w:p>
+      <w:pPr>
+        <w:rPr>
+          <w:rFonts w:ascii="Roboto" w:hAnsi="Roboto"/>
+        </w:rPr>
+      </w:pPr>
+      <w:r>
+        <w:rPr>
+          <w:rFonts w:ascii="Roboto" w:hAnsi="Roboto"/>
+        </w:rPr>
+        <w:t xml:space="preserve">Кнопка Использованные материалы: поле для текста (это поле видят только </w:t>
+      </w:r>
+      <w:proofErr w:type="spellStart"/>
+      <w:r>
+        <w:rPr>
+          <w:rFonts w:ascii="Roboto" w:hAnsi="Roboto"/>
+        </w:rPr>
+        <w:t>сотрудникик</w:t>
+      </w:r>
+      <w:proofErr w:type="spellEnd"/>
+      <w:r>
+        <w:rPr>
+          <w:rFonts w:ascii="Roboto" w:hAnsi="Roboto"/>
+        </w:rPr>
+        <w:t xml:space="preserve"> склада)</w:t>
+      </w:r>
+    </w:p>
+    <w:p>
+      <w:pPr>
+        <w:rPr>
+          <w:rFonts w:ascii="Roboto" w:hAnsi="Roboto"/>
+        </w:rPr>
+      </w:pPr>
+    </w:p>
+    <w:p>
+      <w:pPr>
+        <w:rPr>
+          <w:rFonts w:ascii="Roboto" w:hAnsi="Roboto"/>
+        </w:rPr>
+      </w:pPr>
+      <w:r>
+        <w:rPr>
+          <w:rFonts w:ascii="Roboto" w:hAnsi="Roboto"/>
+        </w:rPr>
+        <w:t xml:space="preserve">Кнопка Время упаковки: поле для текста (это поле видят только </w:t>
+      </w:r>
+      <w:proofErr w:type="spellStart"/>
+      <w:r>
+        <w:rPr>
+          <w:rFonts w:ascii="Roboto" w:hAnsi="Roboto"/>
+        </w:rPr>
+        <w:t>сотрудникик</w:t>
+      </w:r>
+      <w:proofErr w:type="spellEnd"/>
+      <w:r>
+        <w:rPr>
+          <w:rFonts w:ascii="Roboto" w:hAnsi="Roboto"/>
+        </w:rPr>
+        <w:t xml:space="preserve"> склада)</w:t>
+      </w:r>
+    </w:p>
+    <w:p>
+      <w:pPr>
+        <w:rPr>
+          <w:rFonts w:ascii="Roboto" w:hAnsi="Roboto"/>
+        </w:rPr>
+      </w:pPr>
+    </w:p>
+    <w:p>
+      <w:pPr>
+        <w:rPr>
+          <w:rFonts w:ascii="Roboto" w:hAnsi="Roboto"/>
+        </w:rPr>
+      </w:pPr>
+      <w:r>
+        <w:rPr>
+          <w:rFonts w:ascii="Roboto" w:hAnsi="Roboto"/>
+        </w:rPr>
+        <w:lastRenderedPageBreak/>
+        <w:t>Все эти данные уходят в таблицу лист Отгрузка FBO</w:t>
+      </w:r>
+    </w:p>
+    <w:p>
+      <w:pPr>
+        <w:rPr>
+          <w:rFonts w:ascii="Roboto" w:hAnsi="Roboto"/>
+        </w:rPr>
+      </w:pPr>
+    </w:p>
+    <w:p>
+      <w:pPr>
+        <w:rPr>
+          <w:rFonts w:ascii="Roboto" w:hAnsi="Roboto"/>
+        </w:rPr>
+      </w:pPr>
+      <w:r>
+        <w:rPr>
+          <w:rFonts w:ascii="Roboto" w:hAnsi="Roboto"/>
+        </w:rPr>
+        <w:t>4. Отгрузка (кнопка)</w:t>
+      </w:r>
+    </w:p>
+    <w:p>
+      <w:pPr>
+        <w:rPr>
+          <w:rFonts w:ascii="Roboto" w:hAnsi="Roboto"/>
+        </w:rPr>
+      </w:pPr>
+      <w:r>
+        <w:rPr>
+          <w:rFonts w:ascii="Roboto" w:hAnsi="Roboto"/>
+        </w:rPr>
+        <w:t xml:space="preserve"> Здесь сотрудники склада видят список Заявок на отгрузку</w:t>
+      </w:r>
+    </w:p>
+    <w:p>
+      <w:pPr>
+        <w:rPr>
+          <w:rFonts w:ascii="Roboto" w:hAnsi="Roboto"/>
+        </w:rPr>
+      </w:pPr>
+      <w:r>
+        <w:rPr>
+          <w:rFonts w:ascii="Roboto" w:hAnsi="Roboto"/>
+        </w:rPr>
+        <w:t xml:space="preserve">Открыв </w:t>
+      </w:r>
+      <w:proofErr w:type="gramStart"/>
+      <w:r>
+        <w:rPr>
+          <w:rFonts w:ascii="Roboto" w:hAnsi="Roboto"/>
+        </w:rPr>
+        <w:t>ту или иную заявку</w:t>
+      </w:r>
+      <w:proofErr w:type="gramEnd"/>
+      <w:r>
+        <w:rPr>
+          <w:rFonts w:ascii="Roboto" w:hAnsi="Roboto"/>
+        </w:rPr>
+        <w:t xml:space="preserve"> они могут выгрузить ШК поставки и ШК короба</w:t>
+      </w:r>
+    </w:p>
+    <w:p>
+      <w:pPr>
+        <w:rPr>
+          <w:rFonts w:ascii="Roboto" w:hAnsi="Roboto"/>
+        </w:rPr>
+      </w:pPr>
+      <w:r>
+        <w:rPr>
+          <w:rFonts w:ascii="Roboto" w:hAnsi="Roboto"/>
+        </w:rPr>
+        <w:t>и потом кнопка Отгрузить</w:t>
+      </w:r>
+    </w:p>
+    <w:p>
+      <w:pPr>
+        <w:rPr>
+          <w:rFonts w:ascii="Roboto" w:hAnsi="Roboto"/>
+        </w:rPr>
+      </w:pPr>
+    </w:p>
+    <w:p>
+      <w:pPr>
+        <w:jc w:val="center"/>
+        <w:rPr>
+          <w:rFonts w:ascii="Roboto" w:hAnsi="Roboto"/>
+        </w:rPr>
+      </w:pPr>
+      <w:r>
+        <w:rPr>
+          <w:rFonts w:ascii="Roboto" w:hAnsi="Roboto"/>
+        </w:rPr>
+        <w:t>2.</w:t>
+      </w:r>
+      <w:r>
+        <w:rPr>
+          <w:rFonts w:ascii="Roboto" w:hAnsi="Roboto"/>
+        </w:rPr>
+        <w:t>4</w:t>
+      </w:r>
+      <w:r>
+        <w:rPr>
+          <w:rFonts w:ascii="Roboto" w:hAnsi="Roboto"/>
+        </w:rPr>
+        <w:t>. Сценарии использования</w:t>
       </w:r>
     </w:p>
     <w:p>
@@ -660,7 +3946,35 @@
         <w:rPr>
           <w:rFonts w:ascii="Roboto" w:hAnsi="Roboto"/>
         </w:rPr>
-        <w:t>Описание: Клиент открывает Mini App в Telegram, переходит в раздел «Заказы», видит список своих заказов с текущими статусами (На приёмке / Принято / Упаковано / Отгружено), может открыть детали заказа и посмотреть фото браков при наличии.</w:t>
+        <w:t xml:space="preserve">Описание: Клиент открывает Mini </w:t>
+      </w:r>
+      <w:proofErr w:type="spellStart"/>
+      <w:r>
+        <w:rPr>
+          <w:rFonts w:ascii="Roboto" w:hAnsi="Roboto"/>
+        </w:rPr>
+        <w:t>App</w:t>
+      </w:r>
+      <w:proofErr w:type="spellEnd"/>
+      <w:r>
+        <w:rPr>
+          <w:rFonts w:ascii="Roboto" w:hAnsi="Roboto"/>
+        </w:rPr>
+        <w:t xml:space="preserve"> в </w:t>
+      </w:r>
+      <w:proofErr w:type="spellStart"/>
+      <w:r>
+        <w:rPr>
+          <w:rFonts w:ascii="Roboto" w:hAnsi="Roboto"/>
+        </w:rPr>
+        <w:t>Telegram</w:t>
+      </w:r>
+      <w:proofErr w:type="spellEnd"/>
+      <w:r>
+        <w:rPr>
+          <w:rFonts w:ascii="Roboto" w:hAnsi="Roboto"/>
+        </w:rPr>
+        <w:t>, переходит в раздел «Заказы», видит список своих заказов с текущими статусами (На приёмке / Принято / Упаковано / Отгружено), может открыть детали заказа и посмотреть фото браков при наличии.</w:t>
       </w:r>
     </w:p>
     <w:p>
@@ -737,16 +4051,530 @@
     </w:p>
     <w:p>
       <w:pPr>
-        <w:rPr>
-          <w:rFonts w:ascii="Roboto" w:hAnsi="Roboto"/>
-        </w:rPr>
-      </w:pPr>
+        <w:jc w:val="center"/>
+        <w:rPr>
+          <w:rFonts w:ascii="Roboto" w:hAnsi="Roboto"/>
+        </w:rPr>
+      </w:pPr>
+      <w:r>
+        <w:rPr>
+          <w:rFonts w:ascii="Roboto" w:hAnsi="Roboto"/>
+        </w:rPr>
+        <w:t>3</w:t>
+      </w:r>
+      <w:r>
+        <w:rPr>
+          <w:rFonts w:ascii="Roboto" w:hAnsi="Roboto"/>
+        </w:rPr>
+        <w:t>.1. Технологический стек</w:t>
+      </w:r>
+    </w:p>
+    <w:p>
+      <w:pPr>
+        <w:rPr>
+          <w:rFonts w:ascii="Roboto" w:hAnsi="Roboto"/>
+        </w:rPr>
+      </w:pPr>
+      <w:proofErr w:type="spellStart"/>
+      <w:r>
+        <w:rPr>
+          <w:rFonts w:ascii="Roboto" w:hAnsi="Roboto"/>
+        </w:rPr>
+        <w:t>Frontend</w:t>
+      </w:r>
+      <w:proofErr w:type="spellEnd"/>
+      <w:r>
+        <w:rPr>
+          <w:rFonts w:ascii="Roboto" w:hAnsi="Roboto"/>
+        </w:rPr>
+        <w:t>:</w:t>
+      </w:r>
+    </w:p>
+    <w:p>
+      <w:pPr>
+        <w:rPr>
+          <w:rFonts w:ascii="Roboto" w:hAnsi="Roboto"/>
+        </w:rPr>
+      </w:pPr>
+      <w:r>
+        <w:rPr>
+          <w:rFonts w:ascii="Roboto" w:hAnsi="Roboto"/>
+        </w:rPr>
+        <w:t xml:space="preserve">- Фреймворк: </w:t>
+      </w:r>
+      <w:proofErr w:type="spellStart"/>
+      <w:r>
+        <w:rPr>
+          <w:rFonts w:ascii="Roboto" w:hAnsi="Roboto"/>
+        </w:rPr>
+        <w:t>React</w:t>
+      </w:r>
+      <w:proofErr w:type="spellEnd"/>
+    </w:p>
+    <w:p>
+      <w:pPr>
+        <w:rPr>
+          <w:rFonts w:ascii="Roboto" w:hAnsi="Roboto"/>
+        </w:rPr>
+      </w:pPr>
+      <w:r>
+        <w:rPr>
+          <w:rFonts w:ascii="Roboto" w:hAnsi="Roboto"/>
+        </w:rPr>
+        <w:t xml:space="preserve">- Язык: </w:t>
+      </w:r>
+      <w:proofErr w:type="spellStart"/>
+      <w:r>
+        <w:rPr>
+          <w:rFonts w:ascii="Roboto" w:hAnsi="Roboto"/>
+        </w:rPr>
+        <w:t>TypeScript</w:t>
+      </w:r>
+      <w:proofErr w:type="spellEnd"/>
+    </w:p>
+    <w:p>
+      <w:pPr>
+        <w:rPr>
+          <w:rFonts w:ascii="Roboto" w:hAnsi="Roboto"/>
+        </w:rPr>
+      </w:pPr>
+      <w:r>
+        <w:rPr>
+          <w:rFonts w:ascii="Roboto" w:hAnsi="Roboto"/>
+        </w:rPr>
+        <w:t xml:space="preserve">- Сборщик: </w:t>
+      </w:r>
+      <w:proofErr w:type="spellStart"/>
+      <w:r>
+        <w:rPr>
+          <w:rFonts w:ascii="Roboto" w:hAnsi="Roboto"/>
+        </w:rPr>
+        <w:t>Vite</w:t>
+      </w:r>
+      <w:proofErr w:type="spellEnd"/>
+    </w:p>
+    <w:p>
+      <w:pPr>
+        <w:rPr>
+          <w:rFonts w:ascii="Roboto" w:hAnsi="Roboto"/>
+        </w:rPr>
+      </w:pPr>
+      <w:r>
+        <w:rPr>
+          <w:rFonts w:ascii="Roboto" w:hAnsi="Roboto"/>
+        </w:rPr>
+        <w:t xml:space="preserve">- Стили: </w:t>
+      </w:r>
+      <w:proofErr w:type="spellStart"/>
+      <w:r>
+        <w:rPr>
+          <w:rFonts w:ascii="Roboto" w:hAnsi="Roboto"/>
+        </w:rPr>
+        <w:t>Tailwind</w:t>
+      </w:r>
+      <w:proofErr w:type="spellEnd"/>
+      <w:r>
+        <w:rPr>
+          <w:rFonts w:ascii="Roboto" w:hAnsi="Roboto"/>
+        </w:rPr>
+        <w:t xml:space="preserve"> CSS</w:t>
+      </w:r>
+    </w:p>
+    <w:p>
+      <w:pPr>
+        <w:rPr>
+          <w:rFonts w:ascii="Roboto" w:hAnsi="Roboto"/>
+        </w:rPr>
+      </w:pPr>
+      <w:r>
+        <w:rPr>
+          <w:rFonts w:ascii="Roboto" w:hAnsi="Roboto"/>
+        </w:rPr>
+        <w:t xml:space="preserve">- Дополнительные библиотеки: </w:t>
+      </w:r>
+      <w:proofErr w:type="spellStart"/>
+      <w:r>
+        <w:rPr>
+          <w:rFonts w:ascii="Roboto" w:hAnsi="Roboto"/>
+        </w:rPr>
+        <w:t>Telegram</w:t>
+      </w:r>
+      <w:proofErr w:type="spellEnd"/>
       <w:r>
         <w:rPr>
           <w:rFonts w:ascii="Roboto" w:hAnsi="Roboto"/>
         </w:rPr>
         <w:t xml:space="preserve"> </w:t>
       </w:r>
+      <w:proofErr w:type="spellStart"/>
+      <w:r>
+        <w:rPr>
+          <w:rFonts w:ascii="Roboto" w:hAnsi="Roboto"/>
+        </w:rPr>
+        <w:t>WebApp</w:t>
+      </w:r>
+      <w:proofErr w:type="spellEnd"/>
+      <w:r>
+        <w:rPr>
+          <w:rFonts w:ascii="Roboto" w:hAnsi="Roboto"/>
+        </w:rPr>
+        <w:t xml:space="preserve"> SDK, </w:t>
+      </w:r>
+      <w:proofErr w:type="spellStart"/>
+      <w:r>
+        <w:rPr>
+          <w:rFonts w:ascii="Roboto" w:hAnsi="Roboto"/>
+        </w:rPr>
+        <w:t>React</w:t>
+      </w:r>
+      <w:proofErr w:type="spellEnd"/>
+      <w:r>
+        <w:rPr>
+          <w:rFonts w:ascii="Roboto" w:hAnsi="Roboto"/>
+        </w:rPr>
+        <w:t xml:space="preserve"> </w:t>
+      </w:r>
+      <w:proofErr w:type="spellStart"/>
+      <w:r>
+        <w:rPr>
+          <w:rFonts w:ascii="Roboto" w:hAnsi="Roboto"/>
+        </w:rPr>
+        <w:t>Router</w:t>
+      </w:r>
+      <w:proofErr w:type="spellEnd"/>
+      <w:r>
+        <w:rPr>
+          <w:rFonts w:ascii="Roboto" w:hAnsi="Roboto"/>
+        </w:rPr>
+        <w:t xml:space="preserve">, </w:t>
+      </w:r>
+      <w:proofErr w:type="spellStart"/>
+      <w:r>
+        <w:rPr>
+          <w:rFonts w:ascii="Roboto" w:hAnsi="Roboto"/>
+        </w:rPr>
+        <w:t>TanStack</w:t>
+      </w:r>
+      <w:proofErr w:type="spellEnd"/>
+      <w:r>
+        <w:rPr>
+          <w:rFonts w:ascii="Roboto" w:hAnsi="Roboto"/>
+        </w:rPr>
+        <w:t xml:space="preserve"> </w:t>
+      </w:r>
+      <w:proofErr w:type="spellStart"/>
+      <w:r>
+        <w:rPr>
+          <w:rFonts w:ascii="Roboto" w:hAnsi="Roboto"/>
+        </w:rPr>
+        <w:t>Query</w:t>
+      </w:r>
+      <w:proofErr w:type="spellEnd"/>
+    </w:p>
+    <w:p>
+      <w:pPr>
+        <w:rPr>
+          <w:rFonts w:ascii="Roboto" w:hAnsi="Roboto"/>
+        </w:rPr>
+      </w:pPr>
+      <w:proofErr w:type="spellStart"/>
+      <w:r>
+        <w:rPr>
+          <w:rFonts w:ascii="Roboto" w:hAnsi="Roboto"/>
+        </w:rPr>
+        <w:t>Backend</w:t>
+      </w:r>
+      <w:proofErr w:type="spellEnd"/>
+      <w:r>
+        <w:rPr>
+          <w:rFonts w:ascii="Roboto" w:hAnsi="Roboto"/>
+        </w:rPr>
+        <w:t>:</w:t>
+      </w:r>
+    </w:p>
+    <w:p>
+      <w:pPr>
+        <w:rPr>
+          <w:rFonts w:ascii="Roboto" w:hAnsi="Roboto"/>
+        </w:rPr>
+      </w:pPr>
+      <w:r>
+        <w:rPr>
+          <w:rFonts w:ascii="Roboto" w:hAnsi="Roboto"/>
+        </w:rPr>
+        <w:t xml:space="preserve">- Фреймворк: </w:t>
+      </w:r>
+      <w:proofErr w:type="spellStart"/>
+      <w:r>
+        <w:rPr>
+          <w:rFonts w:ascii="Roboto" w:hAnsi="Roboto"/>
+        </w:rPr>
+        <w:t>FastAPI</w:t>
+      </w:r>
+      <w:proofErr w:type="spellEnd"/>
+    </w:p>
+    <w:p>
+      <w:pPr>
+        <w:rPr>
+          <w:rFonts w:ascii="Roboto" w:hAnsi="Roboto"/>
+        </w:rPr>
+      </w:pPr>
+      <w:r>
+        <w:rPr>
+          <w:rFonts w:ascii="Roboto" w:hAnsi="Roboto"/>
+        </w:rPr>
+        <w:t xml:space="preserve">- Язык: Python </w:t>
+      </w:r>
+    </w:p>
+    <w:p>
+      <w:pPr>
+        <w:rPr>
+          <w:rFonts w:ascii="Roboto" w:hAnsi="Roboto"/>
+        </w:rPr>
+      </w:pPr>
+      <w:r>
+        <w:rPr>
+          <w:rFonts w:ascii="Roboto" w:hAnsi="Roboto"/>
+        </w:rPr>
+        <w:t xml:space="preserve">- ORM: </w:t>
+      </w:r>
+      <w:proofErr w:type="spellStart"/>
+      <w:r>
+        <w:rPr>
+          <w:rFonts w:ascii="Roboto" w:hAnsi="Roboto"/>
+        </w:rPr>
+        <w:t>SQLAlchemy</w:t>
+      </w:r>
+      <w:proofErr w:type="spellEnd"/>
+      <w:r>
+        <w:rPr>
+          <w:rFonts w:ascii="Roboto" w:hAnsi="Roboto"/>
+        </w:rPr>
+        <w:t xml:space="preserve"> </w:t>
+      </w:r>
+    </w:p>
+    <w:p>
+      <w:pPr>
+        <w:rPr>
+          <w:rFonts w:ascii="Roboto" w:hAnsi="Roboto"/>
+        </w:rPr>
+      </w:pPr>
+      <w:r>
+        <w:rPr>
+          <w:rFonts w:ascii="Roboto" w:hAnsi="Roboto"/>
+        </w:rPr>
+        <w:t xml:space="preserve">- Миграции: </w:t>
+      </w:r>
+      <w:proofErr w:type="spellStart"/>
+      <w:r>
+        <w:rPr>
+          <w:rFonts w:ascii="Roboto" w:hAnsi="Roboto"/>
+        </w:rPr>
+        <w:t>Alembic</w:t>
+      </w:r>
+      <w:proofErr w:type="spellEnd"/>
+    </w:p>
+    <w:p>
+      <w:pPr>
+        <w:rPr>
+          <w:rFonts w:ascii="Roboto" w:hAnsi="Roboto"/>
+        </w:rPr>
+      </w:pPr>
+      <w:r>
+        <w:rPr>
+          <w:rFonts w:ascii="Roboto" w:hAnsi="Roboto"/>
+        </w:rPr>
+        <w:t xml:space="preserve">- База данных: </w:t>
+      </w:r>
+      <w:proofErr w:type="spellStart"/>
+      <w:r>
+        <w:rPr>
+          <w:rFonts w:ascii="Roboto" w:hAnsi="Roboto"/>
+        </w:rPr>
+        <w:t>PostgreSQL</w:t>
+      </w:r>
+      <w:proofErr w:type="spellEnd"/>
+      <w:r>
+        <w:rPr>
+          <w:rFonts w:ascii="Roboto" w:hAnsi="Roboto"/>
+        </w:rPr>
+        <w:t xml:space="preserve"> </w:t>
+      </w:r>
+    </w:p>
+    <w:p>
+      <w:pPr>
+        <w:rPr>
+          <w:rFonts w:ascii="Roboto" w:hAnsi="Roboto"/>
+        </w:rPr>
+      </w:pPr>
+      <w:r>
+        <w:rPr>
+          <w:rFonts w:ascii="Roboto" w:hAnsi="Roboto"/>
+        </w:rPr>
+        <w:t>Инфраструктура:</w:t>
+      </w:r>
+    </w:p>
+    <w:p>
+      <w:pPr>
+        <w:rPr>
+          <w:rFonts w:ascii="Roboto" w:hAnsi="Roboto"/>
+        </w:rPr>
+      </w:pPr>
+      <w:r>
+        <w:rPr>
+          <w:rFonts w:ascii="Roboto" w:hAnsi="Roboto"/>
+        </w:rPr>
+        <w:lastRenderedPageBreak/>
+        <w:t xml:space="preserve">- Хостинг: VPS </w:t>
+      </w:r>
+      <w:proofErr w:type="spellStart"/>
+      <w:r>
+        <w:rPr>
+          <w:rFonts w:ascii="Roboto" w:hAnsi="Roboto"/>
+        </w:rPr>
+        <w:t>Beget</w:t>
+      </w:r>
+      <w:proofErr w:type="spellEnd"/>
+    </w:p>
+    <w:p>
+      <w:pPr>
+        <w:rPr>
+          <w:rFonts w:ascii="Roboto" w:hAnsi="Roboto"/>
+        </w:rPr>
+      </w:pPr>
+      <w:r>
+        <w:rPr>
+          <w:rFonts w:ascii="Roboto" w:hAnsi="Roboto"/>
+        </w:rPr>
+        <w:t xml:space="preserve">- Файловое хранилище: S3 </w:t>
+      </w:r>
+      <w:proofErr w:type="spellStart"/>
+      <w:r>
+        <w:rPr>
+          <w:rFonts w:ascii="Roboto" w:hAnsi="Roboto"/>
+        </w:rPr>
+        <w:t>Beget</w:t>
+      </w:r>
+      <w:proofErr w:type="spellEnd"/>
+    </w:p>
+    <w:p>
+      <w:pPr>
+        <w:rPr>
+          <w:rFonts w:ascii="Roboto" w:hAnsi="Roboto"/>
+        </w:rPr>
+      </w:pPr>
+      <w:r>
+        <w:rPr>
+          <w:rFonts w:ascii="Roboto" w:hAnsi="Roboto"/>
+        </w:rPr>
+        <w:t xml:space="preserve">- Веб-сервер: </w:t>
+      </w:r>
+      <w:proofErr w:type="spellStart"/>
+      <w:r>
+        <w:rPr>
+          <w:rFonts w:ascii="Roboto" w:hAnsi="Roboto"/>
+        </w:rPr>
+        <w:t>Nginx</w:t>
+      </w:r>
+      <w:proofErr w:type="spellEnd"/>
+    </w:p>
+    <w:p>
+      <w:pPr>
+        <w:rPr>
+          <w:rFonts w:ascii="Roboto" w:hAnsi="Roboto"/>
+        </w:rPr>
+      </w:pPr>
+      <w:r>
+        <w:rPr>
+          <w:rFonts w:ascii="Roboto" w:hAnsi="Roboto"/>
+        </w:rPr>
+        <w:t xml:space="preserve">- Контейнеризация: </w:t>
+      </w:r>
+      <w:proofErr w:type="spellStart"/>
+      <w:r>
+        <w:rPr>
+          <w:rFonts w:ascii="Roboto" w:hAnsi="Roboto"/>
+        </w:rPr>
+        <w:t>Docker</w:t>
+      </w:r>
+      <w:proofErr w:type="spellEnd"/>
+      <w:r>
+        <w:rPr>
+          <w:rFonts w:ascii="Roboto" w:hAnsi="Roboto"/>
+        </w:rPr>
+        <w:t xml:space="preserve"> + </w:t>
+      </w:r>
+      <w:proofErr w:type="spellStart"/>
+      <w:r>
+        <w:rPr>
+          <w:rFonts w:ascii="Roboto" w:hAnsi="Roboto"/>
+        </w:rPr>
+        <w:t>Docker</w:t>
+      </w:r>
+      <w:proofErr w:type="spellEnd"/>
+      <w:r>
+        <w:rPr>
+          <w:rFonts w:ascii="Roboto" w:hAnsi="Roboto"/>
+        </w:rPr>
+        <w:t xml:space="preserve"> </w:t>
+      </w:r>
+      <w:proofErr w:type="spellStart"/>
+      <w:r>
+        <w:rPr>
+          <w:rFonts w:ascii="Roboto" w:hAnsi="Roboto"/>
+        </w:rPr>
+        <w:t>Compose</w:t>
+      </w:r>
+      <w:proofErr w:type="spellEnd"/>
+    </w:p>
+    <w:p>
+      <w:pPr>
+        <w:rPr>
+          <w:rFonts w:ascii="Roboto" w:hAnsi="Roboto"/>
+        </w:rPr>
+      </w:pPr>
+      <w:r>
+        <w:rPr>
+          <w:rFonts w:ascii="Roboto" w:hAnsi="Roboto"/>
+        </w:rPr>
+        <w:t>- SSL-сертификат:</w:t>
+      </w:r>
+      <w:r>
+        <w:rPr>
+          <w:rFonts w:ascii="Roboto" w:hAnsi="Roboto"/>
+        </w:rPr>
+        <w:t xml:space="preserve"> </w:t>
+      </w:r>
+      <w:proofErr w:type="spellStart"/>
+      <w:r>
+        <w:rPr>
+          <w:rFonts w:ascii="Roboto" w:hAnsi="Roboto"/>
+        </w:rPr>
+        <w:t>Let's</w:t>
+      </w:r>
+      <w:proofErr w:type="spellEnd"/>
+      <w:r>
+        <w:rPr>
+          <w:rFonts w:ascii="Roboto" w:hAnsi="Roboto"/>
+        </w:rPr>
+        <w:t xml:space="preserve"> </w:t>
+      </w:r>
+      <w:proofErr w:type="spellStart"/>
+      <w:r>
+        <w:rPr>
+          <w:rFonts w:ascii="Roboto" w:hAnsi="Roboto"/>
+        </w:rPr>
+        <w:t>Encrypt</w:t>
+      </w:r>
+      <w:proofErr w:type="spellEnd"/>
+    </w:p>
+    <w:p>
+      <w:pPr>
+        <w:jc w:val="center"/>
+        <w:rPr>
+          <w:rFonts w:ascii="Roboto" w:hAnsi="Roboto"/>
+        </w:rPr>
+      </w:pPr>
       <w:r>
         <w:rPr>
           <w:rFonts w:ascii="Roboto" w:hAnsi="Roboto"/>
@@ -757,344 +4585,122 @@
         <w:rPr>
           <w:rFonts w:ascii="Roboto" w:hAnsi="Roboto"/>
         </w:rPr>
-        <w:t>.1. Технологический стек</w:t>
-      </w:r>
-    </w:p>
-    <w:p>
-      <w:pPr>
-        <w:rPr>
-          <w:rFonts w:ascii="Roboto" w:hAnsi="Roboto"/>
-        </w:rPr>
-      </w:pPr>
-      <w:r>
-        <w:rPr>
-          <w:rFonts w:ascii="Roboto" w:hAnsi="Roboto"/>
-        </w:rPr>
-        <w:t>Frontend:</w:t>
-      </w:r>
-    </w:p>
-    <w:p>
-      <w:pPr>
-        <w:rPr>
-          <w:rFonts w:ascii="Roboto" w:hAnsi="Roboto"/>
-        </w:rPr>
-      </w:pPr>
-      <w:r>
-        <w:rPr>
-          <w:rFonts w:ascii="Roboto" w:hAnsi="Roboto"/>
-        </w:rPr>
-        <w:t>- Фреймворк: React</w:t>
-      </w:r>
-    </w:p>
-    <w:p>
-      <w:pPr>
-        <w:rPr>
-          <w:rFonts w:ascii="Roboto" w:hAnsi="Roboto"/>
-        </w:rPr>
-      </w:pPr>
-      <w:r>
-        <w:rPr>
-          <w:rFonts w:ascii="Roboto" w:hAnsi="Roboto"/>
-        </w:rPr>
-        <w:t>- Язык: TypeScript</w:t>
-      </w:r>
-    </w:p>
-    <w:p>
-      <w:pPr>
-        <w:rPr>
-          <w:rFonts w:ascii="Roboto" w:hAnsi="Roboto"/>
-        </w:rPr>
-      </w:pPr>
-      <w:r>
-        <w:rPr>
-          <w:rFonts w:ascii="Roboto" w:hAnsi="Roboto"/>
-        </w:rPr>
-        <w:t>- Сборщик: Vite</w:t>
-      </w:r>
-    </w:p>
-    <w:p>
-      <w:pPr>
-        <w:rPr>
-          <w:rFonts w:ascii="Roboto" w:hAnsi="Roboto"/>
-        </w:rPr>
-      </w:pPr>
-      <w:r>
-        <w:rPr>
-          <w:rFonts w:ascii="Roboto" w:hAnsi="Roboto"/>
-        </w:rPr>
-        <w:t>- Стили: Tailwind CSS</w:t>
-      </w:r>
-    </w:p>
-    <w:p>
-      <w:pPr>
-        <w:rPr>
-          <w:rFonts w:ascii="Roboto" w:hAnsi="Roboto"/>
-        </w:rPr>
-      </w:pPr>
-      <w:r>
-        <w:rPr>
-          <w:rFonts w:ascii="Roboto" w:hAnsi="Roboto"/>
-        </w:rPr>
-        <w:t>- Дополнительные библиотеки: Telegram WebApp SDK, React Router, TanStack Query</w:t>
-      </w:r>
-    </w:p>
-    <w:p>
-      <w:pPr>
-        <w:rPr>
-          <w:rFonts w:ascii="Roboto" w:hAnsi="Roboto"/>
-        </w:rPr>
-      </w:pPr>
-      <w:r>
-        <w:rPr>
-          <w:rFonts w:ascii="Roboto" w:hAnsi="Roboto"/>
-        </w:rPr>
-        <w:t>Backend:</w:t>
-      </w:r>
-    </w:p>
-    <w:p>
-      <w:pPr>
-        <w:rPr>
-          <w:rFonts w:ascii="Roboto" w:hAnsi="Roboto"/>
-        </w:rPr>
-      </w:pPr>
-      <w:r>
-        <w:rPr>
-          <w:rFonts w:ascii="Roboto" w:hAnsi="Roboto"/>
-        </w:rPr>
-        <w:t>- Фреймворк: FastAPI</w:t>
-      </w:r>
-    </w:p>
-    <w:p>
-      <w:pPr>
-        <w:rPr>
-          <w:rFonts w:ascii="Roboto" w:hAnsi="Roboto"/>
-        </w:rPr>
-      </w:pPr>
-      <w:r>
-        <w:rPr>
-          <w:rFonts w:ascii="Roboto" w:hAnsi="Roboto"/>
-        </w:rPr>
-        <w:t xml:space="preserve">- Язык: Python </w:t>
-      </w:r>
-    </w:p>
-    <w:p>
-      <w:pPr>
-        <w:rPr>
-          <w:rFonts w:ascii="Roboto" w:hAnsi="Roboto"/>
-        </w:rPr>
-      </w:pPr>
-      <w:r>
-        <w:rPr>
-          <w:rFonts w:ascii="Roboto" w:hAnsi="Roboto"/>
-        </w:rPr>
-        <w:t xml:space="preserve">- ORM: SQLAlchemy </w:t>
-      </w:r>
-    </w:p>
-    <w:p>
-      <w:pPr>
-        <w:rPr>
-          <w:rFonts w:ascii="Roboto" w:hAnsi="Roboto"/>
-        </w:rPr>
-      </w:pPr>
-      <w:r>
-        <w:rPr>
-          <w:rFonts w:ascii="Roboto" w:hAnsi="Roboto"/>
-        </w:rPr>
-        <w:t>- Миграции: Alembic</w:t>
-      </w:r>
-    </w:p>
-    <w:p>
-      <w:pPr>
-        <w:rPr>
-          <w:rFonts w:ascii="Roboto" w:hAnsi="Roboto"/>
-        </w:rPr>
-      </w:pPr>
-      <w:r>
-        <w:rPr>
-          <w:rFonts w:ascii="Roboto" w:hAnsi="Roboto"/>
-        </w:rPr>
-        <w:t xml:space="preserve">- База данных: PostgreSQL </w:t>
-      </w:r>
-    </w:p>
-    <w:p>
-      <w:pPr>
-        <w:rPr>
-          <w:rFonts w:ascii="Roboto" w:hAnsi="Roboto"/>
-        </w:rPr>
-      </w:pPr>
-      <w:r>
-        <w:rPr>
-          <w:rFonts w:ascii="Roboto" w:hAnsi="Roboto"/>
-        </w:rPr>
-        <w:t>Инфраструктура:</w:t>
-      </w:r>
-    </w:p>
-    <w:p>
-      <w:pPr>
-        <w:rPr>
-          <w:rFonts w:ascii="Roboto" w:hAnsi="Roboto"/>
-        </w:rPr>
-      </w:pPr>
-      <w:r>
-        <w:rPr>
-          <w:rFonts w:ascii="Roboto" w:hAnsi="Roboto"/>
-        </w:rPr>
-        <w:t>- Хостинг: VPS Beget</w:t>
-      </w:r>
-    </w:p>
-    <w:p>
-      <w:pPr>
-        <w:rPr>
-          <w:rFonts w:ascii="Roboto" w:hAnsi="Roboto"/>
-        </w:rPr>
-      </w:pPr>
-      <w:r>
-        <w:rPr>
-          <w:rFonts w:ascii="Roboto" w:hAnsi="Roboto"/>
-        </w:rPr>
-        <w:t>- Файловое хранилище: S3 Beget</w:t>
-      </w:r>
-    </w:p>
-    <w:p>
-      <w:pPr>
-        <w:rPr>
-          <w:rFonts w:ascii="Roboto" w:hAnsi="Roboto"/>
-        </w:rPr>
-      </w:pPr>
-      <w:r>
-        <w:rPr>
-          <w:rFonts w:ascii="Roboto" w:hAnsi="Roboto"/>
-        </w:rPr>
-        <w:t>- Веб-сервер: Nginx</w:t>
-      </w:r>
-    </w:p>
-    <w:p>
-      <w:pPr>
-        <w:rPr>
-          <w:rFonts w:ascii="Roboto" w:hAnsi="Roboto"/>
-        </w:rPr>
-      </w:pPr>
-      <w:r>
-        <w:rPr>
-          <w:rFonts w:ascii="Roboto" w:hAnsi="Roboto"/>
-        </w:rPr>
-        <w:lastRenderedPageBreak/>
-        <w:t>- Контейнеризация: Docker + Docker Compose</w:t>
-      </w:r>
-    </w:p>
-    <w:p>
-      <w:pPr>
-        <w:rPr>
-          <w:rFonts w:ascii="Roboto" w:hAnsi="Roboto"/>
-        </w:rPr>
-      </w:pPr>
-      <w:r>
-        <w:rPr>
-          <w:rFonts w:ascii="Roboto" w:hAnsi="Roboto"/>
-        </w:rPr>
-        <w:t>- SSL-сертификат:</w:t>
-      </w:r>
+        <w:t>.</w:t>
+      </w:r>
+      <w:r>
+        <w:rPr>
+          <w:rFonts w:ascii="Roboto" w:hAnsi="Roboto"/>
+        </w:rPr>
+        <w:t>2</w:t>
+      </w:r>
+      <w:r>
+        <w:rPr>
+          <w:rFonts w:ascii="Roboto" w:hAnsi="Roboto"/>
+        </w:rPr>
+        <w:t>. Требования к безопасности</w:t>
+      </w:r>
+    </w:p>
+    <w:p>
+      <w:pPr>
+        <w:rPr>
+          <w:rFonts w:ascii="Roboto" w:hAnsi="Roboto"/>
+        </w:rPr>
+      </w:pPr>
+      <w:r>
+        <w:rPr>
+          <w:rFonts w:ascii="Roboto" w:hAnsi="Roboto"/>
+        </w:rPr>
+        <w:t>Шифрование данных (HTTPS)</w:t>
+      </w:r>
+    </w:p>
+    <w:p>
+      <w:pPr>
+        <w:rPr>
+          <w:rFonts w:ascii="Roboto" w:hAnsi="Roboto"/>
+        </w:rPr>
+      </w:pPr>
+      <w:r>
+        <w:rPr>
+          <w:rFonts w:ascii="Roboto" w:hAnsi="Roboto"/>
+        </w:rPr>
+        <w:t>Защита от SQL-инъекций (</w:t>
+      </w:r>
+      <w:proofErr w:type="spellStart"/>
+      <w:r>
+        <w:rPr>
+          <w:rFonts w:ascii="Roboto" w:hAnsi="Roboto"/>
+        </w:rPr>
+        <w:t>SQLAlchemy</w:t>
+      </w:r>
+      <w:proofErr w:type="spellEnd"/>
+      <w:r>
+        <w:rPr>
+          <w:rFonts w:ascii="Roboto" w:hAnsi="Roboto"/>
+        </w:rPr>
+        <w:t xml:space="preserve"> ORM)</w:t>
+      </w:r>
+    </w:p>
+    <w:p>
+      <w:pPr>
+        <w:rPr>
+          <w:rFonts w:ascii="Roboto" w:hAnsi="Roboto"/>
+        </w:rPr>
+      </w:pPr>
+      <w:r>
+        <w:rPr>
+          <w:rFonts w:ascii="Roboto" w:hAnsi="Roboto"/>
+        </w:rPr>
+        <w:t>Защита от XSS-атак</w:t>
+      </w:r>
+    </w:p>
+    <w:p>
+      <w:pPr>
+        <w:rPr>
+          <w:rFonts w:ascii="Roboto" w:hAnsi="Roboto"/>
+        </w:rPr>
+      </w:pPr>
+      <w:r>
+        <w:rPr>
+          <w:rFonts w:ascii="Roboto" w:hAnsi="Roboto"/>
+        </w:rPr>
+        <w:t xml:space="preserve">Валидация </w:t>
+      </w:r>
+      <w:proofErr w:type="spellStart"/>
+      <w:r>
+        <w:rPr>
+          <w:rFonts w:ascii="Roboto" w:hAnsi="Roboto"/>
+        </w:rPr>
+        <w:t>Telegram</w:t>
+      </w:r>
+      <w:proofErr w:type="spellEnd"/>
       <w:r>
         <w:rPr>
           <w:rFonts w:ascii="Roboto" w:hAnsi="Roboto"/>
         </w:rPr>
         <w:t xml:space="preserve"> </w:t>
       </w:r>
-      <w:r>
-        <w:rPr>
-          <w:rFonts w:ascii="Roboto" w:hAnsi="Roboto"/>
-        </w:rPr>
-        <w:t>Let's Encrypt</w:t>
-      </w:r>
-    </w:p>
-    <w:p>
-      <w:pPr>
-        <w:rPr>
-          <w:rFonts w:ascii="Roboto" w:hAnsi="Roboto"/>
-        </w:rPr>
-      </w:pPr>
+      <w:proofErr w:type="spellStart"/>
+      <w:r>
+        <w:rPr>
+          <w:rFonts w:ascii="Roboto" w:hAnsi="Roboto"/>
+        </w:rPr>
+        <w:t>WebApp</w:t>
+      </w:r>
+      <w:proofErr w:type="spellEnd"/>
       <w:r>
         <w:rPr>
           <w:rFonts w:ascii="Roboto" w:hAnsi="Roboto"/>
         </w:rPr>
         <w:t xml:space="preserve"> </w:t>
       </w:r>
-      <w:r>
-        <w:rPr>
-          <w:rFonts w:ascii="Roboto" w:hAnsi="Roboto"/>
-        </w:rPr>
-        <w:t>3</w:t>
-      </w:r>
-      <w:r>
-        <w:rPr>
-          <w:rFonts w:ascii="Roboto" w:hAnsi="Roboto"/>
-        </w:rPr>
-        <w:t>.</w:t>
-      </w:r>
-      <w:r>
-        <w:rPr>
-          <w:rFonts w:ascii="Roboto" w:hAnsi="Roboto"/>
-        </w:rPr>
-        <w:t>2</w:t>
-      </w:r>
-      <w:r>
-        <w:rPr>
-          <w:rFonts w:ascii="Roboto" w:hAnsi="Roboto"/>
-        </w:rPr>
-        <w:t>. Требования к безопасности</w:t>
-      </w:r>
-    </w:p>
-    <w:p>
-      <w:pPr>
-        <w:rPr>
-          <w:rFonts w:ascii="Roboto" w:hAnsi="Roboto"/>
-        </w:rPr>
-      </w:pPr>
-      <w:r>
-        <w:rPr>
-          <w:rFonts w:ascii="Roboto" w:hAnsi="Roboto"/>
-        </w:rPr>
-        <w:t>Шифрование данных (HTTPS)</w:t>
-      </w:r>
-    </w:p>
-    <w:p>
-      <w:pPr>
-        <w:rPr>
-          <w:rFonts w:ascii="Roboto" w:hAnsi="Roboto"/>
-        </w:rPr>
-      </w:pPr>
-      <w:r>
-        <w:rPr>
-          <w:rFonts w:ascii="Roboto" w:hAnsi="Roboto"/>
-        </w:rPr>
-        <w:t>Защита от SQL-инъекций (SQLAlchemy ORM)</w:t>
-      </w:r>
-    </w:p>
-    <w:p>
-      <w:pPr>
-        <w:rPr>
-          <w:rFonts w:ascii="Roboto" w:hAnsi="Roboto"/>
-        </w:rPr>
-      </w:pPr>
-      <w:r>
-        <w:rPr>
-          <w:rFonts w:ascii="Roboto" w:hAnsi="Roboto"/>
-        </w:rPr>
-        <w:t>Защита от XSS-атак</w:t>
-      </w:r>
-    </w:p>
-    <w:p>
-      <w:pPr>
-        <w:rPr>
-          <w:rFonts w:ascii="Roboto" w:hAnsi="Roboto"/>
-        </w:rPr>
-      </w:pPr>
-      <w:r>
-        <w:rPr>
-          <w:rFonts w:ascii="Roboto" w:hAnsi="Roboto"/>
-        </w:rPr>
-        <w:t>Валидация Telegram WebApp initData</w:t>
-      </w:r>
+      <w:proofErr w:type="spellStart"/>
+      <w:r>
+        <w:rPr>
+          <w:rFonts w:ascii="Roboto" w:hAnsi="Roboto"/>
+        </w:rPr>
+        <w:t>initData</w:t>
+      </w:r>
+      <w:proofErr w:type="spellEnd"/>
     </w:p>
     <w:p>
       <w:pPr>
@@ -1125,7 +4731,21 @@
         <w:rPr>
           <w:rFonts w:ascii="Roboto" w:hAnsi="Roboto"/>
         </w:rPr>
-        <w:t>Секреты в переменных окружения (.env)</w:t>
+        <w:t>Секреты в переменных окружения (.</w:t>
+      </w:r>
+      <w:proofErr w:type="spellStart"/>
+      <w:r>
+        <w:rPr>
+          <w:rFonts w:ascii="Roboto" w:hAnsi="Roboto"/>
+        </w:rPr>
+        <w:t>env</w:t>
+      </w:r>
+      <w:proofErr w:type="spellEnd"/>
+      <w:r>
+        <w:rPr>
+          <w:rFonts w:ascii="Roboto" w:hAnsi="Roboto"/>
+        </w:rPr>
+        <w:t>)</w:t>
       </w:r>
     </w:p>
     <w:p>
@@ -1163,10 +4783,36 @@
     </w:p>
     <w:p>
       <w:pPr>
-        <w:rPr>
-          <w:rFonts w:ascii="Roboto" w:hAnsi="Roboto"/>
-        </w:rPr>
-      </w:pPr>
+        <w:jc w:val="center"/>
+        <w:rPr>
+          <w:rFonts w:ascii="Roboto" w:hAnsi="Roboto"/>
+        </w:rPr>
+      </w:pPr>
+      <w:r>
+        <w:rPr>
+          <w:rFonts w:ascii="Roboto" w:hAnsi="Roboto"/>
+        </w:rPr>
+        <w:t>4</w:t>
+      </w:r>
+      <w:r>
+        <w:rPr>
+          <w:rFonts w:ascii="Roboto" w:hAnsi="Roboto"/>
+        </w:rPr>
+        <w:t>.1. От Заказчика Исполнителю</w:t>
+      </w:r>
+    </w:p>
+    <w:p>
+      <w:pPr>
+        <w:rPr>
+          <w:rFonts w:ascii="Roboto" w:hAnsi="Roboto"/>
+        </w:rPr>
+      </w:pPr>
+      <w:r>
+        <w:rPr>
+          <w:rFonts w:ascii="Roboto" w:hAnsi="Roboto"/>
+        </w:rPr>
+        <w:t>Доступы</w:t>
+      </w:r>
       <w:r>
         <w:rPr>
           <w:rFonts w:ascii="Roboto" w:hAnsi="Roboto"/>
@@ -1177,26 +4823,7 @@
         <w:rPr>
           <w:rFonts w:ascii="Roboto" w:hAnsi="Roboto"/>
         </w:rPr>
-        <w:t>4</w:t>
-      </w:r>
-      <w:r>
-        <w:rPr>
-          <w:rFonts w:ascii="Roboto" w:hAnsi="Roboto"/>
-        </w:rPr>
-        <w:t>.1. От Заказчика Исполнителю</w:t>
-      </w:r>
-    </w:p>
-    <w:p>
-      <w:pPr>
-        <w:rPr>
-          <w:rFonts w:ascii="Roboto" w:hAnsi="Roboto"/>
-        </w:rPr>
-      </w:pPr>
-      <w:r>
-        <w:rPr>
-          <w:rFonts w:ascii="Roboto" w:hAnsi="Roboto"/>
-        </w:rPr>
-        <w:t>Доступы</w:t>
+        <w:t>к</w:t>
       </w:r>
       <w:r>
         <w:rPr>
@@ -1207,9 +4834,54 @@
       <w:r>
         <w:rPr>
           <w:rFonts w:ascii="Roboto" w:hAnsi="Roboto"/>
-        </w:rPr>
-        <w:t>к</w:t>
-      </w:r>
+          <w:lang w:val="en-US"/>
+        </w:rPr>
+        <w:t>Beget</w:t>
+      </w:r>
+      <w:r>
+        <w:rPr>
+          <w:rFonts w:ascii="Roboto" w:hAnsi="Roboto"/>
+        </w:rPr>
+        <w:t xml:space="preserve"> (</w:t>
+      </w:r>
+      <w:proofErr w:type="spellStart"/>
+      <w:proofErr w:type="gramStart"/>
+      <w:r>
+        <w:rPr>
+          <w:rFonts w:ascii="Roboto" w:hAnsi="Roboto"/>
+        </w:rPr>
+        <w:t>Логин,пароль</w:t>
+      </w:r>
+      <w:proofErr w:type="spellEnd"/>
+      <w:proofErr w:type="gramEnd"/>
+      <w:r>
+        <w:rPr>
+          <w:rFonts w:ascii="Roboto" w:hAnsi="Roboto"/>
+        </w:rPr>
+        <w:t>)</w:t>
+      </w:r>
+    </w:p>
+    <w:p>
+      <w:pPr>
+        <w:rPr>
+          <w:rFonts w:ascii="Roboto" w:hAnsi="Roboto"/>
+        </w:rPr>
+      </w:pPr>
+      <w:r>
+        <w:rPr>
+          <w:rFonts w:ascii="Roboto" w:hAnsi="Roboto"/>
+        </w:rPr>
+        <w:t xml:space="preserve">Доступы к </w:t>
+      </w:r>
+      <w:proofErr w:type="spellStart"/>
+      <w:r>
+        <w:rPr>
+          <w:rFonts w:ascii="Roboto" w:hAnsi="Roboto"/>
+          <w:lang w:val="en-US"/>
+        </w:rPr>
+        <w:t>DaData</w:t>
+      </w:r>
+      <w:proofErr w:type="spellEnd"/>
       <w:r>
         <w:rPr>
           <w:rFonts w:ascii="Roboto" w:hAnsi="Roboto"/>
@@ -1219,59 +4891,6 @@
       <w:r>
         <w:rPr>
           <w:rFonts w:ascii="Roboto" w:hAnsi="Roboto"/>
-          <w:lang w:val="en-US"/>
-        </w:rPr>
-        <w:t>Beget</w:t>
-      </w:r>
-      <w:r>
-        <w:rPr>
-          <w:rFonts w:ascii="Roboto" w:hAnsi="Roboto"/>
-        </w:rPr>
-        <w:t xml:space="preserve"> (</w:t>
-      </w:r>
-      <w:proofErr w:type="gramStart"/>
-      <w:r>
-        <w:rPr>
-          <w:rFonts w:ascii="Roboto" w:hAnsi="Roboto"/>
-        </w:rPr>
-        <w:t>Логин,пароль</w:t>
-      </w:r>
-      <w:proofErr w:type="gramEnd"/>
-      <w:r>
-        <w:rPr>
-          <w:rFonts w:ascii="Roboto" w:hAnsi="Roboto"/>
-        </w:rPr>
-        <w:t>)</w:t>
-      </w:r>
-    </w:p>
-    <w:p>
-      <w:pPr>
-        <w:rPr>
-          <w:rFonts w:ascii="Roboto" w:hAnsi="Roboto"/>
-        </w:rPr>
-      </w:pPr>
-      <w:r>
-        <w:rPr>
-          <w:rFonts w:ascii="Roboto" w:hAnsi="Roboto"/>
-        </w:rPr>
-        <w:t xml:space="preserve">Доступы к </w:t>
-      </w:r>
-      <w:r>
-        <w:rPr>
-          <w:rFonts w:ascii="Roboto" w:hAnsi="Roboto"/>
-          <w:lang w:val="en-US"/>
-        </w:rPr>
-        <w:t>DaData</w:t>
-      </w:r>
-      <w:r>
-        <w:rPr>
-          <w:rFonts w:ascii="Roboto" w:hAnsi="Roboto"/>
-        </w:rPr>
-        <w:t xml:space="preserve"> </w:t>
-      </w:r>
-      <w:r>
-        <w:rPr>
-          <w:rFonts w:ascii="Roboto" w:hAnsi="Roboto"/>
         </w:rPr>
         <w:t xml:space="preserve">или </w:t>
       </w:r>
@@ -1297,16 +4916,11 @@
     </w:p>
     <w:p>
       <w:pPr>
-        <w:rPr>
-          <w:rFonts w:ascii="Roboto" w:hAnsi="Roboto"/>
-        </w:rPr>
-      </w:pPr>
-      <w:r>
-        <w:rPr>
-          <w:rFonts w:ascii="Roboto" w:hAnsi="Roboto"/>
-        </w:rPr>
-        <w:t xml:space="preserve"> </w:t>
-      </w:r>
+        <w:jc w:val="center"/>
+        <w:rPr>
+          <w:rFonts w:ascii="Roboto" w:hAnsi="Roboto"/>
+        </w:rPr>
+      </w:pPr>
       <w:r>
         <w:rPr>
           <w:rFonts w:ascii="Roboto" w:hAnsi="Roboto"/>
@@ -1539,7 +5153,7 @@
       </w:tblPr>
       <w:tblGrid>
         <w:gridCol w:w="4672"/>
-        <w:gridCol w:w="4683"/>
+        <w:gridCol w:w="4673"/>
       </w:tblGrid>
       <w:tr>
         <w:tc>
@@ -1583,7 +5197,7 @@
               <w:rPr>
                 <w:rFonts w:ascii="Roboto" w:hAnsi="Roboto"/>
               </w:rPr>
-              <w:t>Индивидуальный предприниматель</w:t>
+              <w:t>Индивидуальный предприниматель Литвинов Владислав Юрьевич</w:t>
             </w:r>
           </w:p>
           <w:p>
@@ -1603,7 +5217,34 @@
               <w:rPr>
                 <w:rFonts w:ascii="Roboto" w:hAnsi="Roboto"/>
               </w:rPr>
-              <w:t>____________________________________________</w:t>
+              <w:t>Юридический адрес организации</w:t>
+            </w:r>
+          </w:p>
+          <w:p>
+            <w:pPr>
+              <w:rPr>
+                <w:rFonts w:ascii="Roboto" w:hAnsi="Roboto"/>
+              </w:rPr>
+            </w:pPr>
+            <w:r>
+              <w:rPr>
+                <w:rFonts w:ascii="Roboto" w:hAnsi="Roboto"/>
+              </w:rPr>
+              <w:t xml:space="preserve">123308, Россия, г. Москва, </w:t>
+            </w:r>
+            <w:proofErr w:type="spellStart"/>
+            <w:r>
+              <w:rPr>
+                <w:rFonts w:ascii="Roboto" w:hAnsi="Roboto"/>
+              </w:rPr>
+              <w:t>Карамышевская</w:t>
+            </w:r>
+            <w:proofErr w:type="spellEnd"/>
+            <w:r>
+              <w:rPr>
+                <w:rFonts w:ascii="Roboto" w:hAnsi="Roboto"/>
+              </w:rPr>
+              <w:t xml:space="preserve"> наб. 2а, кв. 2</w:t>
             </w:r>
           </w:p>
           <w:p>
@@ -1617,25 +5258,70 @@
             <w:pPr>
               <w:rPr>
                 <w:rFonts w:ascii="Roboto" w:hAnsi="Roboto"/>
+                <w:lang w:val="en-US"/>
               </w:rPr>
             </w:pPr>
             <w:r>
               <w:rPr>
                 <w:rFonts w:ascii="Roboto" w:hAnsi="Roboto"/>
               </w:rPr>
-              <w:t>ОГРНИ</w:t>
-            </w:r>
-            <w:r>
-              <w:rPr>
-                <w:rFonts w:ascii="Roboto" w:hAnsi="Roboto"/>
-              </w:rPr>
-              <w:t xml:space="preserve">П: </w:t>
-            </w:r>
-            <w:r>
-              <w:rPr>
-                <w:rFonts w:ascii="Roboto" w:hAnsi="Roboto"/>
-              </w:rPr>
-              <w:t>__________________________________</w:t>
+              <w:t>ОГРНИП</w:t>
+            </w:r>
+            <w:r>
+              <w:rPr>
+                <w:rFonts w:ascii="Roboto" w:hAnsi="Roboto"/>
+                <w:lang w:val="en-US"/>
+              </w:rPr>
+              <w:t>: 316774600438901</w:t>
+            </w:r>
+          </w:p>
+          <w:p>
+            <w:pPr>
+              <w:rPr>
+                <w:rFonts w:ascii="Roboto" w:hAnsi="Roboto"/>
+                <w:lang w:val="en-US"/>
+              </w:rPr>
+            </w:pPr>
+            <w:r>
+              <w:rPr>
+                <w:rFonts w:ascii="Roboto" w:hAnsi="Roboto"/>
+              </w:rPr>
+              <w:t>ИНН</w:t>
+            </w:r>
+            <w:r>
+              <w:rPr>
+                <w:rFonts w:ascii="Roboto" w:hAnsi="Roboto"/>
+                <w:lang w:val="en-US"/>
+              </w:rPr>
+              <w:t xml:space="preserve"> 710711323068</w:t>
+            </w:r>
+          </w:p>
+          <w:p>
+            <w:pPr>
+              <w:rPr>
+                <w:rFonts w:ascii="Roboto" w:hAnsi="Roboto"/>
+                <w:lang w:val="en-US"/>
+              </w:rPr>
+            </w:pPr>
+            <w:r>
+              <w:rPr>
+                <w:rFonts w:ascii="Roboto" w:hAnsi="Roboto"/>
+                <w:lang w:val="en-US"/>
+              </w:rPr>
+              <w:t>E-mail: vlitvinov17@yandex.ru</w:t>
+            </w:r>
+          </w:p>
+          <w:p>
+            <w:pPr>
+              <w:rPr>
+                <w:rFonts w:ascii="Roboto" w:hAnsi="Roboto"/>
+              </w:rPr>
+            </w:pPr>
+            <w:r>
+              <w:rPr>
+                <w:rFonts w:ascii="Roboto" w:hAnsi="Roboto"/>
+              </w:rPr>
+              <w:t>телефон: + 7 (965) 353-45-04</w:t>
             </w:r>
           </w:p>
           <w:p>
@@ -1651,11 +5337,70 @@
                 <w:rFonts w:ascii="Roboto" w:hAnsi="Roboto"/>
               </w:rPr>
             </w:pPr>
-            <w:r>
-              <w:rPr>
-                <w:rFonts w:ascii="Roboto" w:hAnsi="Roboto"/>
-              </w:rPr>
-              <w:t>ИНН: _______________________________________</w:t>
+          </w:p>
+          <w:p>
+            <w:pPr>
+              <w:rPr>
+                <w:rFonts w:ascii="Roboto" w:hAnsi="Roboto"/>
+              </w:rPr>
+            </w:pPr>
+            <w:r>
+              <w:rPr>
+                <w:rFonts w:ascii="Roboto" w:hAnsi="Roboto"/>
+              </w:rPr>
+              <w:t>Банковские реквизиты:</w:t>
+            </w:r>
+          </w:p>
+          <w:p>
+            <w:pPr>
+              <w:rPr>
+                <w:rFonts w:ascii="Roboto" w:hAnsi="Roboto"/>
+              </w:rPr>
+            </w:pPr>
+            <w:r>
+              <w:rPr>
+                <w:rFonts w:ascii="Roboto" w:hAnsi="Roboto"/>
+              </w:rPr>
+              <w:t>р/c 40802810720000506440</w:t>
+            </w:r>
+          </w:p>
+          <w:p>
+            <w:pPr>
+              <w:rPr>
+                <w:rFonts w:ascii="Roboto" w:hAnsi="Roboto"/>
+              </w:rPr>
+            </w:pPr>
+            <w:r>
+              <w:rPr>
+                <w:rFonts w:ascii="Roboto" w:hAnsi="Roboto"/>
+              </w:rPr>
+              <w:t>ООО "Банк Точка"</w:t>
+            </w:r>
+          </w:p>
+          <w:p>
+            <w:pPr>
+              <w:rPr>
+                <w:rFonts w:ascii="Roboto" w:hAnsi="Roboto"/>
+              </w:rPr>
+            </w:pPr>
+            <w:r>
+              <w:rPr>
+                <w:rFonts w:ascii="Roboto" w:hAnsi="Roboto"/>
+              </w:rPr>
+              <w:t>к/c 30101810745374525104</w:t>
+            </w:r>
+          </w:p>
+          <w:p>
+            <w:pPr>
+              <w:rPr>
+                <w:rFonts w:ascii="Roboto" w:hAnsi="Roboto"/>
+              </w:rPr>
+            </w:pPr>
+            <w:r>
+              <w:rPr>
+                <w:rFonts w:ascii="Roboto" w:hAnsi="Roboto"/>
+              </w:rPr>
+              <w:t>БИК 044525104</w:t>
             </w:r>
           </w:p>
           <w:p>
@@ -1675,32 +5420,7 @@
               <w:rPr>
                 <w:rFonts w:ascii="Roboto" w:hAnsi="Roboto"/>
               </w:rPr>
-              <w:t>Адрес регистрации:</w:t>
-            </w:r>
-            <w:r>
-              <w:rPr>
-                <w:rFonts w:ascii="Roboto" w:hAnsi="Roboto"/>
-              </w:rPr>
-              <w:t xml:space="preserve"> </w:t>
-            </w:r>
-            <w:r>
-              <w:rPr>
-                <w:rFonts w:ascii="Roboto" w:hAnsi="Roboto"/>
-              </w:rPr>
-              <w:t>______________________</w:t>
-            </w:r>
-          </w:p>
-          <w:p>
-            <w:pPr>
-              <w:rPr>
-                <w:rFonts w:ascii="Roboto" w:hAnsi="Roboto"/>
-              </w:rPr>
-            </w:pPr>
-            <w:r>
-              <w:rPr>
-                <w:rFonts w:ascii="Roboto" w:hAnsi="Roboto"/>
-              </w:rPr>
-              <w:t>____________________________________________</w:t>
+              <w:t>Индивидуальный предприниматель Литвинов Владислав Юрьевич</w:t>
             </w:r>
           </w:p>
           <w:p>
@@ -1716,12 +5436,6 @@
                 <w:rFonts w:ascii="Roboto" w:hAnsi="Roboto"/>
               </w:rPr>
             </w:pPr>
-            <w:r>
-              <w:rPr>
-                <w:rFonts w:ascii="Roboto" w:hAnsi="Roboto"/>
-              </w:rPr>
-              <w:t>Банковские реквизиты:</w:t>
-            </w:r>
           </w:p>
           <w:p>
             <w:pPr>
@@ -1729,111 +5443,12 @@
                 <w:rFonts w:ascii="Roboto" w:hAnsi="Roboto"/>
               </w:rPr>
             </w:pPr>
-          </w:p>
-          <w:p>
-            <w:pPr>
-              <w:rPr>
-                <w:rFonts w:ascii="Roboto" w:hAnsi="Roboto"/>
-              </w:rPr>
-            </w:pPr>
-            <w:r>
-              <w:rPr>
-                <w:rFonts w:ascii="Roboto" w:hAnsi="Roboto"/>
-              </w:rPr>
-              <w:t>Р/с: ________________________________________</w:t>
-            </w:r>
-          </w:p>
-          <w:p>
-            <w:pPr>
-              <w:rPr>
-                <w:rFonts w:ascii="Roboto" w:hAnsi="Roboto"/>
-              </w:rPr>
-            </w:pPr>
-            <w:r>
-              <w:rPr>
-                <w:rFonts w:ascii="Roboto" w:hAnsi="Roboto"/>
-              </w:rPr>
-              <w:t>Банк: _______________________________________</w:t>
-            </w:r>
-          </w:p>
-          <w:p>
-            <w:pPr>
-              <w:rPr>
-                <w:rFonts w:ascii="Roboto" w:hAnsi="Roboto"/>
-              </w:rPr>
-            </w:pPr>
-            <w:r>
-              <w:rPr>
-                <w:rFonts w:ascii="Roboto" w:hAnsi="Roboto"/>
-              </w:rPr>
-              <w:t>БИК: _______________________________________</w:t>
-            </w:r>
-          </w:p>
-          <w:p>
-            <w:pPr>
-              <w:rPr>
-                <w:rFonts w:ascii="Roboto" w:hAnsi="Roboto"/>
-              </w:rPr>
-            </w:pPr>
-            <w:r>
-              <w:rPr>
-                <w:rFonts w:ascii="Roboto" w:hAnsi="Roboto"/>
-              </w:rPr>
-              <w:t>К/с: ________________________________________</w:t>
-            </w:r>
-          </w:p>
-          <w:p>
-            <w:pPr>
-              <w:rPr>
-                <w:rFonts w:ascii="Roboto" w:hAnsi="Roboto"/>
-              </w:rPr>
-            </w:pPr>
-            <w:r>
-              <w:rPr>
-                <w:rFonts w:ascii="Roboto" w:hAnsi="Roboto"/>
-              </w:rPr>
-              <w:t>Телефон: ____________________________________</w:t>
-            </w:r>
-          </w:p>
-          <w:p>
-            <w:pPr>
-              <w:rPr>
-                <w:rFonts w:ascii="Roboto" w:hAnsi="Roboto"/>
-              </w:rPr>
-            </w:pPr>
-            <w:r>
-              <w:rPr>
-                <w:rFonts w:ascii="Roboto" w:hAnsi="Roboto"/>
-              </w:rPr>
-              <w:t>E-mail: _____________________________________</w:t>
-            </w:r>
-          </w:p>
-          <w:p>
-            <w:pPr>
-              <w:rPr>
-                <w:rFonts w:ascii="Roboto" w:hAnsi="Roboto"/>
-              </w:rPr>
-            </w:pPr>
-          </w:p>
-          <w:p>
-            <w:pPr>
-              <w:rPr>
-                <w:rFonts w:ascii="Roboto" w:hAnsi="Roboto"/>
-              </w:rPr>
-            </w:pPr>
-            <w:r>
-              <w:rPr>
-                <w:rFonts w:ascii="Roboto" w:hAnsi="Roboto"/>
-              </w:rPr>
-              <w:t>Подпись: _________________ / ______________ /</w:t>
-            </w:r>
-          </w:p>
-          <w:p>
-            <w:pPr>
-              <w:rPr>
-                <w:rFonts w:ascii="Roboto" w:hAnsi="Roboto"/>
-              </w:rPr>
-            </w:pPr>
+            <w:r>
+              <w:rPr>
+                <w:rFonts w:ascii="Roboto" w:hAnsi="Roboto"/>
+              </w:rPr>
+              <w:t>_____________________Литвинов В.Ю./</w:t>
+            </w:r>
           </w:p>
           <w:p>
             <w:pPr>
@@ -1846,7 +5461,7 @@
               <w:rPr>
                 <w:rFonts w:ascii="Roboto" w:hAnsi="Roboto"/>
               </w:rPr>
-              <w:t xml:space="preserve">М.П. </w:t>
+              <w:t xml:space="preserve"> </w:t>
             </w:r>
           </w:p>
           <w:p>
@@ -1878,7 +5493,13 @@
               <w:rPr>
                 <w:rFonts w:ascii="Roboto" w:hAnsi="Roboto"/>
               </w:rPr>
-              <w:t xml:space="preserve"> ИСПОЛНИТЕЛЬ:</w:t>
+              <w:t xml:space="preserve"> </w:t>
+            </w:r>
+            <w:r>
+              <w:rPr>
+                <w:rFonts w:ascii="Roboto" w:hAnsi="Roboto"/>
+              </w:rPr>
+              <w:t>ИСПОЛНИТЕЛЬ:</w:t>
             </w:r>
           </w:p>
           <w:p>
@@ -1907,11 +5528,206 @@
                 <w:rFonts w:ascii="Roboto" w:hAnsi="Roboto"/>
               </w:rPr>
             </w:pPr>
-            <w:r>
-              <w:rPr>
-                <w:rFonts w:ascii="Roboto" w:hAnsi="Roboto"/>
-              </w:rPr>
-              <w:t>_____________________________________________</w:t>
+          </w:p>
+          <w:p>
+            <w:pPr>
+              <w:jc w:val="both"/>
+              <w:rPr>
+                <w:rFonts w:ascii="Roboto" w:hAnsi="Roboto"/>
+              </w:rPr>
+            </w:pPr>
+            <w:r>
+              <w:rPr>
+                <w:rFonts w:ascii="Roboto" w:hAnsi="Roboto"/>
+              </w:rPr>
+              <w:t>Гражданин Российской Федерации Попович Владислав Павлович</w:t>
+            </w:r>
+          </w:p>
+          <w:p>
+            <w:pPr>
+              <w:jc w:val="both"/>
+              <w:rPr>
+                <w:rFonts w:ascii="Roboto" w:hAnsi="Roboto"/>
+              </w:rPr>
+            </w:pPr>
+            <w:r>
+              <w:rPr>
+                <w:rFonts w:ascii="Roboto" w:hAnsi="Roboto"/>
+              </w:rPr>
+              <w:t>П</w:t>
+            </w:r>
+            <w:r>
+              <w:rPr>
+                <w:rFonts w:ascii="Roboto" w:hAnsi="Roboto"/>
+              </w:rPr>
+              <w:t xml:space="preserve">аспорт серия </w:t>
+            </w:r>
+            <w:r>
+              <w:rPr>
+                <w:rFonts w:ascii="Roboto" w:hAnsi="Roboto"/>
+              </w:rPr>
+              <w:t>39 19</w:t>
+            </w:r>
+            <w:r>
+              <w:rPr>
+                <w:rFonts w:ascii="Roboto" w:hAnsi="Roboto"/>
+              </w:rPr>
+              <w:t xml:space="preserve"> № </w:t>
+            </w:r>
+            <w:r>
+              <w:rPr>
+                <w:rFonts w:ascii="Roboto" w:hAnsi="Roboto"/>
+              </w:rPr>
+              <w:t>437368</w:t>
+            </w:r>
+            <w:r>
+              <w:rPr>
+                <w:rFonts w:ascii="Roboto" w:hAnsi="Roboto"/>
+              </w:rPr>
+              <w:t xml:space="preserve"> </w:t>
+            </w:r>
+          </w:p>
+          <w:p>
+            <w:pPr>
+              <w:jc w:val="both"/>
+              <w:rPr>
+                <w:rFonts w:ascii="Roboto" w:hAnsi="Roboto"/>
+              </w:rPr>
+            </w:pPr>
+            <w:r>
+              <w:rPr>
+                <w:rFonts w:ascii="Roboto" w:hAnsi="Roboto"/>
+              </w:rPr>
+              <w:t xml:space="preserve">выдан </w:t>
+            </w:r>
+            <w:r>
+              <w:rPr>
+                <w:rFonts w:ascii="Roboto" w:hAnsi="Roboto"/>
+              </w:rPr>
+              <w:t xml:space="preserve">МВД по Республике Крым </w:t>
+            </w:r>
+          </w:p>
+          <w:p>
+            <w:pPr>
+              <w:jc w:val="both"/>
+              <w:rPr>
+                <w:rFonts w:ascii="Roboto" w:hAnsi="Roboto"/>
+              </w:rPr>
+            </w:pPr>
+            <w:r>
+              <w:rPr>
+                <w:rFonts w:ascii="Roboto" w:hAnsi="Roboto"/>
+              </w:rPr>
+              <w:t xml:space="preserve">дата выдачи </w:t>
+            </w:r>
+            <w:r>
+              <w:rPr>
+                <w:rFonts w:ascii="Roboto" w:hAnsi="Roboto"/>
+              </w:rPr>
+              <w:t>«25»</w:t>
+            </w:r>
+            <w:r>
+              <w:rPr>
+                <w:rFonts w:ascii="Roboto" w:hAnsi="Roboto"/>
+              </w:rPr>
+              <w:t xml:space="preserve"> </w:t>
+            </w:r>
+            <w:r>
+              <w:rPr>
+                <w:rFonts w:ascii="Roboto" w:hAnsi="Roboto"/>
+              </w:rPr>
+              <w:t>ноября</w:t>
+            </w:r>
+            <w:r>
+              <w:rPr>
+                <w:rFonts w:ascii="Roboto" w:hAnsi="Roboto"/>
+              </w:rPr>
+              <w:t xml:space="preserve"> </w:t>
+            </w:r>
+            <w:r>
+              <w:rPr>
+                <w:rFonts w:ascii="Roboto" w:hAnsi="Roboto"/>
+              </w:rPr>
+              <w:t>2019</w:t>
+            </w:r>
+            <w:r>
+              <w:rPr>
+                <w:rFonts w:ascii="Roboto" w:hAnsi="Roboto"/>
+              </w:rPr>
+              <w:t xml:space="preserve"> г., </w:t>
+            </w:r>
+          </w:p>
+          <w:p>
+            <w:pPr>
+              <w:jc w:val="both"/>
+              <w:rPr>
+                <w:rFonts w:ascii="Roboto" w:hAnsi="Roboto"/>
+              </w:rPr>
+            </w:pPr>
+            <w:r>
+              <w:rPr>
+                <w:rFonts w:ascii="Roboto" w:hAnsi="Roboto"/>
+              </w:rPr>
+              <w:t xml:space="preserve">код подразделения </w:t>
+            </w:r>
+            <w:r>
+              <w:rPr>
+                <w:rFonts w:ascii="Roboto" w:hAnsi="Roboto"/>
+              </w:rPr>
+              <w:t xml:space="preserve">910-004 </w:t>
+            </w:r>
+            <w:r>
+              <w:rPr>
+                <w:rFonts w:ascii="Roboto" w:hAnsi="Roboto"/>
+              </w:rPr>
+              <w:t xml:space="preserve">зарегистрированный по адресу: </w:t>
+            </w:r>
+            <w:proofErr w:type="spellStart"/>
+            <w:r>
+              <w:rPr>
+                <w:rFonts w:ascii="Roboto" w:hAnsi="Roboto"/>
+              </w:rPr>
+              <w:t>Респ</w:t>
+            </w:r>
+            <w:proofErr w:type="spellEnd"/>
+            <w:r>
+              <w:rPr>
+                <w:rFonts w:ascii="Roboto" w:hAnsi="Roboto"/>
+              </w:rPr>
+              <w:t xml:space="preserve">. Крым, р-н Первомайский, </w:t>
+            </w:r>
+            <w:proofErr w:type="spellStart"/>
+            <w:r>
+              <w:rPr>
+                <w:rFonts w:ascii="Roboto" w:hAnsi="Roboto"/>
+              </w:rPr>
+              <w:t>пгт</w:t>
+            </w:r>
+            <w:proofErr w:type="spellEnd"/>
+            <w:r>
+              <w:rPr>
+                <w:rFonts w:ascii="Roboto" w:hAnsi="Roboto"/>
+              </w:rPr>
+              <w:t>. Первомайское, ул. Переселенческая д.1</w:t>
+            </w:r>
+          </w:p>
+          <w:p>
+            <w:pPr>
+              <w:rPr>
+                <w:rFonts w:ascii="Roboto" w:hAnsi="Roboto"/>
+              </w:rPr>
+            </w:pPr>
+            <w:r>
+              <w:rPr>
+                <w:rFonts w:ascii="Roboto" w:hAnsi="Roboto"/>
+              </w:rPr>
+              <w:t xml:space="preserve">ИНН: </w:t>
+            </w:r>
+            <w:r>
+              <w:rPr>
+                <w:rFonts w:ascii="Roboto" w:hAnsi="Roboto"/>
+              </w:rPr>
+              <w:t>910606798766</w:t>
             </w:r>
           </w:p>
           <w:p>
@@ -1931,7 +5747,7 @@
               <w:rPr>
                 <w:rFonts w:ascii="Roboto" w:hAnsi="Roboto"/>
               </w:rPr>
-              <w:t>ИНН: ________________________________________</w:t>
+              <w:t>Банковские реквизиты:</w:t>
             </w:r>
           </w:p>
           <w:p>
@@ -1944,7 +5760,19 @@
               <w:rPr>
                 <w:rFonts w:ascii="Roboto" w:hAnsi="Roboto"/>
               </w:rPr>
-              <w:t>Паспорт: серия _______ № ____________________</w:t>
+              <w:t>Р/с</w:t>
+            </w:r>
+            <w:r>
+              <w:rPr>
+                <w:rFonts w:ascii="Roboto" w:hAnsi="Roboto"/>
+              </w:rPr>
+              <w:t xml:space="preserve">: </w:t>
+            </w:r>
+            <w:r>
+              <w:rPr>
+                <w:rFonts w:ascii="Roboto" w:hAnsi="Roboto"/>
+              </w:rPr>
+              <w:t>40817810300076604584</w:t>
             </w:r>
           </w:p>
           <w:p>
@@ -1957,7 +5785,27 @@
               <w:rPr>
                 <w:rFonts w:ascii="Roboto" w:hAnsi="Roboto"/>
               </w:rPr>
-              <w:t>Выдан: ______________________________________</w:t>
+              <w:t xml:space="preserve">Банк: </w:t>
+            </w:r>
+            <w:r>
+              <w:rPr>
+                <w:rFonts w:ascii="Roboto" w:hAnsi="Roboto"/>
+              </w:rPr>
+              <w:t>АО "</w:t>
+            </w:r>
+            <w:proofErr w:type="spellStart"/>
+            <w:r>
+              <w:rPr>
+                <w:rFonts w:ascii="Roboto" w:hAnsi="Roboto"/>
+              </w:rPr>
+              <w:t>ТБанк</w:t>
+            </w:r>
+            <w:proofErr w:type="spellEnd"/>
+            <w:r>
+              <w:rPr>
+                <w:rFonts w:ascii="Roboto" w:hAnsi="Roboto"/>
+              </w:rPr>
+              <w:t>"</w:t>
             </w:r>
           </w:p>
           <w:p>
@@ -1970,7 +5818,13 @@
               <w:rPr>
                 <w:rFonts w:ascii="Roboto" w:hAnsi="Roboto"/>
               </w:rPr>
-              <w:t>Дата выдачи: ________________________________</w:t>
+              <w:t xml:space="preserve">БИК: </w:t>
+            </w:r>
+            <w:r>
+              <w:rPr>
+                <w:rFonts w:ascii="Roboto" w:hAnsi="Roboto"/>
+              </w:rPr>
+              <w:t>044525974</w:t>
             </w:r>
           </w:p>
           <w:p>
@@ -1983,7 +5837,13 @@
               <w:rPr>
                 <w:rFonts w:ascii="Roboto" w:hAnsi="Roboto"/>
               </w:rPr>
-              <w:t>Код подразделения: __________________________</w:t>
+              <w:t xml:space="preserve">к/с </w:t>
+            </w:r>
+            <w:r>
+              <w:rPr>
+                <w:rFonts w:ascii="Roboto" w:hAnsi="Roboto"/>
+              </w:rPr>
+              <w:t>30101810145250000974</w:t>
             </w:r>
           </w:p>
           <w:p>
@@ -1994,9 +5854,76 @@
             </w:pPr>
             <w:r>
               <w:rPr>
-                <w:rFonts w:ascii="Roboto" w:hAnsi="Roboto"/>
-              </w:rPr>
-              <w:t>Адрес регистрации: ______________________</w:t>
+                <w:noProof/>
+              </w:rPr>
+              <w:drawing>
+                <wp:anchor distT="0" distB="0" distL="114300" distR="114300" simplePos="0" relativeHeight="251659264" behindDoc="0" locked="0" layoutInCell="1" allowOverlap="1" wp14:anchorId="06AE5887" wp14:editId="6986D608">
+                  <wp:simplePos x="0" y="0"/>
+                  <wp:positionH relativeFrom="column">
+                    <wp:posOffset>-1270</wp:posOffset>
+                  </wp:positionH>
+                  <wp:positionV relativeFrom="paragraph">
+                    <wp:posOffset>104775</wp:posOffset>
+                  </wp:positionV>
+                  <wp:extent cx="1073150" cy="929250"/>
+                  <wp:effectExtent l="0" t="0" r="0" b="0"/>
+                  <wp:wrapNone/>
+                  <wp:docPr id="3" name="Рисунок 3"/>
+                  <wp:cNvGraphicFramePr>
+                    <a:graphicFrameLocks xmlns:a="http://schemas.openxmlformats.org/drawingml/2006/main" noChangeAspect="1"/>
+                  </wp:cNvGraphicFramePr>
+                  <a:graphic xmlns:a="http://schemas.openxmlformats.org/drawingml/2006/main">
+                    <a:graphicData uri="http://schemas.openxmlformats.org/drawingml/2006/picture">
+                      <pic:pic xmlns:pic="http://schemas.openxmlformats.org/drawingml/2006/picture">
+                        <pic:nvPicPr>
+                          <pic:cNvPr id="0" name="Picture 2"/>
+                          <pic:cNvPicPr>
+                            <a:picLocks noChangeAspect="1" noChangeArrowheads="1"/>
+                          </pic:cNvPicPr>
+                        </pic:nvPicPr>
+                        <pic:blipFill>
+                          <a:blip r:embed="rId7" cstate="print">
+                            <a:extLst>
+                              <a:ext uri="{28A0092B-C50C-407E-A947-70E740481C1C}">
+                                <a14:useLocalDpi xmlns:a14="http://schemas.microsoft.com/office/drawing/2010/main" val="0"/>
+                              </a:ext>
+                            </a:extLst>
+                          </a:blip>
+                          <a:srcRect/>
+                          <a:stretch>
+                            <a:fillRect/>
+                          </a:stretch>
+                        </pic:blipFill>
+                        <pic:spPr bwMode="auto">
+                          <a:xfrm>
+                            <a:off x="0" y="0"/>
+                            <a:ext cx="1073150" cy="929250"/>
+                          </a:xfrm>
+                          <a:prstGeom prst="rect">
+                            <a:avLst/>
+                          </a:prstGeom>
+                          <a:noFill/>
+                          <a:ln>
+                            <a:noFill/>
+                          </a:ln>
+                        </pic:spPr>
+                      </pic:pic>
+                    </a:graphicData>
+                  </a:graphic>
+                </wp:anchor>
+              </w:drawing>
+            </w:r>
+            <w:r>
+              <w:rPr>
+                <w:rFonts w:ascii="Roboto" w:hAnsi="Roboto"/>
+              </w:rPr>
+              <w:t>Телефон</w:t>
+            </w:r>
+            <w:r>
+              <w:rPr>
+                <w:rFonts w:ascii="Roboto" w:hAnsi="Roboto"/>
+              </w:rPr>
+              <w:t>: +79788643335</w:t>
             </w:r>
           </w:p>
           <w:p>
@@ -2008,9 +5935,81 @@
             <w:r>
               <w:rPr>
                 <w:rFonts w:ascii="Roboto" w:hAnsi="Roboto"/>
-              </w:rPr>
-              <w:t>____________________________________________</w:t>
-            </w:r>
+                <w:lang w:val="en-US"/>
+              </w:rPr>
+              <w:t>E</w:t>
+            </w:r>
+            <w:r>
+              <w:rPr>
+                <w:rFonts w:ascii="Roboto" w:hAnsi="Roboto"/>
+              </w:rPr>
+              <w:t>-</w:t>
+            </w:r>
+            <w:r>
+              <w:rPr>
+                <w:rFonts w:ascii="Roboto" w:hAnsi="Roboto"/>
+                <w:lang w:val="en-US"/>
+              </w:rPr>
+              <w:t>mail</w:t>
+            </w:r>
+            <w:r>
+              <w:rPr>
+                <w:rFonts w:ascii="Roboto" w:hAnsi="Roboto"/>
+              </w:rPr>
+              <w:t xml:space="preserve">: </w:t>
+            </w:r>
+            <w:proofErr w:type="spellStart"/>
+            <w:r>
+              <w:rPr>
+                <w:rFonts w:ascii="Roboto" w:hAnsi="Roboto"/>
+                <w:lang w:val="en-US"/>
+              </w:rPr>
+              <w:t>vlad</w:t>
+            </w:r>
+            <w:proofErr w:type="spellEnd"/>
+            <w:r>
+              <w:rPr>
+                <w:rFonts w:ascii="Roboto" w:hAnsi="Roboto"/>
+              </w:rPr>
+              <w:t>-</w:t>
+            </w:r>
+            <w:proofErr w:type="spellStart"/>
+            <w:r>
+              <w:rPr>
+                <w:rFonts w:ascii="Roboto" w:hAnsi="Roboto"/>
+                <w:lang w:val="en-US"/>
+              </w:rPr>
+              <w:t>popovich</w:t>
+            </w:r>
+            <w:proofErr w:type="spellEnd"/>
+            <w:r>
+              <w:rPr>
+                <w:rFonts w:ascii="Roboto" w:hAnsi="Roboto"/>
+              </w:rPr>
+              <w:t>@</w:t>
+            </w:r>
+            <w:r>
+              <w:rPr>
+                <w:rFonts w:ascii="Roboto" w:hAnsi="Roboto"/>
+                <w:lang w:val="en-US"/>
+              </w:rPr>
+              <w:t>mail</w:t>
+            </w:r>
+            <w:r>
+              <w:rPr>
+                <w:rFonts w:ascii="Roboto" w:hAnsi="Roboto"/>
+              </w:rPr>
+              <w:t>.</w:t>
+            </w:r>
+            <w:proofErr w:type="spellStart"/>
+            <w:r>
+              <w:rPr>
+                <w:rFonts w:ascii="Roboto" w:hAnsi="Roboto"/>
+                <w:lang w:val="en-US"/>
+              </w:rPr>
+              <w:t>ru</w:t>
+            </w:r>
+            <w:proofErr w:type="spellEnd"/>
           </w:p>
           <w:p>
             <w:pPr>
@@ -2025,12 +6024,6 @@
                 <w:rFonts w:ascii="Roboto" w:hAnsi="Roboto"/>
               </w:rPr>
             </w:pPr>
-            <w:r>
-              <w:rPr>
-                <w:rFonts w:ascii="Roboto" w:hAnsi="Roboto"/>
-              </w:rPr>
-              <w:t>Банковские реквизиты:</w:t>
-            </w:r>
           </w:p>
           <w:p>
             <w:pPr>
@@ -2042,104 +6035,19 @@
               <w:rPr>
                 <w:rFonts w:ascii="Roboto" w:hAnsi="Roboto"/>
               </w:rPr>
-              <w:t>Р/с</w:t>
-            </w:r>
-            <w:r>
-              <w:rPr>
-                <w:rFonts w:ascii="Roboto" w:hAnsi="Roboto"/>
-              </w:rPr>
-              <w:t xml:space="preserve">: </w:t>
-            </w:r>
-            <w:r>
-              <w:rPr>
-                <w:rFonts w:ascii="Roboto" w:hAnsi="Roboto"/>
-              </w:rPr>
-              <w:t>_______________________</w:t>
-            </w:r>
-          </w:p>
-          <w:p>
-            <w:pPr>
-              <w:rPr>
-                <w:rFonts w:ascii="Roboto" w:hAnsi="Roboto"/>
-              </w:rPr>
-            </w:pPr>
-            <w:r>
-              <w:rPr>
-                <w:rFonts w:ascii="Roboto" w:hAnsi="Roboto"/>
-              </w:rPr>
-              <w:t>Банк: _______________________________________</w:t>
-            </w:r>
-          </w:p>
-          <w:p>
-            <w:pPr>
-              <w:rPr>
-                <w:rFonts w:ascii="Roboto" w:hAnsi="Roboto"/>
-              </w:rPr>
-            </w:pPr>
-            <w:r>
-              <w:rPr>
-                <w:rFonts w:ascii="Roboto" w:hAnsi="Roboto"/>
-              </w:rPr>
-              <w:t>БИК: _______________________________________</w:t>
-            </w:r>
-          </w:p>
-          <w:p>
-            <w:pPr>
-              <w:rPr>
-                <w:rFonts w:ascii="Roboto" w:hAnsi="Roboto"/>
-              </w:rPr>
-            </w:pPr>
-            <w:r>
-              <w:rPr>
-                <w:rFonts w:ascii="Roboto" w:hAnsi="Roboto"/>
-              </w:rPr>
-              <w:t>Телефон: ____________________________________</w:t>
-            </w:r>
-          </w:p>
-          <w:p>
-            <w:pPr>
-              <w:rPr>
-                <w:rFonts w:ascii="Roboto" w:hAnsi="Roboto"/>
-              </w:rPr>
-            </w:pPr>
-            <w:r>
-              <w:rPr>
-                <w:rFonts w:ascii="Roboto" w:hAnsi="Roboto"/>
-              </w:rPr>
-              <w:t>E-mail: _____________________________________</w:t>
-            </w:r>
-          </w:p>
-          <w:p>
-            <w:pPr>
-              <w:rPr>
-                <w:rFonts w:ascii="Roboto" w:hAnsi="Roboto"/>
-              </w:rPr>
-            </w:pPr>
-          </w:p>
-          <w:p>
-            <w:pPr>
-              <w:rPr>
-                <w:rFonts w:ascii="Roboto" w:hAnsi="Roboto"/>
-              </w:rPr>
-            </w:pPr>
-            <w:r>
-              <w:rPr>
-                <w:rFonts w:ascii="Roboto" w:hAnsi="Roboto"/>
-              </w:rPr>
-              <w:t>Подпись:</w:t>
-            </w:r>
-          </w:p>
-          <w:p>
-            <w:pPr>
-              <w:rPr>
-                <w:rFonts w:ascii="Roboto" w:hAnsi="Roboto"/>
-              </w:rPr>
-            </w:pPr>
-            <w:r>
-              <w:rPr>
-                <w:rFonts w:ascii="Roboto" w:hAnsi="Roboto"/>
-              </w:rPr>
-              <w:t xml:space="preserve"> _________________ / _________________ /</w:t>
+              <w:t xml:space="preserve">_________________ / </w:t>
+            </w:r>
+            <w:r>
+              <w:rPr>
+                <w:rFonts w:ascii="Roboto" w:hAnsi="Roboto"/>
+              </w:rPr>
+              <w:t>Попович В.П.</w:t>
+            </w:r>
+            <w:r>
+              <w:rPr>
+                <w:rFonts w:ascii="Roboto" w:hAnsi="Roboto"/>
+              </w:rPr>
+              <w:t xml:space="preserve"> /</w:t>
             </w:r>
           </w:p>
           <w:p>
@@ -2154,20 +6062,37 @@
     </w:tbl>
     <w:p>
       <w:pPr>
-        <w:rPr>
-          <w:rFonts w:ascii="Roboto" w:hAnsi="Roboto"/>
-        </w:rPr>
-      </w:pPr>
-    </w:p>
-    <w:p>
-      <w:pPr>
-        <w:rPr>
-          <w:rFonts w:ascii="Roboto" w:hAnsi="Roboto"/>
-        </w:rPr>
-      </w:pPr>
+        <w:jc w:val="center"/>
+        <w:rPr>
+          <w:rFonts w:ascii="Roboto" w:hAnsi="Roboto"/>
+        </w:rPr>
+      </w:pPr>
+    </w:p>
+    <w:p>
+      <w:pPr>
+        <w:rPr>
+          <w:rFonts w:ascii="Roboto" w:hAnsi="Roboto"/>
+        </w:rPr>
+      </w:pPr>
+    </w:p>
+    <w:p>
+      <w:pPr>
+        <w:tabs>
+          <w:tab w:val="left" w:pos="5400"/>
+        </w:tabs>
+        <w:rPr>
+          <w:rFonts w:ascii="Roboto" w:hAnsi="Roboto"/>
+        </w:rPr>
+      </w:pPr>
+      <w:r>
+        <w:rPr>
+          <w:rFonts w:ascii="Roboto" w:hAnsi="Roboto"/>
+        </w:rPr>
+        <w:tab/>
+      </w:r>
     </w:p>
     <w:sectPr>
-      <w:footerReference w:type="default" r:id="rId7"/>
+      <w:footerReference w:type="default" r:id="rId8"/>
       <w:pgSz w:w="11906" w:h="16838"/>
       <w:pgMar w:top="1134" w:right="850" w:bottom="1134" w:left="1701" w:header="709" w:footer="709" w:gutter="0"/>
       <w:cols w:space="708"/>
@@ -2209,7 +6134,68 @@
       <w:pStyle w:val="a7"/>
     </w:pPr>
     <w:r>
-      <w:t>_____________/_________________                                                _________________/_______________</w:t>
+      <w:rPr>
+        <w:noProof/>
+      </w:rPr>
+      <w:drawing>
+        <wp:anchor distT="0" distB="0" distL="114300" distR="114300" simplePos="0" relativeHeight="251659264" behindDoc="0" locked="0" layoutInCell="1" allowOverlap="1" wp14:anchorId="316EF85C" wp14:editId="093AA3BD">
+          <wp:simplePos x="0" y="0"/>
+          <wp:positionH relativeFrom="column">
+            <wp:posOffset>3688715</wp:posOffset>
+          </wp:positionH>
+          <wp:positionV relativeFrom="paragraph">
+            <wp:posOffset>-508000</wp:posOffset>
+          </wp:positionV>
+          <wp:extent cx="1073150" cy="929250"/>
+          <wp:effectExtent l="0" t="0" r="0" b="0"/>
+          <wp:wrapNone/>
+          <wp:docPr id="2" name="Рисунок 2"/>
+          <wp:cNvGraphicFramePr>
+            <a:graphicFrameLocks xmlns:a="http://schemas.openxmlformats.org/drawingml/2006/main" noChangeAspect="1"/>
+          </wp:cNvGraphicFramePr>
+          <a:graphic xmlns:a="http://schemas.openxmlformats.org/drawingml/2006/main">
+            <a:graphicData uri="http://schemas.openxmlformats.org/drawingml/2006/picture">
+              <pic:pic xmlns:pic="http://schemas.openxmlformats.org/drawingml/2006/picture">
+                <pic:nvPicPr>
+                  <pic:cNvPr id="0" name="Picture 2"/>
+                  <pic:cNvPicPr>
+                    <a:picLocks noChangeAspect="1" noChangeArrowheads="1"/>
+                  </pic:cNvPicPr>
+                </pic:nvPicPr>
+                <pic:blipFill>
+                  <a:blip r:embed="rId1">
+                    <a:extLst>
+                      <a:ext uri="{28A0092B-C50C-407E-A947-70E740481C1C}">
+                        <a14:useLocalDpi xmlns:a14="http://schemas.microsoft.com/office/drawing/2010/main" val="0"/>
+                      </a:ext>
+                    </a:extLst>
+                  </a:blip>
+                  <a:srcRect/>
+                  <a:stretch>
+                    <a:fillRect/>
+                  </a:stretch>
+                </pic:blipFill>
+                <pic:spPr bwMode="auto">
+                  <a:xfrm>
+                    <a:off x="0" y="0"/>
+                    <a:ext cx="1073150" cy="929250"/>
+                  </a:xfrm>
+                  <a:prstGeom prst="rect">
+                    <a:avLst/>
+                  </a:prstGeom>
+                  <a:noFill/>
+                  <a:ln>
+                    <a:noFill/>
+                  </a:ln>
+                </pic:spPr>
+              </pic:pic>
+            </a:graphicData>
+          </a:graphic>
+        </wp:anchor>
+      </w:drawing>
+    </w:r>
+    <w:r>
+      <w:t>_____________/_________________                                                _________________/Попович В.П.</w:t>
     </w:r>
   </w:p>
 </w:ftr>
